--- a/assets/docs/lop4/Lich su va Dia li - Lop 4.docx
+++ b/assets/docs/lop4/Lich su va Dia li - Lop 4.docx
@@ -1192,6 +1192,7 @@
                 <w:i w:val="0"/>
                 <w:sz w:val="18"/>
               </w:rPr>
+              <w:t>KNS: KN tôn trọng sự khác biệt về văn hoá, phong tục giữa các vùng miền, dân tộc.</w:t>
             </w:r>
           </w:p>
         </w:tc>
@@ -1425,6 +1426,19 @@
               <w:t>NLS-KT: Khai thác lược đồ, bản đồ, tranh ảnh, tư liệu lịch sử – địa lí số đáng tin cậy (có hướng dẫn).</w:t>
             </w:r>
           </w:p>
+          <w:p>
+            <w:pPr>
+              <w:spacing w:after="0"/>
+            </w:pPr>
+            <w:r>
+              <w:rPr>
+                <w:b w:val="0"/>
+                <w:i w:val="0"/>
+                <w:sz w:val="18"/>
+              </w:rPr>
+              <w:t>QPAN: Liên hệ vai trò của mỗi vùng đối với quốc phòng, an ninh; giáo dục nhận biết chủ quyền lãnh thổ; có ý thức chấp hành pháp luật, nhất là pháp luật giao thông.</w:t>
+            </w:r>
+          </w:p>
         </w:tc>
         <w:tc>
           <w:tcPr>
@@ -1767,6 +1781,20 @@
                 <w:i w:val="0"/>
                 <w:sz w:val="18"/>
               </w:rPr>
+              <w:t>QPAN: Liên hệ vai trò của mỗi vùng đối với quốc phòng, an ninh; giáo dục nhận biết chủ quyền lãnh thổ; có ý thức chấp hành pháp luật, nhất là pháp luật giao thông.</w:t>
+            </w:r>
+          </w:p>
+          <w:p>
+            <w:pPr>
+              <w:spacing w:after="0"/>
+            </w:pPr>
+            <w:r>
+              <w:rPr>
+                <w:b w:val="0"/>
+                <w:i w:val="0"/>
+                <w:sz w:val="18"/>
+              </w:rPr>
+              <w:t>KNS: KN tôn trọng sự khác biệt về văn hoá, phong tục giữa các vùng miền, dân tộc.</w:t>
             </w:r>
           </w:p>
         </w:tc>
@@ -2473,6 +2501,19 @@
               <w:t>GDĐP: đối chiếu tài liệu GDĐP của tỉnh</w:t>
             </w:r>
           </w:p>
+          <w:p>
+            <w:pPr>
+              <w:spacing w:after="0"/>
+            </w:pPr>
+            <w:r>
+              <w:rPr>
+                <w:b w:val="0"/>
+                <w:i w:val="0"/>
+                <w:sz w:val="18"/>
+              </w:rPr>
+              <w:t>QPAN: Liên hệ vai trò của mỗi vùng đối với quốc phòng, an ninh; giáo dục nhận biết chủ quyền lãnh thổ; có ý thức chấp hành pháp luật, nhất là pháp luật giao thông.</w:t>
+            </w:r>
+          </w:p>
         </w:tc>
         <w:tc>
           <w:tcPr>
@@ -2932,6 +2973,20 @@
                 <w:i w:val="0"/>
                 <w:sz w:val="18"/>
               </w:rPr>
+              <w:t>QPAN: Liên hệ vai trò của mỗi vùng đối với quốc phòng, an ninh; giáo dục nhận biết chủ quyền lãnh thổ; có ý thức chấp hành pháp luật, nhất là pháp luật giao thông.</w:t>
+            </w:r>
+          </w:p>
+          <w:p>
+            <w:pPr>
+              <w:spacing w:after="0"/>
+            </w:pPr>
+            <w:r>
+              <w:rPr>
+                <w:b w:val="0"/>
+                <w:i w:val="0"/>
+                <w:sz w:val="18"/>
+              </w:rPr>
+              <w:t>KNS: KN tôn trọng sự khác biệt về văn hoá, phong tục giữa các vùng miền, dân tộc.</w:t>
             </w:r>
           </w:p>
         </w:tc>
@@ -3166,6 +3221,19 @@
               <w:t>NLS-KT: Khai thác lược đồ, bản đồ, tranh ảnh, tư liệu lịch sử – địa lí số đáng tin cậy (có hướng dẫn).</w:t>
             </w:r>
           </w:p>
+          <w:p>
+            <w:pPr>
+              <w:spacing w:after="0"/>
+            </w:pPr>
+            <w:r>
+              <w:rPr>
+                <w:b w:val="0"/>
+                <w:i w:val="0"/>
+                <w:sz w:val="18"/>
+              </w:rPr>
+              <w:t>QPAN: Liên hệ vai trò của mỗi vùng đối với quốc phòng, an ninh; giáo dục nhận biết chủ quyền lãnh thổ; có ý thức chấp hành pháp luật, nhất là pháp luật giao thông.</w:t>
+            </w:r>
+          </w:p>
         </w:tc>
         <w:tc>
           <w:tcPr>
@@ -3513,6 +3581,19 @@
               <w:t>Bổ sung bài còn thiếu theo mục lục SGK (Tổ CM đối chiếu SGK)</w:t>
             </w:r>
           </w:p>
+          <w:p>
+            <w:pPr>
+              <w:spacing w:after="0"/>
+            </w:pPr>
+            <w:r>
+              <w:rPr>
+                <w:b w:val="0"/>
+                <w:i w:val="0"/>
+                <w:sz w:val="18"/>
+              </w:rPr>
+              <w:t>QPAN: Liên hệ vai trò của mỗi vùng đối với quốc phòng, an ninh; giáo dục nhận biết chủ quyền lãnh thổ; có ý thức chấp hành pháp luật, nhất là pháp luật giao thông.</w:t>
+            </w:r>
+          </w:p>
         </w:tc>
         <w:tc>
           <w:tcPr>
@@ -3741,6 +3822,20 @@
                 <w:i w:val="0"/>
                 <w:sz w:val="18"/>
               </w:rPr>
+              <w:t>QPAN: Liên hệ vai trò của mỗi vùng đối với quốc phòng, an ninh; giáo dục nhận biết chủ quyền lãnh thổ; có ý thức chấp hành pháp luật, nhất là pháp luật giao thông.</w:t>
+            </w:r>
+          </w:p>
+          <w:p>
+            <w:pPr>
+              <w:spacing w:after="0"/>
+            </w:pPr>
+            <w:r>
+              <w:rPr>
+                <w:b w:val="0"/>
+                <w:i w:val="0"/>
+                <w:sz w:val="18"/>
+              </w:rPr>
+              <w:t>KNS: KN tôn trọng sự khác biệt về văn hoá, phong tục giữa các vùng miền, dân tộc.</w:t>
             </w:r>
           </w:p>
         </w:tc>
@@ -3855,6 +3950,7 @@
                 <w:i w:val="0"/>
                 <w:sz w:val="18"/>
               </w:rPr>
+              <w:t>QPAN: Liên hệ vai trò của mỗi vùng đối với quốc phòng, an ninh; giáo dục nhận biết chủ quyền lãnh thổ; có ý thức chấp hành pháp luật, nhất là pháp luật giao thông.</w:t>
             </w:r>
           </w:p>
         </w:tc>
@@ -4085,6 +4181,7 @@
                 <w:i w:val="0"/>
                 <w:sz w:val="18"/>
               </w:rPr>
+              <w:t>QPAN: Giáo dục truyền thống dựng nước và giữ nước, tinh thần chống giặc ngoại xâm của dân tộc; bồi dưỡng niềm tự hào dân tộc và lòng biết ơn các anh hùng, liệt sĩ đã hi sinh bảo vệ Tổ quốc.</w:t>
             </w:r>
           </w:p>
         </w:tc>
@@ -4918,6 +5015,19 @@
               <w:t>NLS-KT: Khai thác lược đồ, bản đồ, tranh ảnh, tư liệu lịch sử – địa lí số đáng tin cậy (có hướng dẫn). | Điều chỉnh 6 tiết còn 5 tiết; chương trình còn thiếu Bài 14 theo mục lục SGK — Tổ CM rà soát, bổ sung.</w:t>
             </w:r>
           </w:p>
+          <w:p>
+            <w:pPr>
+              <w:spacing w:after="0"/>
+            </w:pPr>
+            <w:r>
+              <w:rPr>
+                <w:b w:val="0"/>
+                <w:i w:val="0"/>
+                <w:sz w:val="18"/>
+              </w:rPr>
+              <w:t>QPAN: Liên hệ vai trò của mỗi vùng đối với quốc phòng, an ninh; giáo dục nhận biết chủ quyền lãnh thổ; có ý thức chấp hành pháp luật, nhất là pháp luật giao thông.</w:t>
+            </w:r>
+          </w:p>
         </w:tc>
         <w:tc>
           <w:tcPr>
@@ -5490,6 +5600,20 @@
                 <w:i w:val="0"/>
                 <w:sz w:val="18"/>
               </w:rPr>
+              <w:t>QPAN: Liên hệ vai trò của mỗi vùng đối với quốc phòng, an ninh; giáo dục nhận biết chủ quyền lãnh thổ; có ý thức chấp hành pháp luật, nhất là pháp luật giao thông.</w:t>
+            </w:r>
+          </w:p>
+          <w:p>
+            <w:pPr>
+              <w:spacing w:after="0"/>
+            </w:pPr>
+            <w:r>
+              <w:rPr>
+                <w:b w:val="0"/>
+                <w:i w:val="0"/>
+                <w:sz w:val="18"/>
+              </w:rPr>
+              <w:t>KNS: KN tôn trọng sự khác biệt về văn hoá, phong tục giữa các vùng miền, dân tộc.</w:t>
             </w:r>
           </w:p>
         </w:tc>
@@ -5950,6 +6074,20 @@
                 <w:i w:val="0"/>
                 <w:sz w:val="18"/>
               </w:rPr>
+              <w:t>QPAN: Liên hệ vai trò của mỗi vùng đối với quốc phòng, an ninh; giáo dục nhận biết chủ quyền lãnh thổ; có ý thức chấp hành pháp luật, nhất là pháp luật giao thông.</w:t>
+            </w:r>
+          </w:p>
+          <w:p>
+            <w:pPr>
+              <w:spacing w:after="0"/>
+            </w:pPr>
+            <w:r>
+              <w:rPr>
+                <w:b w:val="0"/>
+                <w:i w:val="0"/>
+                <w:sz w:val="18"/>
+              </w:rPr>
+              <w:t>KNS: KN tôn trọng sự khác biệt về văn hoá, phong tục giữa các vùng miền, dân tộc.</w:t>
             </w:r>
           </w:p>
         </w:tc>
@@ -6410,6 +6548,20 @@
                 <w:i w:val="0"/>
                 <w:sz w:val="18"/>
               </w:rPr>
+              <w:t>QPAN: Giáo dục truyền thống dựng nước và giữ nước, tinh thần chống giặc ngoại xâm của dân tộc; bồi dưỡng niềm tự hào dân tộc và lòng biết ơn các anh hùng, liệt sĩ đã hi sinh bảo vệ Tổ quốc.</w:t>
+            </w:r>
+          </w:p>
+          <w:p>
+            <w:pPr>
+              <w:spacing w:after="0"/>
+            </w:pPr>
+            <w:r>
+              <w:rPr>
+                <w:b w:val="0"/>
+                <w:i w:val="0"/>
+                <w:sz w:val="18"/>
+              </w:rPr>
+              <w:t>KNS: KN ứng phó với thiên tai thường gặp ở địa phương.</w:t>
             </w:r>
           </w:p>
         </w:tc>
@@ -6526,6 +6678,7 @@
                 <w:i w:val="0"/>
                 <w:sz w:val="18"/>
               </w:rPr>
+              <w:t>QPAN: Liên hệ vai trò của mỗi vùng đối với quốc phòng, an ninh; giáo dục nhận biết chủ quyền lãnh thổ; có ý thức chấp hành pháp luật, nhất là pháp luật giao thông.</w:t>
             </w:r>
           </w:p>
         </w:tc>
@@ -7104,6 +7257,19 @@
               <w:t>NLS-KT: Khai thác lược đồ, bản đồ, tranh ảnh, tư liệu lịch sử – địa lí số đáng tin cậy (có hướng dẫn).</w:t>
             </w:r>
           </w:p>
+          <w:p>
+            <w:pPr>
+              <w:spacing w:after="0"/>
+            </w:pPr>
+            <w:r>
+              <w:rPr>
+                <w:b w:val="0"/>
+                <w:i w:val="0"/>
+                <w:sz w:val="18"/>
+              </w:rPr>
+              <w:t>QPAN: Liên hệ vai trò của mỗi vùng đối với quốc phòng, an ninh; giáo dục nhận biết chủ quyền lãnh thổ; có ý thức chấp hành pháp luật, nhất là pháp luật giao thông.</w:t>
+            </w:r>
+          </w:p>
         </w:tc>
         <w:tc>
           <w:tcPr>
@@ -7336,6 +7502,19 @@
               <w:t>NLS-KT: Khai thác lược đồ, bản đồ, tranh ảnh, tư liệu lịch sử – địa lí số đáng tin cậy (có hướng dẫn).</w:t>
             </w:r>
           </w:p>
+          <w:p>
+            <w:pPr>
+              <w:spacing w:after="0"/>
+            </w:pPr>
+            <w:r>
+              <w:rPr>
+                <w:b w:val="0"/>
+                <w:i w:val="0"/>
+                <w:sz w:val="18"/>
+              </w:rPr>
+              <w:t>QPAN: Liên hệ vai trò của mỗi vùng đối với quốc phòng, an ninh; giáo dục nhận biết chủ quyền lãnh thổ; có ý thức chấp hành pháp luật, nhất là pháp luật giao thông.</w:t>
+            </w:r>
+          </w:p>
         </w:tc>
         <w:tc>
           <w:tcPr>
@@ -7794,6 +7973,20 @@
                 <w:i w:val="0"/>
                 <w:sz w:val="18"/>
               </w:rPr>
+              <w:t>QPAN: Liên hệ vai trò của mỗi vùng đối với quốc phòng, an ninh; giáo dục nhận biết chủ quyền lãnh thổ; có ý thức chấp hành pháp luật, nhất là pháp luật giao thông.</w:t>
+            </w:r>
+          </w:p>
+          <w:p>
+            <w:pPr>
+              <w:spacing w:after="0"/>
+            </w:pPr>
+            <w:r>
+              <w:rPr>
+                <w:b w:val="0"/>
+                <w:i w:val="0"/>
+                <w:sz w:val="18"/>
+              </w:rPr>
+              <w:t>KNS: KN tôn trọng sự khác biệt về văn hoá, phong tục giữa các vùng miền, dân tộc.</w:t>
             </w:r>
           </w:p>
         </w:tc>
@@ -8024,6 +8217,20 @@
                 <w:i w:val="0"/>
                 <w:sz w:val="18"/>
               </w:rPr>
+              <w:t>QPAN: Giáo dục truyền thống dựng nước và giữ nước, tinh thần chống giặc ngoại xâm của dân tộc; bồi dưỡng niềm tự hào dân tộc và lòng biết ơn các anh hùng, liệt sĩ đã hi sinh bảo vệ Tổ quốc.</w:t>
+            </w:r>
+          </w:p>
+          <w:p>
+            <w:pPr>
+              <w:spacing w:after="0"/>
+            </w:pPr>
+            <w:r>
+              <w:rPr>
+                <w:b w:val="0"/>
+                <w:i w:val="0"/>
+                <w:sz w:val="18"/>
+              </w:rPr>
+              <w:t>KNS: KN ứng phó với thiên tai thường gặp ở địa phương.</w:t>
             </w:r>
           </w:p>
         </w:tc>
@@ -8254,6 +8461,7 @@
                 <w:i w:val="0"/>
                 <w:sz w:val="18"/>
               </w:rPr>
+              <w:t>QPAN: Liên hệ vai trò của mỗi vùng đối với quốc phòng, an ninh; giáo dục nhận biết chủ quyền lãnh thổ; có ý thức chấp hành pháp luật, nhất là pháp luật giao thông.</w:t>
             </w:r>
           </w:p>
         </w:tc>
@@ -8484,6 +8692,7 @@
                 <w:i w:val="0"/>
                 <w:sz w:val="18"/>
               </w:rPr>
+              <w:t>QPAN: Liên hệ vai trò của mỗi vùng đối với quốc phòng, an ninh; giáo dục nhận biết chủ quyền lãnh thổ; có ý thức chấp hành pháp luật, nhất là pháp luật giao thông.</w:t>
             </w:r>
           </w:p>
         </w:tc>

--- a/assets/docs/lop4/Lich su va Dia li - Lop 4.docx
+++ b/assets/docs/lop4/Lich su va Dia li - Lop 4.docx
@@ -1192,6 +1192,45 @@
                 <w:i w:val="0"/>
                 <w:sz w:val="18"/>
               </w:rPr>
+              <w:t>NLS-KT (Cơ bản 2): Ở bài “Lịch sử và văn hoá truyền thống địa phương em”, HS dùng bản đồ số do GV mở để tìm vị trí xã mình</w:t>
+            </w:r>
+          </w:p>
+          <w:p>
+            <w:pPr>
+              <w:spacing w:after="0"/>
+            </w:pPr>
+            <w:r>
+              <w:rPr>
+                <w:b w:val="0"/>
+                <w:i w:val="0"/>
+                <w:sz w:val="18"/>
+              </w:rPr>
+              <w:t>NLS-GT (Cơ bản 2): Khi giới thiệu trang phục, món ăn, lễ hội của địa phương, GV gõ ý kiến từng nhóm vào bảng chiếu trên màn hình theo ba cột</w:t>
+            </w:r>
+          </w:p>
+          <w:p>
+            <w:pPr>
+              <w:spacing w:after="0"/>
+            </w:pPr>
+            <w:r>
+              <w:rPr>
+                <w:b w:val="0"/>
+                <w:i w:val="0"/>
+                <w:sz w:val="18"/>
+              </w:rPr>
+              <w:t>NLS-AT: HS chỉ dùng bản đồ, ảnh do thầy cô mở và nói rõ nguồn tư liệu</w:t>
+            </w:r>
+          </w:p>
+          <w:p>
+            <w:pPr>
+              <w:spacing w:after="0"/>
+            </w:pPr>
+            <w:r>
+              <w:rPr>
+                <w:b w:val="0"/>
+                <w:i w:val="0"/>
+                <w:sz w:val="18"/>
+              </w:rPr>
               <w:t>KNS: KN tôn trọng sự khác biệt về văn hoá, phong tục giữa các vùng miền, dân tộc.</w:t>
             </w:r>
           </w:p>
@@ -1307,6 +1346,33 @@
                 <w:i w:val="0"/>
                 <w:sz w:val="18"/>
               </w:rPr>
+              <w:t>NLS-KT (Cơ bản 2): GV chiếu đoạn phim ngắn về ngày Tết và tranh minh hoạ truyền thuyết Bánh chưng, bánh giầy; HS xem, chỉ ra nguyên liệu</w:t>
+            </w:r>
+          </w:p>
+          <w:p>
+            <w:pPr>
+              <w:spacing w:after="0"/>
+            </w:pPr>
+            <w:r>
+              <w:rPr>
+                <w:b w:val="0"/>
+                <w:i w:val="0"/>
+                <w:sz w:val="18"/>
+              </w:rPr>
+              <w:t>NLS-ST (Cơ bản 2): Mỗi nhóm làm một trang giới thiệu phong tục gói bánh chưng ở địa phương gồm ảnh hoặc tranh vẽ</w:t>
+            </w:r>
+          </w:p>
+          <w:p>
+            <w:pPr>
+              <w:spacing w:after="0"/>
+            </w:pPr>
+            <w:r>
+              <w:rPr>
+                <w:b w:val="0"/>
+                <w:i w:val="0"/>
+                <w:sz w:val="18"/>
+              </w:rPr>
+              <w:t>NLS-AT: Ảnh gia đình gói bánh chỉ dùng khi người trong ảnh đồng ý</w:t>
             </w:r>
           </w:p>
         </w:tc>

--- a/assets/docs/lop4/Lich su va Dia li - Lop 4.docx
+++ b/assets/docs/lop4/Lich su va Dia li - Lop 4.docx
@@ -624,7 +624,7 @@
                 <w:i w:val="0"/>
                 <w:sz w:val="18"/>
               </w:rPr>
-              <w:t>NLS-KT (Cơ bản 2): GV chiếu hình 1 SGK, mở bản đồ số Việt Nam trên máy chiếu; HS lên phóng to, thu nhỏ, chỉ bảng chú giải, tìm tỉnh mình</w:t>
+              <w:t>NLS-KT (Cơ bản 2): Khi dạy “Làm quen với phương tiện học tập môn Lịch sử và Địa lí”</w:t>
             </w:r>
           </w:p>
           <w:p>
@@ -637,7 +637,7 @@
                 <w:i w:val="0"/>
                 <w:sz w:val="18"/>
               </w:rPr>
-              <w:t>AI-NB (Cơ bản 2, QĐ 2422: 4.A3.1): GV dùng AI tạo hình minh hoạ bản đồ đặt cạnh bản đồ thật SGK; HS chỉ chỗ hình máy tạo thiếu chú giải, sai địa danh</w:t>
+              <w:t>AI-NB (Cơ bản 2, QĐ 2422: 4.A3.1): GV dùng công cụ AI tạo một hình vẽ minh hoạ bản đồ và đặt cạnh ảnh bản đồ thật trong SGK</w:t>
             </w:r>
           </w:p>
           <w:p>
@@ -650,7 +650,7 @@
                 <w:i w:val="0"/>
                 <w:sz w:val="18"/>
               </w:rPr>
-              <w:t>NLS-AT: Chỉ dùng bản đồ Nhà nước ban hành; không chia sẻ tư liệu chưa kiểm chứng.</w:t>
+              <w:t>NLS-AT: Chỉ dùng bản đồ do Nhà nước Việt Nam ban hành hoặc nguồn GV chỉ định — một</w:t>
             </w:r>
           </w:p>
         </w:tc>
@@ -765,33 +765,6 @@
                 <w:i w:val="0"/>
                 <w:sz w:val="18"/>
               </w:rPr>
-              <w:t>NLS-KT (Cơ bản 2): GV chiếu bảng số liệu, biểu đồ, trục thời gian SGK lên máy chiếu, hướng dẫn đọc đơn vị, mốc thời gian; HS chỉ số liệu lớn nhất</w:t>
-            </w:r>
-          </w:p>
-          <w:p>
-            <w:pPr>
-              <w:spacing w:after="0"/>
-            </w:pPr>
-            <w:r>
-              <w:rPr>
-                <w:b w:val="0"/>
-                <w:i w:val="0"/>
-                <w:sz w:val="18"/>
-              </w:rPr>
-              <w:t>AI-NB (Cơ bản 2, QĐ 2422: 4.D2.1): GV dùng AI tạo câu trắc nghiệm về đọc bảng số liệu, biểu đồ; HS làm theo cặp, phát hiện câu máy hỏi chưa đúng SGK</w:t>
-            </w:r>
-          </w:p>
-          <w:p>
-            <w:pPr>
-              <w:spacing w:after="0"/>
-            </w:pPr>
-            <w:r>
-              <w:rPr>
-                <w:b w:val="0"/>
-                <w:i w:val="0"/>
-                <w:sz w:val="18"/>
-              </w:rPr>
-              <w:t>NLS-AT: Chỉ dùng bản đồ Nhà nước ban hành; không chia sẻ tư liệu chưa kiểm chứng.</w:t>
             </w:r>
           </w:p>
         </w:tc>
@@ -908,7 +881,7 @@
                 <w:i w:val="0"/>
                 <w:sz w:val="18"/>
               </w:rPr>
-              <w:t>NLS-KT (Cơ bản 2): GV mở bản đồ hành chính Việt Nam dạng số, HS lên chỉ tỉnh Nghệ An; mở ảnh vệ tinh để nhận ra núi, đồng bằng</w:t>
+              <w:t>NLS-KT (Cơ bản 2): GV mở bản đồ hành chính Việt Nam dạng số trên máy chiếu, HS lên chỉ vị trí tỉnh Nghệ An, đọc tên tỉnh và nước tiếp giáp</w:t>
             </w:r>
           </w:p>
           <w:p>
@@ -921,7 +894,7 @@
                 <w:i w:val="0"/>
                 <w:sz w:val="18"/>
               </w:rPr>
-              <w:t>NLS-ST (Cơ bản 2): Nhóm 4 hoàn thành bảng thông tin tỉnh tiếp giáp, các mùa, đường giao thông ở Nghệ An; GV chụp bảng nhóm chiếu lên tivi, chốt bảng chung</w:t>
+              <w:t>NLS-ST (Cơ bản 2): Nhóm 4 hoàn thành bảng thông tin về tỉnh tiếp giáp, các mùa trong năm, loại đường giao thông ở Nghệ An trên bảng nhóm</w:t>
             </w:r>
           </w:p>
           <w:p>
@@ -934,7 +907,7 @@
                 <w:i w:val="0"/>
                 <w:sz w:val="18"/>
               </w:rPr>
-              <w:t>NLS-AT: Xin phép trước khi chụp ảnh người khác; tư liệu địa phương ghi rõ nguồn.</w:t>
+              <w:t>NLS-AT: Xin phép trước khi ghi âm, chụp ảnh người khác và nói rõ dùng cho bài học</w:t>
             </w:r>
           </w:p>
         </w:tc>
@@ -1049,33 +1022,6 @@
                 <w:i w:val="0"/>
                 <w:sz w:val="18"/>
               </w:rPr>
-              <w:t>NLS-KT (Cơ bản 2): GV cho HS nghe dân ca ví, giặm qua loa lớp, chiếu ảnh, video hoạt động kinh tế ở Nghệ An; HS ghi bảng thông tin</w:t>
-            </w:r>
-          </w:p>
-          <w:p>
-            <w:pPr>
-              <w:spacing w:after="0"/>
-            </w:pPr>
-            <w:r>
-              <w:rPr>
-                <w:b w:val="0"/>
-                <w:i w:val="0"/>
-                <w:sz w:val="18"/>
-              </w:rPr>
-              <w:t>NLS-ST (Cơ bản 2): Nhóm 4 hoàn thành bảng thông tin kinh tế, du lịch Nghệ An, thêm một việc bảo vệ môi trường; GV chụp bảng nhóm chiếu lên tivi</w:t>
-            </w:r>
-          </w:p>
-          <w:p>
-            <w:pPr>
-              <w:spacing w:after="0"/>
-            </w:pPr>
-            <w:r>
-              <w:rPr>
-                <w:b w:val="0"/>
-                <w:i w:val="0"/>
-                <w:sz w:val="18"/>
-              </w:rPr>
-              <w:t>NLS-AT: Xin phép trước khi chụp ảnh người khác; tư liệu địa phương ghi rõ nguồn.</w:t>
             </w:r>
           </w:p>
         </w:tc>
@@ -1346,33 +1292,6 @@
                 <w:i w:val="0"/>
                 <w:sz w:val="18"/>
               </w:rPr>
-              <w:t>NLS-KT (Cơ bản 2): GV chiếu đoạn phim ngắn về ngày Tết và tranh minh hoạ truyền thuyết Bánh chưng, bánh giầy; HS xem, chỉ ra nguyên liệu</w:t>
-            </w:r>
-          </w:p>
-          <w:p>
-            <w:pPr>
-              <w:spacing w:after="0"/>
-            </w:pPr>
-            <w:r>
-              <w:rPr>
-                <w:b w:val="0"/>
-                <w:i w:val="0"/>
-                <w:sz w:val="18"/>
-              </w:rPr>
-              <w:t>NLS-ST (Cơ bản 2): Mỗi nhóm làm một trang giới thiệu phong tục gói bánh chưng ở địa phương gồm ảnh hoặc tranh vẽ</w:t>
-            </w:r>
-          </w:p>
-          <w:p>
-            <w:pPr>
-              <w:spacing w:after="0"/>
-            </w:pPr>
-            <w:r>
-              <w:rPr>
-                <w:b w:val="0"/>
-                <w:i w:val="0"/>
-                <w:sz w:val="18"/>
-              </w:rPr>
-              <w:t>NLS-AT: Ảnh gia đình gói bánh chỉ dùng khi người trong ảnh đồng ý</w:t>
             </w:r>
           </w:p>
         </w:tc>
@@ -1489,7 +1408,33 @@
                 <w:i w:val="0"/>
                 <w:sz w:val="18"/>
               </w:rPr>
-              <w:t>NLS-KT: Khai thác lược đồ, bản đồ, tranh ảnh, tư liệu lịch sử – địa lí số đáng tin cậy (có hướng dẫn).</w:t>
+              <w:t>NLS-KT (Cơ bản 2): GV dùng bản đồ số có nhiều lớp để dạy “Thiên nhiên vùng Trung du và miền núi phía Bắc”: bật lớp địa hình xem đồi núi và</w:t>
+            </w:r>
+          </w:p>
+          <w:p>
+            <w:pPr>
+              <w:spacing w:after="0"/>
+            </w:pPr>
+            <w:r>
+              <w:rPr>
+                <w:b w:val="0"/>
+                <w:i w:val="0"/>
+                <w:sz w:val="18"/>
+              </w:rPr>
+              <w:t>NLS-GQVĐ (Cơ bản 2): HS tra bảng số liệu nhiệt độ, lượng mưa của vùng từ nguồn chính thống</w:t>
+            </w:r>
+          </w:p>
+          <w:p>
+            <w:pPr>
+              <w:spacing w:after="0"/>
+            </w:pPr>
+            <w:r>
+              <w:rPr>
+                <w:b w:val="0"/>
+                <w:i w:val="0"/>
+                <w:sz w:val="18"/>
+              </w:rPr>
+              <w:t>NLS-AT: Chỉ dùng bản đồ do Nhà nước Việt Nam ban hành</w:t>
             </w:r>
           </w:p>
           <w:p>
@@ -1847,20 +1792,46 @@
                 <w:i w:val="0"/>
                 <w:sz w:val="18"/>
               </w:rPr>
+              <w:t>NLS-KT (Cơ bản 2): HS tra số liệu dân số, mật độ dân cư của vùng trong bài “Dân cư và hoạt động sản xuất ở vùng Trung du và miền núi</w:t>
+            </w:r>
+          </w:p>
+          <w:p>
+            <w:pPr>
+              <w:spacing w:after="0"/>
+            </w:pPr>
+            <w:r>
+              <w:rPr>
+                <w:b w:val="0"/>
+                <w:i w:val="0"/>
+                <w:sz w:val="18"/>
+              </w:rPr>
+              <w:t>NLS-KT (Cơ bản 2): GV chiếu phim ngắn về hoạt động sản xuất tiêu biểu của vùng (trồng chè, khai thác khoáng sản, đánh bắt và nuôi trồng thuỷ sản, làm muối)</w:t>
+            </w:r>
+          </w:p>
+          <w:p>
+            <w:pPr>
+              <w:spacing w:after="0"/>
+            </w:pPr>
+            <w:r>
+              <w:rPr>
+                <w:b w:val="0"/>
+                <w:i w:val="0"/>
+                <w:sz w:val="18"/>
+              </w:rPr>
+              <w:t>NLS-AT: Số liệu dân cư, sản xuất phải lấy từ cơ quan nhà nước và ghi rõ năm công</w:t>
+            </w:r>
+          </w:p>
+          <w:p>
+            <w:pPr>
+              <w:spacing w:after="0"/>
+            </w:pPr>
+            <w:r>
+              <w:rPr>
+                <w:b w:val="0"/>
+                <w:i w:val="0"/>
+                <w:sz w:val="18"/>
+              </w:rPr>
               <w:t>QPAN: Liên hệ vai trò của mỗi vùng đối với quốc phòng, an ninh; giáo dục nhận biết chủ quyền lãnh thổ; có ý thức chấp hành pháp luật, nhất là pháp luật giao thông.</w:t>
-            </w:r>
-          </w:p>
-          <w:p>
-            <w:pPr>
-              <w:spacing w:after="0"/>
-            </w:pPr>
-            <w:r>
-              <w:rPr>
-                <w:b w:val="0"/>
-                <w:i w:val="0"/>
-                <w:sz w:val="18"/>
-              </w:rPr>
-              <w:t>KNS: KN tôn trọng sự khác biệt về văn hoá, phong tục giữa các vùng miền, dân tộc.</w:t>
             </w:r>
           </w:p>
         </w:tc>
@@ -2207,6 +2178,33 @@
                 <w:i w:val="0"/>
                 <w:sz w:val="18"/>
               </w:rPr>
+              <w:t>NLS-KT (Cơ bản 2): GV chiếu phim tư liệu về “Một số lễ hội của đồng bào dân tộc ít người ở tỉnh Nghệ An” do đài truyền hình</w:t>
+            </w:r>
+          </w:p>
+          <w:p>
+            <w:pPr>
+              <w:spacing w:after="0"/>
+            </w:pPr>
+            <w:r>
+              <w:rPr>
+                <w:b w:val="0"/>
+                <w:i w:val="0"/>
+                <w:sz w:val="18"/>
+              </w:rPr>
+              <w:t>NLS-ST (Cơ bản 2): HS làm một sản phẩm số nhỏ giới thiệu lễ hội hoặc nét văn hoá vừa học: trang chiếu có ảnh và chú thích</w:t>
+            </w:r>
+          </w:p>
+          <w:p>
+            <w:pPr>
+              <w:spacing w:after="0"/>
+            </w:pPr>
+            <w:r>
+              <w:rPr>
+                <w:b w:val="0"/>
+                <w:i w:val="0"/>
+                <w:sz w:val="18"/>
+              </w:rPr>
+              <w:t>NLS-AT: Tư liệu về lễ hội phải lấy từ nguồn chính thống và ghi rõ nguồn</w:t>
             </w:r>
           </w:p>
         </w:tc>
@@ -2437,6 +2435,33 @@
                 <w:i w:val="0"/>
                 <w:sz w:val="18"/>
               </w:rPr>
+              <w:t>NLS-KT (Cơ bản 2): GV chiếu phim tư liệu về “Giỗ tổ Hùng Vương – lễ hội Đền Cuông” do đài truyền hình, cơ quan văn hoá công bố: phần lễ</w:t>
+            </w:r>
+          </w:p>
+          <w:p>
+            <w:pPr>
+              <w:spacing w:after="0"/>
+            </w:pPr>
+            <w:r>
+              <w:rPr>
+                <w:b w:val="0"/>
+                <w:i w:val="0"/>
+                <w:sz w:val="18"/>
+              </w:rPr>
+              <w:t>NLS-ST (Cơ bản 2): HS làm một sản phẩm số nhỏ giới thiệu lễ hội hoặc nét văn hoá vừa học: trang chiếu có ảnh và chú thích</w:t>
+            </w:r>
+          </w:p>
+          <w:p>
+            <w:pPr>
+              <w:spacing w:after="0"/>
+            </w:pPr>
+            <w:r>
+              <w:rPr>
+                <w:b w:val="0"/>
+                <w:i w:val="0"/>
+                <w:sz w:val="18"/>
+              </w:rPr>
+              <w:t>NLS-AT: Tư liệu về lễ hội phải lấy từ nguồn chính thống và ghi rõ nguồn</w:t>
             </w:r>
           </w:p>
         </w:tc>
@@ -2808,6 +2833,33 @@
                 <w:i w:val="0"/>
                 <w:sz w:val="18"/>
               </w:rPr>
+              <w:t>NLS-KT (Cơ bản 2): GV dùng bản đồ số có nhiều lớp để dạy “Thiên nhiên vùng đồng bằng Bắc Bộ”: bật lớp địa hình xem đồi núi và đồng bằng</w:t>
+            </w:r>
+          </w:p>
+          <w:p>
+            <w:pPr>
+              <w:spacing w:after="0"/>
+            </w:pPr>
+            <w:r>
+              <w:rPr>
+                <w:b w:val="0"/>
+                <w:i w:val="0"/>
+                <w:sz w:val="18"/>
+              </w:rPr>
+              <w:t>NLS-GQVĐ (Cơ bản 2): HS tra bảng số liệu nhiệt độ, lượng mưa của vùng từ nguồn chính thống</w:t>
+            </w:r>
+          </w:p>
+          <w:p>
+            <w:pPr>
+              <w:spacing w:after="0"/>
+            </w:pPr>
+            <w:r>
+              <w:rPr>
+                <w:b w:val="0"/>
+                <w:i w:val="0"/>
+                <w:sz w:val="18"/>
+              </w:rPr>
+              <w:t>NLS-AT: Chỉ dùng bản đồ do Nhà nước Việt Nam ban hành</w:t>
             </w:r>
           </w:p>
         </w:tc>
@@ -3169,6 +3221,33 @@
                 <w:i w:val="0"/>
                 <w:sz w:val="18"/>
               </w:rPr>
+              <w:t>NLS-KT (Cơ bản 2): HS tra số liệu dân số, mật độ dân cư của vùng trong bài “Dân cư và hoạt động sản xuất ở vùng đồng bằng Bắc Bộ” từ</w:t>
+            </w:r>
+          </w:p>
+          <w:p>
+            <w:pPr>
+              <w:spacing w:after="0"/>
+            </w:pPr>
+            <w:r>
+              <w:rPr>
+                <w:b w:val="0"/>
+                <w:i w:val="0"/>
+                <w:sz w:val="18"/>
+              </w:rPr>
+              <w:t>NLS-KT (Cơ bản 2): GV chiếu phim ngắn về hoạt động sản xuất tiêu biểu của vùng (trồng chè, khai thác khoáng sản, đánh bắt và nuôi trồng thuỷ sản, làm muối)</w:t>
+            </w:r>
+          </w:p>
+          <w:p>
+            <w:pPr>
+              <w:spacing w:after="0"/>
+            </w:pPr>
+            <w:r>
+              <w:rPr>
+                <w:b w:val="0"/>
+                <w:i w:val="0"/>
+                <w:sz w:val="18"/>
+              </w:rPr>
+              <w:t>NLS-AT: Số liệu dân cư, sản xuất phải lấy từ cơ quan nhà nước và ghi rõ năm công</w:t>
             </w:r>
           </w:p>
         </w:tc>
@@ -3284,19 +3363,6 @@
                 <w:i w:val="0"/>
                 <w:sz w:val="18"/>
               </w:rPr>
-              <w:t>NLS-KT: Khai thác lược đồ, bản đồ, tranh ảnh, tư liệu lịch sử – địa lí số đáng tin cậy (có hướng dẫn).</w:t>
-            </w:r>
-          </w:p>
-          <w:p>
-            <w:pPr>
-              <w:spacing w:after="0"/>
-            </w:pPr>
-            <w:r>
-              <w:rPr>
-                <w:b w:val="0"/>
-                <w:i w:val="0"/>
-                <w:sz w:val="18"/>
-              </w:rPr>
               <w:t>QPAN: Liên hệ vai trò của mỗi vùng đối với quốc phòng, an ninh; giáo dục nhận biết chủ quyền lãnh thổ; có ý thức chấp hành pháp luật, nhất là pháp luật giao thông.</w:t>
             </w:r>
           </w:p>
@@ -3528,6 +3594,33 @@
                 <w:i w:val="0"/>
                 <w:sz w:val="18"/>
               </w:rPr>
+              <w:t>NLS-KT (Cơ bản 2): GV chiếu phim tư liệu về “Một số nét văn hóa ở vùng đồng bằng Bắc Bộ” do đài truyền hình</w:t>
+            </w:r>
+          </w:p>
+          <w:p>
+            <w:pPr>
+              <w:spacing w:after="0"/>
+            </w:pPr>
+            <w:r>
+              <w:rPr>
+                <w:b w:val="0"/>
+                <w:i w:val="0"/>
+                <w:sz w:val="18"/>
+              </w:rPr>
+              <w:t>NLS-ST (Cơ bản 2): HS làm một sản phẩm số nhỏ giới thiệu lễ hội hoặc nét văn hoá vừa học: trang chiếu có ảnh và chú thích</w:t>
+            </w:r>
+          </w:p>
+          <w:p>
+            <w:pPr>
+              <w:spacing w:after="0"/>
+            </w:pPr>
+            <w:r>
+              <w:rPr>
+                <w:b w:val="0"/>
+                <w:i w:val="0"/>
+                <w:sz w:val="18"/>
+              </w:rPr>
+              <w:t>NLS-AT: Tư liệu về lễ hội phải lấy từ nguồn chính thống và ghi rõ nguồn</w:t>
             </w:r>
           </w:p>
         </w:tc>
@@ -3772,6 +3865,33 @@
                 <w:i w:val="0"/>
                 <w:sz w:val="18"/>
               </w:rPr>
+              <w:t>NLS-KT (Cơ bản 2): GV cho HS tham quan “Sông Hồng và văn minh Sông Hồng” qua bảo tàng số, ảnh 360 độ hoặc phim tư liệu: HS xoay</w:t>
+            </w:r>
+          </w:p>
+          <w:p>
+            <w:pPr>
+              <w:spacing w:after="0"/>
+            </w:pPr>
+            <w:r>
+              <w:rPr>
+                <w:b w:val="0"/>
+                <w:i w:val="0"/>
+                <w:sz w:val="18"/>
+              </w:rPr>
+              <w:t>AI-NB (Cơ bản 2): GV cho HS xem một hình phục dựng công trình hoặc nhân vật do máy tạo, nêu rõ đó chỉ là hình dung dựa trên mô tả</w:t>
+            </w:r>
+          </w:p>
+          <w:p>
+            <w:pPr>
+              <w:spacing w:after="0"/>
+            </w:pPr>
+            <w:r>
+              <w:rPr>
+                <w:b w:val="0"/>
+                <w:i w:val="0"/>
+                <w:sz w:val="18"/>
+              </w:rPr>
+              <w:t>NLS-AT: Chỉ dùng tư liệu từ bảo tàng, khu di tích, cơ quan lưu trữ và ghi rõ nguồn</w:t>
             </w:r>
           </w:p>
         </w:tc>
@@ -4016,6 +4136,45 @@
                 <w:i w:val="0"/>
                 <w:sz w:val="18"/>
               </w:rPr>
+              <w:t>NLS-KT (Cơ bản 2): GV cho HS tham quan “Thăng Long – Hà Nội” qua bảo tàng số, ảnh 360 độ hoặc phim tư liệu: HS xoay</w:t>
+            </w:r>
+          </w:p>
+          <w:p>
+            <w:pPr>
+              <w:spacing w:after="0"/>
+            </w:pPr>
+            <w:r>
+              <w:rPr>
+                <w:b w:val="0"/>
+                <w:i w:val="0"/>
+                <w:sz w:val="18"/>
+              </w:rPr>
+              <w:t>AI-NB (Cơ bản 2): GV cho HS xem một hình phục dựng công trình hoặc nhân vật do máy tạo, nêu rõ đó chỉ là hình dung dựa trên mô tả</w:t>
+            </w:r>
+          </w:p>
+          <w:p>
+            <w:pPr>
+              <w:spacing w:after="0"/>
+            </w:pPr>
+            <w:r>
+              <w:rPr>
+                <w:b w:val="0"/>
+                <w:i w:val="0"/>
+                <w:sz w:val="18"/>
+              </w:rPr>
+              <w:t>NLS-AT: Chỉ dùng tư liệu từ bảo tàng, khu di tích, cơ quan lưu trữ và ghi rõ nguồn</w:t>
+            </w:r>
+          </w:p>
+          <w:p>
+            <w:pPr>
+              <w:spacing w:after="0"/>
+            </w:pPr>
+            <w:r>
+              <w:rPr>
+                <w:b w:val="0"/>
+                <w:i w:val="0"/>
+                <w:sz w:val="18"/>
+              </w:rPr>
               <w:t>QPAN: Liên hệ vai trò của mỗi vùng đối với quốc phòng, an ninh; giáo dục nhận biết chủ quyền lãnh thổ; có ý thức chấp hành pháp luật, nhất là pháp luật giao thông.</w:t>
             </w:r>
           </w:p>
@@ -4364,6 +4523,33 @@
                 <w:i w:val="0"/>
                 <w:sz w:val="18"/>
               </w:rPr>
+              <w:t>NLS-KT (Cơ bản 2): GV cho HS tham quan “Văn Miếu - Quốc Tử Giám” qua bảo tàng số, ảnh 360 độ hoặc phim tư liệu: HS xoay</w:t>
+            </w:r>
+          </w:p>
+          <w:p>
+            <w:pPr>
+              <w:spacing w:after="0"/>
+            </w:pPr>
+            <w:r>
+              <w:rPr>
+                <w:b w:val="0"/>
+                <w:i w:val="0"/>
+                <w:sz w:val="18"/>
+              </w:rPr>
+              <w:t>AI-NB (Cơ bản 2): GV cho HS xem một hình phục dựng công trình hoặc nhân vật do máy tạo, nêu rõ đó chỉ là hình dung dựa trên mô tả</w:t>
+            </w:r>
+          </w:p>
+          <w:p>
+            <w:pPr>
+              <w:spacing w:after="0"/>
+            </w:pPr>
+            <w:r>
+              <w:rPr>
+                <w:b w:val="0"/>
+                <w:i w:val="0"/>
+                <w:sz w:val="18"/>
+              </w:rPr>
+              <w:t>NLS-AT: Chỉ dùng tư liệu từ bảo tàng, khu di tích, cơ quan lưu trữ và ghi rõ nguồn</w:t>
             </w:r>
           </w:p>
         </w:tc>
@@ -5078,19 +5264,6 @@
                 <w:i w:val="0"/>
                 <w:sz w:val="18"/>
               </w:rPr>
-              <w:t>NLS-KT: Khai thác lược đồ, bản đồ, tranh ảnh, tư liệu lịch sử – địa lí số đáng tin cậy (có hướng dẫn). | Điều chỉnh 6 tiết còn 5 tiết; chương trình còn thiếu Bài 14 theo mục lục SGK — Tổ CM rà soát, bổ sung.</w:t>
-            </w:r>
-          </w:p>
-          <w:p>
-            <w:pPr>
-              <w:spacing w:after="0"/>
-            </w:pPr>
-            <w:r>
-              <w:rPr>
-                <w:b w:val="0"/>
-                <w:i w:val="0"/>
-                <w:sz w:val="18"/>
-              </w:rPr>
               <w:t>QPAN: Liên hệ vai trò của mỗi vùng đối với quốc phòng, an ninh; giáo dục nhận biết chủ quyền lãnh thổ; có ý thức chấp hành pháp luật, nhất là pháp luật giao thông.</w:t>
             </w:r>
           </w:p>
@@ -5552,6 +5725,33 @@
                 <w:i w:val="0"/>
                 <w:sz w:val="18"/>
               </w:rPr>
+              <w:t>NLS-KT (Cơ bản 2): HS tra số liệu dân số, mật độ dân cư của vùng trong bài “Dân cư,hoạt động sản xuất và một số nét văn hóa ở vùng Bắc</w:t>
+            </w:r>
+          </w:p>
+          <w:p>
+            <w:pPr>
+              <w:spacing w:after="0"/>
+            </w:pPr>
+            <w:r>
+              <w:rPr>
+                <w:b w:val="0"/>
+                <w:i w:val="0"/>
+                <w:sz w:val="18"/>
+              </w:rPr>
+              <w:t>NLS-KT (Cơ bản 2): GV chiếu phim ngắn về hoạt động sản xuất tiêu biểu của vùng (trồng chè, khai thác khoáng sản, đánh bắt và nuôi trồng thuỷ sản, làm muối)</w:t>
+            </w:r>
+          </w:p>
+          <w:p>
+            <w:pPr>
+              <w:spacing w:after="0"/>
+            </w:pPr>
+            <w:r>
+              <w:rPr>
+                <w:b w:val="0"/>
+                <w:i w:val="0"/>
+                <w:sz w:val="18"/>
+              </w:rPr>
+              <w:t>NLS-AT: Số liệu dân cư, sản xuất phải lấy từ cơ quan nhà nước và ghi rõ năm công</w:t>
             </w:r>
           </w:p>
         </w:tc>
@@ -6614,20 +6814,46 @@
                 <w:i w:val="0"/>
                 <w:sz w:val="18"/>
               </w:rPr>
+              <w:t>NLS-KT (Cơ bản 2): GV cho HS tham quan “Cố đô Huế” qua bảo tàng số, ảnh 360 độ hoặc phim tư liệu: HS xoay</w:t>
+            </w:r>
+          </w:p>
+          <w:p>
+            <w:pPr>
+              <w:spacing w:after="0"/>
+            </w:pPr>
+            <w:r>
+              <w:rPr>
+                <w:b w:val="0"/>
+                <w:i w:val="0"/>
+                <w:sz w:val="18"/>
+              </w:rPr>
+              <w:t>AI-NB (Cơ bản 2): GV cho HS xem một hình phục dựng công trình hoặc nhân vật do máy tạo, nêu rõ đó chỉ là hình dung dựa trên mô tả</w:t>
+            </w:r>
+          </w:p>
+          <w:p>
+            <w:pPr>
+              <w:spacing w:after="0"/>
+            </w:pPr>
+            <w:r>
+              <w:rPr>
+                <w:b w:val="0"/>
+                <w:i w:val="0"/>
+                <w:sz w:val="18"/>
+              </w:rPr>
+              <w:t>NLS-AT: Chỉ dùng tư liệu từ bảo tàng, khu di tích, cơ quan lưu trữ và ghi rõ nguồn</w:t>
+            </w:r>
+          </w:p>
+          <w:p>
+            <w:pPr>
+              <w:spacing w:after="0"/>
+            </w:pPr>
+            <w:r>
+              <w:rPr>
+                <w:b w:val="0"/>
+                <w:i w:val="0"/>
+                <w:sz w:val="18"/>
+              </w:rPr>
               <w:t>QPAN: Giáo dục truyền thống dựng nước và giữ nước, tinh thần chống giặc ngoại xâm của dân tộc; bồi dưỡng niềm tự hào dân tộc và lòng biết ơn các anh hùng, liệt sĩ đã hi sinh bảo vệ Tổ quốc.</w:t>
-            </w:r>
-          </w:p>
-          <w:p>
-            <w:pPr>
-              <w:spacing w:after="0"/>
-            </w:pPr>
-            <w:r>
-              <w:rPr>
-                <w:b w:val="0"/>
-                <w:i w:val="0"/>
-                <w:sz w:val="18"/>
-              </w:rPr>
-              <w:t>KNS: KN ứng phó với thiên tai thường gặp ở địa phương.</w:t>
             </w:r>
           </w:p>
         </w:tc>
@@ -6859,6 +7085,33 @@
                 <w:i w:val="0"/>
                 <w:sz w:val="18"/>
               </w:rPr>
+              <w:t>NLS-KT (Cơ bản 2): GV cho HS tham quan “Phố cổ Hội An” qua bảo tàng số, ảnh 360 độ hoặc phim tư liệu: HS xoay</w:t>
+            </w:r>
+          </w:p>
+          <w:p>
+            <w:pPr>
+              <w:spacing w:after="0"/>
+            </w:pPr>
+            <w:r>
+              <w:rPr>
+                <w:b w:val="0"/>
+                <w:i w:val="0"/>
+                <w:sz w:val="18"/>
+              </w:rPr>
+              <w:t>AI-NB (Cơ bản 2): GV cho HS xem một hình phục dựng công trình hoặc nhân vật do máy tạo, nêu rõ đó chỉ là hình dung dựa trên mô tả</w:t>
+            </w:r>
+          </w:p>
+          <w:p>
+            <w:pPr>
+              <w:spacing w:after="0"/>
+            </w:pPr>
+            <w:r>
+              <w:rPr>
+                <w:b w:val="0"/>
+                <w:i w:val="0"/>
+                <w:sz w:val="18"/>
+              </w:rPr>
+              <w:t>NLS-AT: Chỉ dùng tư liệu từ bảo tàng, khu di tích, cơ quan lưu trữ và ghi rõ nguồn</w:t>
             </w:r>
           </w:p>
         </w:tc>
@@ -7205,6 +7458,33 @@
                 <w:i w:val="0"/>
                 <w:sz w:val="18"/>
               </w:rPr>
+              <w:t>NLS-KT (Cơ bản 2): GV chiếu phim tư liệu về “Lễ hội cồng chiêng Tây Nguyên” do đài truyền hình, cơ quan văn hoá công bố: phần lễ, phần hội, trang phục</w:t>
+            </w:r>
+          </w:p>
+          <w:p>
+            <w:pPr>
+              <w:spacing w:after="0"/>
+            </w:pPr>
+            <w:r>
+              <w:rPr>
+                <w:b w:val="0"/>
+                <w:i w:val="0"/>
+                <w:sz w:val="18"/>
+              </w:rPr>
+              <w:t>NLS-ST (Cơ bản 2): HS làm một sản phẩm số nhỏ giới thiệu lễ hội hoặc nét văn hoá vừa học: trang chiếu có ảnh và chú thích</w:t>
+            </w:r>
+          </w:p>
+          <w:p>
+            <w:pPr>
+              <w:spacing w:after="0"/>
+            </w:pPr>
+            <w:r>
+              <w:rPr>
+                <w:b w:val="0"/>
+                <w:i w:val="0"/>
+                <w:sz w:val="18"/>
+              </w:rPr>
+              <w:t>NLS-AT: Tư liệu về lễ hội phải lấy từ nguồn chính thống và ghi rõ nguồn</w:t>
             </w:r>
           </w:p>
         </w:tc>
@@ -7320,7 +7600,7 @@
                 <w:i w:val="0"/>
                 <w:sz w:val="18"/>
               </w:rPr>
-              <w:t>NLS-KT: Khai thác lược đồ, bản đồ, tranh ảnh, tư liệu lịch sử – địa lí số đáng tin cậy (có hướng dẫn).</w:t>
+              <w:t>QPAN: Liên hệ vai trò của mỗi vùng đối với quốc phòng, an ninh; giáo dục nhận biết chủ quyền lãnh thổ; có ý thức chấp hành pháp luật, nhất là pháp luật giao thông.</w:t>
             </w:r>
           </w:p>
           <w:p>
@@ -7333,7 +7613,7 @@
                 <w:i w:val="0"/>
                 <w:sz w:val="18"/>
               </w:rPr>
-              <w:t>QPAN: Liên hệ vai trò của mỗi vùng đối với quốc phòng, an ninh; giáo dục nhận biết chủ quyền lãnh thổ; có ý thức chấp hành pháp luật, nhất là pháp luật giao thông.</w:t>
+              <w:t>KNS: KN tôn trọng sự khác biệt về văn hoá, phong tục giữa các vùng miền, dân tộc.</w:t>
             </w:r>
           </w:p>
         </w:tc>
@@ -7450,6 +7730,33 @@
                 <w:i w:val="0"/>
                 <w:sz w:val="18"/>
               </w:rPr>
+              <w:t>NLS-KT (Cơ bản 2): GV dùng bản đồ số có nhiều lớp để dạy “Thiên nhiên vùng Nam Bộ”: bật lớp địa hình xem đồi núi và đồng bằng</w:t>
+            </w:r>
+          </w:p>
+          <w:p>
+            <w:pPr>
+              <w:spacing w:after="0"/>
+            </w:pPr>
+            <w:r>
+              <w:rPr>
+                <w:b w:val="0"/>
+                <w:i w:val="0"/>
+                <w:sz w:val="18"/>
+              </w:rPr>
+              <w:t>NLS-GQVĐ (Cơ bản 2): HS tra bảng số liệu nhiệt độ, lượng mưa của vùng từ nguồn chính thống</w:t>
+            </w:r>
+          </w:p>
+          <w:p>
+            <w:pPr>
+              <w:spacing w:after="0"/>
+            </w:pPr>
+            <w:r>
+              <w:rPr>
+                <w:b w:val="0"/>
+                <w:i w:val="0"/>
+                <w:sz w:val="18"/>
+              </w:rPr>
+              <w:t>NLS-AT: Chỉ dùng bản đồ do Nhà nước Việt Nam ban hành</w:t>
             </w:r>
           </w:p>
         </w:tc>
@@ -7565,19 +7872,6 @@
                 <w:i w:val="0"/>
                 <w:sz w:val="18"/>
               </w:rPr>
-              <w:t>NLS-KT: Khai thác lược đồ, bản đồ, tranh ảnh, tư liệu lịch sử – địa lí số đáng tin cậy (có hướng dẫn).</w:t>
-            </w:r>
-          </w:p>
-          <w:p>
-            <w:pPr>
-              <w:spacing w:after="0"/>
-            </w:pPr>
-            <w:r>
-              <w:rPr>
-                <w:b w:val="0"/>
-                <w:i w:val="0"/>
-                <w:sz w:val="18"/>
-              </w:rPr>
               <w:t>QPAN: Liên hệ vai trò của mỗi vùng đối với quốc phòng, an ninh; giáo dục nhận biết chủ quyền lãnh thổ; có ý thức chấp hành pháp luật, nhất là pháp luật giao thông.</w:t>
             </w:r>
           </w:p>
@@ -7925,6 +8219,33 @@
                 <w:i w:val="0"/>
                 <w:sz w:val="18"/>
               </w:rPr>
+              <w:t>NLS-KT (Cơ bản 2): HS tra số liệu dân số, mật độ dân cư của vùng trong bài “Dân cư và hoạt động sản xuất ở vùng Nam Bộ” từ nguồn chính</w:t>
+            </w:r>
+          </w:p>
+          <w:p>
+            <w:pPr>
+              <w:spacing w:after="0"/>
+            </w:pPr>
+            <w:r>
+              <w:rPr>
+                <w:b w:val="0"/>
+                <w:i w:val="0"/>
+                <w:sz w:val="18"/>
+              </w:rPr>
+              <w:t>NLS-KT (Cơ bản 2): GV chiếu phim ngắn về hoạt động sản xuất tiêu biểu của vùng (trồng chè, khai thác khoáng sản, đánh bắt và nuôi trồng thuỷ sản, làm muối)</w:t>
+            </w:r>
+          </w:p>
+          <w:p>
+            <w:pPr>
+              <w:spacing w:after="0"/>
+            </w:pPr>
+            <w:r>
+              <w:rPr>
+                <w:b w:val="0"/>
+                <w:i w:val="0"/>
+                <w:sz w:val="18"/>
+              </w:rPr>
+              <w:t>NLS-AT: Số liệu dân cư, sản xuất phải lấy từ cơ quan nhà nước và ghi rõ năm công</w:t>
             </w:r>
           </w:p>
         </w:tc>
@@ -8169,6 +8490,33 @@
                 <w:i w:val="0"/>
                 <w:sz w:val="18"/>
               </w:rPr>
+              <w:t>NLS-KT (Cơ bản 2): GV chiếu phim tư liệu về “Một số nét văn hóa và truyền thống yêu nước, cách mạng của đồng bào Nam Bộ” do đài truyền hình</w:t>
+            </w:r>
+          </w:p>
+          <w:p>
+            <w:pPr>
+              <w:spacing w:after="0"/>
+            </w:pPr>
+            <w:r>
+              <w:rPr>
+                <w:b w:val="0"/>
+                <w:i w:val="0"/>
+                <w:sz w:val="18"/>
+              </w:rPr>
+              <w:t>NLS-ST (Cơ bản 2): HS làm một sản phẩm số nhỏ giới thiệu lễ hội hoặc nét văn hoá vừa học: trang chiếu có ảnh và chú thích</w:t>
+            </w:r>
+          </w:p>
+          <w:p>
+            <w:pPr>
+              <w:spacing w:after="0"/>
+            </w:pPr>
+            <w:r>
+              <w:rPr>
+                <w:b w:val="0"/>
+                <w:i w:val="0"/>
+                <w:sz w:val="18"/>
+              </w:rPr>
+              <w:t>NLS-AT: Tư liệu về lễ hội phải lấy từ nguồn chính thống và ghi rõ nguồn</w:t>
             </w:r>
           </w:p>
         </w:tc>
@@ -8413,6 +8761,33 @@
                 <w:i w:val="0"/>
                 <w:sz w:val="18"/>
               </w:rPr>
+              <w:t>NLS-KT (Cơ bản 2): GV cho HS tham quan “Thành phố Hồ Chí Minh” qua bảo tàng số, ảnh 360 độ hoặc phim tư liệu: HS xoay</w:t>
+            </w:r>
+          </w:p>
+          <w:p>
+            <w:pPr>
+              <w:spacing w:after="0"/>
+            </w:pPr>
+            <w:r>
+              <w:rPr>
+                <w:b w:val="0"/>
+                <w:i w:val="0"/>
+                <w:sz w:val="18"/>
+              </w:rPr>
+              <w:t>AI-NB (Cơ bản 2): GV cho HS xem một hình phục dựng công trình hoặc nhân vật do máy tạo, nêu rõ đó chỉ là hình dung dựa trên mô tả</w:t>
+            </w:r>
+          </w:p>
+          <w:p>
+            <w:pPr>
+              <w:spacing w:after="0"/>
+            </w:pPr>
+            <w:r>
+              <w:rPr>
+                <w:b w:val="0"/>
+                <w:i w:val="0"/>
+                <w:sz w:val="18"/>
+              </w:rPr>
+              <w:t>NLS-AT: Chỉ dùng tư liệu từ bảo tàng, khu di tích, cơ quan lưu trữ và ghi rõ nguồn</w:t>
             </w:r>
           </w:p>
         </w:tc>
@@ -8644,6 +9019,33 @@
                 <w:i w:val="0"/>
                 <w:sz w:val="18"/>
               </w:rPr>
+              <w:t>NLS-KT (Cơ bản 2): GV cho HS tham quan “Địa đạo Củ Chi” qua bảo tàng số, ảnh 360 độ hoặc phim tư liệu: HS xoay</w:t>
+            </w:r>
+          </w:p>
+          <w:p>
+            <w:pPr>
+              <w:spacing w:after="0"/>
+            </w:pPr>
+            <w:r>
+              <w:rPr>
+                <w:b w:val="0"/>
+                <w:i w:val="0"/>
+                <w:sz w:val="18"/>
+              </w:rPr>
+              <w:t>AI-NB (Cơ bản 2): GV cho HS xem một hình phục dựng công trình hoặc nhân vật do máy tạo, nêu rõ đó chỉ là hình dung dựa trên mô tả</w:t>
+            </w:r>
+          </w:p>
+          <w:p>
+            <w:pPr>
+              <w:spacing w:after="0"/>
+            </w:pPr>
+            <w:r>
+              <w:rPr>
+                <w:b w:val="0"/>
+                <w:i w:val="0"/>
+                <w:sz w:val="18"/>
+              </w:rPr>
+              <w:t>NLS-AT: Chỉ dùng tư liệu từ bảo tàng, khu di tích, cơ quan lưu trữ và ghi rõ nguồn</w:t>
             </w:r>
           </w:p>
         </w:tc>

--- a/assets/docs/lop4/Lich su va Dia li - Lop 4.docx
+++ b/assets/docs/lop4/Lich su va Dia li - Lop 4.docx
@@ -624,33 +624,7 @@
                 <w:i w:val="0"/>
                 <w:sz w:val="18"/>
               </w:rPr>
-              <w:t>NLS-KT (Cơ bản 2): Khi dạy “Làm quen với phương tiện học tập môn Lịch sử và Địa lí”</w:t>
-            </w:r>
-          </w:p>
-          <w:p>
-            <w:pPr>
-              <w:spacing w:after="0"/>
-            </w:pPr>
-            <w:r>
-              <w:rPr>
-                <w:b w:val="0"/>
-                <w:i w:val="0"/>
-                <w:sz w:val="18"/>
-              </w:rPr>
-              <w:t>AI-NB (Cơ bản 2, QĐ 2422: 4.A3.1): GV dùng công cụ AI tạo một hình vẽ minh hoạ bản đồ và đặt cạnh ảnh bản đồ thật trong SGK</w:t>
-            </w:r>
-          </w:p>
-          <w:p>
-            <w:pPr>
-              <w:spacing w:after="0"/>
-            </w:pPr>
-            <w:r>
-              <w:rPr>
-                <w:b w:val="0"/>
-                <w:i w:val="0"/>
-                <w:sz w:val="18"/>
-              </w:rPr>
-              <w:t>NLS-AT: Chỉ dùng bản đồ do Nhà nước Việt Nam ban hành hoặc nguồn GV chỉ định — một</w:t>
+              <w:t>NLS-KT (Cơ bản 2): Khi dạy “Làm quen với phương tiện học tập môn Lịch sử và Địa lí”, GV chiếu hình 1 SGK.</w:t>
             </w:r>
           </w:p>
         </w:tc>
@@ -881,33 +855,7 @@
                 <w:i w:val="0"/>
                 <w:sz w:val="18"/>
               </w:rPr>
-              <w:t>NLS-KT (Cơ bản 2): GV mở bản đồ hành chính Việt Nam dạng số trên máy chiếu, HS lên chỉ vị trí tỉnh Nghệ An, đọc tên tỉnh và nước tiếp giáp</w:t>
-            </w:r>
-          </w:p>
-          <w:p>
-            <w:pPr>
-              <w:spacing w:after="0"/>
-            </w:pPr>
-            <w:r>
-              <w:rPr>
-                <w:b w:val="0"/>
-                <w:i w:val="0"/>
-                <w:sz w:val="18"/>
-              </w:rPr>
-              <w:t>NLS-ST (Cơ bản 2): Nhóm 4 hoàn thành bảng thông tin về tỉnh tiếp giáp, các mùa trong năm, loại đường giao thông ở Nghệ An trên bảng nhóm</w:t>
-            </w:r>
-          </w:p>
-          <w:p>
-            <w:pPr>
-              <w:spacing w:after="0"/>
-            </w:pPr>
-            <w:r>
-              <w:rPr>
-                <w:b w:val="0"/>
-                <w:i w:val="0"/>
-                <w:sz w:val="18"/>
-              </w:rPr>
-              <w:t>NLS-AT: Xin phép trước khi ghi âm, chụp ảnh người khác và nói rõ dùng cho bài học</w:t>
+              <w:t>NLS-ST (Cơ bản 2): Nhóm 4 hoàn thành bảng thông tin về tỉnh tiếp giáp, các mùa trong năm.</w:t>
             </w:r>
           </w:p>
         </w:tc>
@@ -1138,33 +1086,7 @@
                 <w:i w:val="0"/>
                 <w:sz w:val="18"/>
               </w:rPr>
-              <w:t>NLS-KT (Cơ bản 2): Ở bài “Lịch sử và văn hoá truyền thống địa phương em”, HS dùng bản đồ số do GV mở để tìm vị trí xã mình</w:t>
-            </w:r>
-          </w:p>
-          <w:p>
-            <w:pPr>
-              <w:spacing w:after="0"/>
-            </w:pPr>
-            <w:r>
-              <w:rPr>
-                <w:b w:val="0"/>
-                <w:i w:val="0"/>
-                <w:sz w:val="18"/>
-              </w:rPr>
-              <w:t>NLS-GT (Cơ bản 2): Khi giới thiệu trang phục, món ăn, lễ hội của địa phương, GV gõ ý kiến từng nhóm vào bảng chiếu trên màn hình theo ba cột</w:t>
-            </w:r>
-          </w:p>
-          <w:p>
-            <w:pPr>
-              <w:spacing w:after="0"/>
-            </w:pPr>
-            <w:r>
-              <w:rPr>
-                <w:b w:val="0"/>
-                <w:i w:val="0"/>
-                <w:sz w:val="18"/>
-              </w:rPr>
-              <w:t>NLS-AT: HS chỉ dùng bản đồ, ảnh do thầy cô mở và nói rõ nguồn tư liệu</w:t>
+              <w:t>NLS-KT (Cơ bản 2): Ở bài “Lịch sử và văn hoá truyền thống địa phương em”, HS dùng bản đồ số do GV mở.</w:t>
             </w:r>
           </w:p>
           <w:p>
@@ -1408,33 +1330,7 @@
                 <w:i w:val="0"/>
                 <w:sz w:val="18"/>
               </w:rPr>
-              <w:t>NLS-KT (Cơ bản 2): GV dùng bản đồ số có nhiều lớp để dạy “Thiên nhiên vùng Trung du và miền núi phía Bắc”: bật lớp địa hình xem đồi núi và</w:t>
-            </w:r>
-          </w:p>
-          <w:p>
-            <w:pPr>
-              <w:spacing w:after="0"/>
-            </w:pPr>
-            <w:r>
-              <w:rPr>
-                <w:b w:val="0"/>
-                <w:i w:val="0"/>
-                <w:sz w:val="18"/>
-              </w:rPr>
-              <w:t>NLS-GQVĐ (Cơ bản 2): HS tra bảng số liệu nhiệt độ, lượng mưa của vùng từ nguồn chính thống</w:t>
-            </w:r>
-          </w:p>
-          <w:p>
-            <w:pPr>
-              <w:spacing w:after="0"/>
-            </w:pPr>
-            <w:r>
-              <w:rPr>
-                <w:b w:val="0"/>
-                <w:i w:val="0"/>
-                <w:sz w:val="18"/>
-              </w:rPr>
-              <w:t>NLS-AT: Chỉ dùng bản đồ do Nhà nước Việt Nam ban hành</w:t>
+              <w:t>NLS-GQVĐ (Cơ bản 2): HS tra bảng số liệu nhiệt độ, lượng mưa của vùng từ nguồn chính thống, nhập vào bảng tính.</w:t>
             </w:r>
           </w:p>
           <w:p>
@@ -1792,33 +1688,7 @@
                 <w:i w:val="0"/>
                 <w:sz w:val="18"/>
               </w:rPr>
-              <w:t>NLS-KT (Cơ bản 2): HS tra số liệu dân số, mật độ dân cư của vùng trong bài “Dân cư và hoạt động sản xuất ở vùng Trung du và miền núi</w:t>
-            </w:r>
-          </w:p>
-          <w:p>
-            <w:pPr>
-              <w:spacing w:after="0"/>
-            </w:pPr>
-            <w:r>
-              <w:rPr>
-                <w:b w:val="0"/>
-                <w:i w:val="0"/>
-                <w:sz w:val="18"/>
-              </w:rPr>
-              <w:t>NLS-KT (Cơ bản 2): GV chiếu phim ngắn về hoạt động sản xuất tiêu biểu của vùng (trồng chè, khai thác khoáng sản, đánh bắt và nuôi trồng thuỷ sản, làm muối)</w:t>
-            </w:r>
-          </w:p>
-          <w:p>
-            <w:pPr>
-              <w:spacing w:after="0"/>
-            </w:pPr>
-            <w:r>
-              <w:rPr>
-                <w:b w:val="0"/>
-                <w:i w:val="0"/>
-                <w:sz w:val="18"/>
-              </w:rPr>
-              <w:t>NLS-AT: Số liệu dân cư, sản xuất phải lấy từ cơ quan nhà nước và ghi rõ năm công</w:t>
+              <w:t>NLS-KT (Cơ bản 2): HS tra số liệu dân số.</w:t>
             </w:r>
           </w:p>
           <w:p>
@@ -2178,33 +2048,7 @@
                 <w:i w:val="0"/>
                 <w:sz w:val="18"/>
               </w:rPr>
-              <w:t>NLS-KT (Cơ bản 2): GV chiếu phim tư liệu về “Một số lễ hội của đồng bào dân tộc ít người ở tỉnh Nghệ An” do đài truyền hình</w:t>
-            </w:r>
-          </w:p>
-          <w:p>
-            <w:pPr>
-              <w:spacing w:after="0"/>
-            </w:pPr>
-            <w:r>
-              <w:rPr>
-                <w:b w:val="0"/>
-                <w:i w:val="0"/>
-                <w:sz w:val="18"/>
-              </w:rPr>
-              <w:t>NLS-ST (Cơ bản 2): HS làm một sản phẩm số nhỏ giới thiệu lễ hội hoặc nét văn hoá vừa học: trang chiếu có ảnh và chú thích</w:t>
-            </w:r>
-          </w:p>
-          <w:p>
-            <w:pPr>
-              <w:spacing w:after="0"/>
-            </w:pPr>
-            <w:r>
-              <w:rPr>
-                <w:b w:val="0"/>
-                <w:i w:val="0"/>
-                <w:sz w:val="18"/>
-              </w:rPr>
-              <w:t>NLS-AT: Tư liệu về lễ hội phải lấy từ nguồn chính thống và ghi rõ nguồn</w:t>
+              <w:t>NLS-ST (Cơ bản 2): HS làm một sản phẩm số nhỏ giới thiệu lễ hội hoặc nét văn hoá vừa học: trang chiếu.</w:t>
             </w:r>
           </w:p>
         </w:tc>
@@ -2435,33 +2279,7 @@
                 <w:i w:val="0"/>
                 <w:sz w:val="18"/>
               </w:rPr>
-              <w:t>NLS-KT (Cơ bản 2): GV chiếu phim tư liệu về “Giỗ tổ Hùng Vương – lễ hội Đền Cuông” do đài truyền hình, cơ quan văn hoá công bố: phần lễ</w:t>
-            </w:r>
-          </w:p>
-          <w:p>
-            <w:pPr>
-              <w:spacing w:after="0"/>
-            </w:pPr>
-            <w:r>
-              <w:rPr>
-                <w:b w:val="0"/>
-                <w:i w:val="0"/>
-                <w:sz w:val="18"/>
-              </w:rPr>
-              <w:t>NLS-ST (Cơ bản 2): HS làm một sản phẩm số nhỏ giới thiệu lễ hội hoặc nét văn hoá vừa học: trang chiếu có ảnh và chú thích</w:t>
-            </w:r>
-          </w:p>
-          <w:p>
-            <w:pPr>
-              <w:spacing w:after="0"/>
-            </w:pPr>
-            <w:r>
-              <w:rPr>
-                <w:b w:val="0"/>
-                <w:i w:val="0"/>
-                <w:sz w:val="18"/>
-              </w:rPr>
-              <w:t>NLS-AT: Tư liệu về lễ hội phải lấy từ nguồn chính thống và ghi rõ nguồn</w:t>
+              <w:t>NLS-KT (Cơ bản 2): Chiếu phim tư liệu về “Giỗ tổ Hùng Vương – lễ hội Đền Cuông” do đài truyền hình, cơ quan văn hoá công bố.</w:t>
             </w:r>
           </w:p>
         </w:tc>
@@ -2833,33 +2651,7 @@
                 <w:i w:val="0"/>
                 <w:sz w:val="18"/>
               </w:rPr>
-              <w:t>NLS-KT (Cơ bản 2): GV dùng bản đồ số có nhiều lớp để dạy “Thiên nhiên vùng đồng bằng Bắc Bộ”: bật lớp địa hình xem đồi núi và đồng bằng</w:t>
-            </w:r>
-          </w:p>
-          <w:p>
-            <w:pPr>
-              <w:spacing w:after="0"/>
-            </w:pPr>
-            <w:r>
-              <w:rPr>
-                <w:b w:val="0"/>
-                <w:i w:val="0"/>
-                <w:sz w:val="18"/>
-              </w:rPr>
-              <w:t>NLS-GQVĐ (Cơ bản 2): HS tra bảng số liệu nhiệt độ, lượng mưa của vùng từ nguồn chính thống</w:t>
-            </w:r>
-          </w:p>
-          <w:p>
-            <w:pPr>
-              <w:spacing w:after="0"/>
-            </w:pPr>
-            <w:r>
-              <w:rPr>
-                <w:b w:val="0"/>
-                <w:i w:val="0"/>
-                <w:sz w:val="18"/>
-              </w:rPr>
-              <w:t>NLS-AT: Chỉ dùng bản đồ do Nhà nước Việt Nam ban hành</w:t>
+              <w:t>NLS-GQVĐ (Cơ bản 2): HS tra bảng số liệu nhiệt độ, lượng mưa của vùng từ nguồn chính thống, nhập vào bảng tính.</w:t>
             </w:r>
           </w:p>
         </w:tc>
@@ -3221,33 +3013,7 @@
                 <w:i w:val="0"/>
                 <w:sz w:val="18"/>
               </w:rPr>
-              <w:t>NLS-KT (Cơ bản 2): HS tra số liệu dân số, mật độ dân cư của vùng trong bài “Dân cư và hoạt động sản xuất ở vùng đồng bằng Bắc Bộ” từ</w:t>
-            </w:r>
-          </w:p>
-          <w:p>
-            <w:pPr>
-              <w:spacing w:after="0"/>
-            </w:pPr>
-            <w:r>
-              <w:rPr>
-                <w:b w:val="0"/>
-                <w:i w:val="0"/>
-                <w:sz w:val="18"/>
-              </w:rPr>
-              <w:t>NLS-KT (Cơ bản 2): GV chiếu phim ngắn về hoạt động sản xuất tiêu biểu của vùng (trồng chè, khai thác khoáng sản, đánh bắt và nuôi trồng thuỷ sản, làm muối)</w:t>
-            </w:r>
-          </w:p>
-          <w:p>
-            <w:pPr>
-              <w:spacing w:after="0"/>
-            </w:pPr>
-            <w:r>
-              <w:rPr>
-                <w:b w:val="0"/>
-                <w:i w:val="0"/>
-                <w:sz w:val="18"/>
-              </w:rPr>
-              <w:t>NLS-AT: Số liệu dân cư, sản xuất phải lấy từ cơ quan nhà nước và ghi rõ năm công</w:t>
+              <w:t>NLS-KT (Cơ bản 2): HS tra số liệu dân số, mật độ dân cư của vùng trong bài “Dân cư và hoạt động sản xuất ở vùng đồng bằng Bắc Bộ”.</w:t>
             </w:r>
           </w:p>
         </w:tc>
@@ -3594,33 +3360,7 @@
                 <w:i w:val="0"/>
                 <w:sz w:val="18"/>
               </w:rPr>
-              <w:t>NLS-KT (Cơ bản 2): GV chiếu phim tư liệu về “Một số nét văn hóa ở vùng đồng bằng Bắc Bộ” do đài truyền hình</w:t>
-            </w:r>
-          </w:p>
-          <w:p>
-            <w:pPr>
-              <w:spacing w:after="0"/>
-            </w:pPr>
-            <w:r>
-              <w:rPr>
-                <w:b w:val="0"/>
-                <w:i w:val="0"/>
-                <w:sz w:val="18"/>
-              </w:rPr>
-              <w:t>NLS-ST (Cơ bản 2): HS làm một sản phẩm số nhỏ giới thiệu lễ hội hoặc nét văn hoá vừa học: trang chiếu có ảnh và chú thích</w:t>
-            </w:r>
-          </w:p>
-          <w:p>
-            <w:pPr>
-              <w:spacing w:after="0"/>
-            </w:pPr>
-            <w:r>
-              <w:rPr>
-                <w:b w:val="0"/>
-                <w:i w:val="0"/>
-                <w:sz w:val="18"/>
-              </w:rPr>
-              <w:t>NLS-AT: Tư liệu về lễ hội phải lấy từ nguồn chính thống và ghi rõ nguồn</w:t>
+              <w:t>NLS-ST (Cơ bản 2): HS làm một sản phẩm số nhỏ giới thiệu lễ hội hoặc nét văn hoá vừa học: trang chiếu.</w:t>
             </w:r>
           </w:p>
         </w:tc>
@@ -3865,33 +3605,7 @@
                 <w:i w:val="0"/>
                 <w:sz w:val="18"/>
               </w:rPr>
-              <w:t>NLS-KT (Cơ bản 2): GV cho HS tham quan “Sông Hồng và văn minh Sông Hồng” qua bảo tàng số, ảnh 360 độ hoặc phim tư liệu: HS xoay</w:t>
-            </w:r>
-          </w:p>
-          <w:p>
-            <w:pPr>
-              <w:spacing w:after="0"/>
-            </w:pPr>
-            <w:r>
-              <w:rPr>
-                <w:b w:val="0"/>
-                <w:i w:val="0"/>
-                <w:sz w:val="18"/>
-              </w:rPr>
-              <w:t>AI-NB (Cơ bản 2): GV cho HS xem một hình phục dựng công trình hoặc nhân vật do máy tạo, nêu rõ đó chỉ là hình dung dựa trên mô tả</w:t>
-            </w:r>
-          </w:p>
-          <w:p>
-            <w:pPr>
-              <w:spacing w:after="0"/>
-            </w:pPr>
-            <w:r>
-              <w:rPr>
-                <w:b w:val="0"/>
-                <w:i w:val="0"/>
-                <w:sz w:val="18"/>
-              </w:rPr>
-              <w:t>NLS-AT: Chỉ dùng tư liệu từ bảo tàng, khu di tích, cơ quan lưu trữ và ghi rõ nguồn</w:t>
+              <w:t>NLS-KT (Cơ bản 2): Cho HS tham quan “Sông Hồng và văn minh Sông Hồng” qua bảo tàng số, ảnh 360 độ.</w:t>
             </w:r>
           </w:p>
         </w:tc>
@@ -4136,33 +3850,7 @@
                 <w:i w:val="0"/>
                 <w:sz w:val="18"/>
               </w:rPr>
-              <w:t>NLS-KT (Cơ bản 2): GV cho HS tham quan “Thăng Long – Hà Nội” qua bảo tàng số, ảnh 360 độ hoặc phim tư liệu: HS xoay</w:t>
-            </w:r>
-          </w:p>
-          <w:p>
-            <w:pPr>
-              <w:spacing w:after="0"/>
-            </w:pPr>
-            <w:r>
-              <w:rPr>
-                <w:b w:val="0"/>
-                <w:i w:val="0"/>
-                <w:sz w:val="18"/>
-              </w:rPr>
-              <w:t>AI-NB (Cơ bản 2): GV cho HS xem một hình phục dựng công trình hoặc nhân vật do máy tạo, nêu rõ đó chỉ là hình dung dựa trên mô tả</w:t>
-            </w:r>
-          </w:p>
-          <w:p>
-            <w:pPr>
-              <w:spacing w:after="0"/>
-            </w:pPr>
-            <w:r>
-              <w:rPr>
-                <w:b w:val="0"/>
-                <w:i w:val="0"/>
-                <w:sz w:val="18"/>
-              </w:rPr>
-              <w:t>NLS-AT: Chỉ dùng tư liệu từ bảo tàng, khu di tích, cơ quan lưu trữ và ghi rõ nguồn</w:t>
+              <w:t>AI-NB (Nhận biết): Cho HS xem một hình phục dựng công trình hoặc nhân vật do máy tạo, nêu rõ đó chỉ là hình dung.</w:t>
             </w:r>
           </w:p>
           <w:p>
@@ -4523,33 +4211,7 @@
                 <w:i w:val="0"/>
                 <w:sz w:val="18"/>
               </w:rPr>
-              <w:t>NLS-KT (Cơ bản 2): GV cho HS tham quan “Văn Miếu - Quốc Tử Giám” qua bảo tàng số, ảnh 360 độ hoặc phim tư liệu: HS xoay</w:t>
-            </w:r>
-          </w:p>
-          <w:p>
-            <w:pPr>
-              <w:spacing w:after="0"/>
-            </w:pPr>
-            <w:r>
-              <w:rPr>
-                <w:b w:val="0"/>
-                <w:i w:val="0"/>
-                <w:sz w:val="18"/>
-              </w:rPr>
-              <w:t>AI-NB (Cơ bản 2): GV cho HS xem một hình phục dựng công trình hoặc nhân vật do máy tạo, nêu rõ đó chỉ là hình dung dựa trên mô tả</w:t>
-            </w:r>
-          </w:p>
-          <w:p>
-            <w:pPr>
-              <w:spacing w:after="0"/>
-            </w:pPr>
-            <w:r>
-              <w:rPr>
-                <w:b w:val="0"/>
-                <w:i w:val="0"/>
-                <w:sz w:val="18"/>
-              </w:rPr>
-              <w:t>NLS-AT: Chỉ dùng tư liệu từ bảo tàng, khu di tích, cơ quan lưu trữ và ghi rõ nguồn</w:t>
+              <w:t>NLS-KT (Cơ bản 2): Cho HS tham quan “Văn Miếu - Quốc Tử Giám” qua bảo tàng số, ảnh 360 độ.</w:t>
             </w:r>
           </w:p>
         </w:tc>
@@ -5725,33 +5387,7 @@
                 <w:i w:val="0"/>
                 <w:sz w:val="18"/>
               </w:rPr>
-              <w:t>NLS-KT (Cơ bản 2): HS tra số liệu dân số, mật độ dân cư của vùng trong bài “Dân cư,hoạt động sản xuất và một số nét văn hóa ở vùng Bắc</w:t>
-            </w:r>
-          </w:p>
-          <w:p>
-            <w:pPr>
-              <w:spacing w:after="0"/>
-            </w:pPr>
-            <w:r>
-              <w:rPr>
-                <w:b w:val="0"/>
-                <w:i w:val="0"/>
-                <w:sz w:val="18"/>
-              </w:rPr>
-              <w:t>NLS-KT (Cơ bản 2): GV chiếu phim ngắn về hoạt động sản xuất tiêu biểu của vùng (trồng chè, khai thác khoáng sản, đánh bắt và nuôi trồng thuỷ sản, làm muối)</w:t>
-            </w:r>
-          </w:p>
-          <w:p>
-            <w:pPr>
-              <w:spacing w:after="0"/>
-            </w:pPr>
-            <w:r>
-              <w:rPr>
-                <w:b w:val="0"/>
-                <w:i w:val="0"/>
-                <w:sz w:val="18"/>
-              </w:rPr>
-              <w:t>NLS-AT: Số liệu dân cư, sản xuất phải lấy từ cơ quan nhà nước và ghi rõ năm công</w:t>
+              <w:t>NLS-KT (Cơ bản 2): Ở hoạt động Khám phá bài “Dân cư và hoạt động sản xuất ở vùng Bắc Trung Bộ và Nam Trung Bộ”.</w:t>
             </w:r>
           </w:p>
         </w:tc>
@@ -6226,6 +5862,7 @@
                 <w:i w:val="0"/>
                 <w:sz w:val="18"/>
               </w:rPr>
+              <w:t>NLS-GT (Cơ bản 2): Ở hoạt động nhóm, GV chiếu bảng chung “Di sản – Nơi có – Nét đặc sắc”.</w:t>
             </w:r>
           </w:p>
         </w:tc>
@@ -6700,6 +6337,7 @@
                 <w:i w:val="0"/>
                 <w:sz w:val="18"/>
               </w:rPr>
+              <w:t>NLS-KT (Cơ bản 2): Ở hoạt động Mở đầu bài “Truyền thống yêu nước, cách mạng của đồng bào Bắc Trung Bộ và Nam Trung Bộ”.</w:t>
             </w:r>
           </w:p>
         </w:tc>
@@ -6814,7 +6452,7 @@
                 <w:i w:val="0"/>
                 <w:sz w:val="18"/>
               </w:rPr>
-              <w:t>NLS-KT (Cơ bản 2): GV cho HS tham quan “Cố đô Huế” qua bảo tàng số, ảnh 360 độ hoặc phim tư liệu: HS xoay</w:t>
+              <w:t>QPAN: Giáo dục truyền thống dựng nước và giữ nước, tinh thần chống giặc ngoại xâm của dân tộc; bồi dưỡng niềm tự hào dân tộc và lòng biết ơn các anh hùng, liệt sĩ đã hi sinh bảo vệ Tổ quốc.</w:t>
             </w:r>
           </w:p>
           <w:p>
@@ -6827,33 +6465,7 @@
                 <w:i w:val="0"/>
                 <w:sz w:val="18"/>
               </w:rPr>
-              <w:t>AI-NB (Cơ bản 2): GV cho HS xem một hình phục dựng công trình hoặc nhân vật do máy tạo, nêu rõ đó chỉ là hình dung dựa trên mô tả</w:t>
-            </w:r>
-          </w:p>
-          <w:p>
-            <w:pPr>
-              <w:spacing w:after="0"/>
-            </w:pPr>
-            <w:r>
-              <w:rPr>
-                <w:b w:val="0"/>
-                <w:i w:val="0"/>
-                <w:sz w:val="18"/>
-              </w:rPr>
-              <w:t>NLS-AT: Chỉ dùng tư liệu từ bảo tàng, khu di tích, cơ quan lưu trữ và ghi rõ nguồn</w:t>
-            </w:r>
-          </w:p>
-          <w:p>
-            <w:pPr>
-              <w:spacing w:after="0"/>
-            </w:pPr>
-            <w:r>
-              <w:rPr>
-                <w:b w:val="0"/>
-                <w:i w:val="0"/>
-                <w:sz w:val="18"/>
-              </w:rPr>
-              <w:t>QPAN: Giáo dục truyền thống dựng nước và giữ nước, tinh thần chống giặc ngoại xâm của dân tộc; bồi dưỡng niềm tự hào dân tộc và lòng biết ơn các anh hùng, liệt sĩ đã hi sinh bảo vệ Tổ quốc.</w:t>
+              <w:t>KNS: KN ứng phó với thiên tai thường gặp ở địa phương.</w:t>
             </w:r>
           </w:p>
         </w:tc>
@@ -7085,33 +6697,7 @@
                 <w:i w:val="0"/>
                 <w:sz w:val="18"/>
               </w:rPr>
-              <w:t>NLS-KT (Cơ bản 2): GV cho HS tham quan “Phố cổ Hội An” qua bảo tàng số, ảnh 360 độ hoặc phim tư liệu: HS xoay</w:t>
-            </w:r>
-          </w:p>
-          <w:p>
-            <w:pPr>
-              <w:spacing w:after="0"/>
-            </w:pPr>
-            <w:r>
-              <w:rPr>
-                <w:b w:val="0"/>
-                <w:i w:val="0"/>
-                <w:sz w:val="18"/>
-              </w:rPr>
-              <w:t>AI-NB (Cơ bản 2): GV cho HS xem một hình phục dựng công trình hoặc nhân vật do máy tạo, nêu rõ đó chỉ là hình dung dựa trên mô tả</w:t>
-            </w:r>
-          </w:p>
-          <w:p>
-            <w:pPr>
-              <w:spacing w:after="0"/>
-            </w:pPr>
-            <w:r>
-              <w:rPr>
-                <w:b w:val="0"/>
-                <w:i w:val="0"/>
-                <w:sz w:val="18"/>
-              </w:rPr>
-              <w:t>NLS-AT: Chỉ dùng tư liệu từ bảo tàng, khu di tích, cơ quan lưu trữ và ghi rõ nguồn</w:t>
+              <w:t>AI-NB (Nhận biết): Cho HS xem một hình phục dựng công trình hoặc nhân vật do máy tạo, nêu rõ đó chỉ là hình dung.</w:t>
             </w:r>
           </w:p>
         </w:tc>
@@ -7458,33 +7044,7 @@
                 <w:i w:val="0"/>
                 <w:sz w:val="18"/>
               </w:rPr>
-              <w:t>NLS-KT (Cơ bản 2): GV chiếu phim tư liệu về “Lễ hội cồng chiêng Tây Nguyên” do đài truyền hình, cơ quan văn hoá công bố: phần lễ, phần hội, trang phục</w:t>
-            </w:r>
-          </w:p>
-          <w:p>
-            <w:pPr>
-              <w:spacing w:after="0"/>
-            </w:pPr>
-            <w:r>
-              <w:rPr>
-                <w:b w:val="0"/>
-                <w:i w:val="0"/>
-                <w:sz w:val="18"/>
-              </w:rPr>
-              <w:t>NLS-ST (Cơ bản 2): HS làm một sản phẩm số nhỏ giới thiệu lễ hội hoặc nét văn hoá vừa học: trang chiếu có ảnh và chú thích</w:t>
-            </w:r>
-          </w:p>
-          <w:p>
-            <w:pPr>
-              <w:spacing w:after="0"/>
-            </w:pPr>
-            <w:r>
-              <w:rPr>
-                <w:b w:val="0"/>
-                <w:i w:val="0"/>
-                <w:sz w:val="18"/>
-              </w:rPr>
-              <w:t>NLS-AT: Tư liệu về lễ hội phải lấy từ nguồn chính thống và ghi rõ nguồn</w:t>
+              <w:t>NLS-KT (Cơ bản 2): Chiếu phim tư liệu về “Lễ hội cồng chiêng Tây Nguyên” do đài truyền hình, cơ quan văn hoá công bố.</w:t>
             </w:r>
           </w:p>
         </w:tc>
@@ -7730,33 +7290,7 @@
                 <w:i w:val="0"/>
                 <w:sz w:val="18"/>
               </w:rPr>
-              <w:t>NLS-KT (Cơ bản 2): GV dùng bản đồ số có nhiều lớp để dạy “Thiên nhiên vùng Nam Bộ”: bật lớp địa hình xem đồi núi và đồng bằng</w:t>
-            </w:r>
-          </w:p>
-          <w:p>
-            <w:pPr>
-              <w:spacing w:after="0"/>
-            </w:pPr>
-            <w:r>
-              <w:rPr>
-                <w:b w:val="0"/>
-                <w:i w:val="0"/>
-                <w:sz w:val="18"/>
-              </w:rPr>
-              <w:t>NLS-GQVĐ (Cơ bản 2): HS tra bảng số liệu nhiệt độ, lượng mưa của vùng từ nguồn chính thống</w:t>
-            </w:r>
-          </w:p>
-          <w:p>
-            <w:pPr>
-              <w:spacing w:after="0"/>
-            </w:pPr>
-            <w:r>
-              <w:rPr>
-                <w:b w:val="0"/>
-                <w:i w:val="0"/>
-                <w:sz w:val="18"/>
-              </w:rPr>
-              <w:t>NLS-AT: Chỉ dùng bản đồ do Nhà nước Việt Nam ban hành</w:t>
+              <w:t>NLS-GQVĐ (Cơ bản 2): HS tra bảng số liệu nhiệt độ, lượng mưa của vùng từ nguồn chính thống, nhập vào bảng tính.</w:t>
             </w:r>
           </w:p>
         </w:tc>
@@ -8219,33 +7753,7 @@
                 <w:i w:val="0"/>
                 <w:sz w:val="18"/>
               </w:rPr>
-              <w:t>NLS-KT (Cơ bản 2): HS tra số liệu dân số, mật độ dân cư của vùng trong bài “Dân cư và hoạt động sản xuất ở vùng Nam Bộ” từ nguồn chính</w:t>
-            </w:r>
-          </w:p>
-          <w:p>
-            <w:pPr>
-              <w:spacing w:after="0"/>
-            </w:pPr>
-            <w:r>
-              <w:rPr>
-                <w:b w:val="0"/>
-                <w:i w:val="0"/>
-                <w:sz w:val="18"/>
-              </w:rPr>
-              <w:t>NLS-KT (Cơ bản 2): GV chiếu phim ngắn về hoạt động sản xuất tiêu biểu của vùng (trồng chè, khai thác khoáng sản, đánh bắt và nuôi trồng thuỷ sản, làm muối)</w:t>
-            </w:r>
-          </w:p>
-          <w:p>
-            <w:pPr>
-              <w:spacing w:after="0"/>
-            </w:pPr>
-            <w:r>
-              <w:rPr>
-                <w:b w:val="0"/>
-                <w:i w:val="0"/>
-                <w:sz w:val="18"/>
-              </w:rPr>
-              <w:t>NLS-AT: Số liệu dân cư, sản xuất phải lấy từ cơ quan nhà nước và ghi rõ năm công</w:t>
+              <w:t>NLS-KT (Cơ bản 2): HS tra số liệu dân số, mật độ dân cư của vùng trong bài “Dân cư và hoạt động sản xuất ở vùng Nam Bộ”.</w:t>
             </w:r>
           </w:p>
         </w:tc>
@@ -8490,33 +7998,7 @@
                 <w:i w:val="0"/>
                 <w:sz w:val="18"/>
               </w:rPr>
-              <w:t>NLS-KT (Cơ bản 2): GV chiếu phim tư liệu về “Một số nét văn hóa và truyền thống yêu nước, cách mạng của đồng bào Nam Bộ” do đài truyền hình</w:t>
-            </w:r>
-          </w:p>
-          <w:p>
-            <w:pPr>
-              <w:spacing w:after="0"/>
-            </w:pPr>
-            <w:r>
-              <w:rPr>
-                <w:b w:val="0"/>
-                <w:i w:val="0"/>
-                <w:sz w:val="18"/>
-              </w:rPr>
-              <w:t>NLS-ST (Cơ bản 2): HS làm một sản phẩm số nhỏ giới thiệu lễ hội hoặc nét văn hoá vừa học: trang chiếu có ảnh và chú thích</w:t>
-            </w:r>
-          </w:p>
-          <w:p>
-            <w:pPr>
-              <w:spacing w:after="0"/>
-            </w:pPr>
-            <w:r>
-              <w:rPr>
-                <w:b w:val="0"/>
-                <w:i w:val="0"/>
-                <w:sz w:val="18"/>
-              </w:rPr>
-              <w:t>NLS-AT: Tư liệu về lễ hội phải lấy từ nguồn chính thống và ghi rõ nguồn</w:t>
+              <w:t>NLS-ST (Cơ bản 2): HS làm một sản phẩm số nhỏ giới thiệu lễ hội hoặc nét văn hoá vừa học: trang chiếu.</w:t>
             </w:r>
           </w:p>
         </w:tc>
@@ -8761,33 +8243,7 @@
                 <w:i w:val="0"/>
                 <w:sz w:val="18"/>
               </w:rPr>
-              <w:t>NLS-KT (Cơ bản 2): GV cho HS tham quan “Thành phố Hồ Chí Minh” qua bảo tàng số, ảnh 360 độ hoặc phim tư liệu: HS xoay</w:t>
-            </w:r>
-          </w:p>
-          <w:p>
-            <w:pPr>
-              <w:spacing w:after="0"/>
-            </w:pPr>
-            <w:r>
-              <w:rPr>
-                <w:b w:val="0"/>
-                <w:i w:val="0"/>
-                <w:sz w:val="18"/>
-              </w:rPr>
-              <w:t>AI-NB (Cơ bản 2): GV cho HS xem một hình phục dựng công trình hoặc nhân vật do máy tạo, nêu rõ đó chỉ là hình dung dựa trên mô tả</w:t>
-            </w:r>
-          </w:p>
-          <w:p>
-            <w:pPr>
-              <w:spacing w:after="0"/>
-            </w:pPr>
-            <w:r>
-              <w:rPr>
-                <w:b w:val="0"/>
-                <w:i w:val="0"/>
-                <w:sz w:val="18"/>
-              </w:rPr>
-              <w:t>NLS-AT: Chỉ dùng tư liệu từ bảo tàng, khu di tích, cơ quan lưu trữ và ghi rõ nguồn</w:t>
+              <w:t>NLS-KT (Cơ bản 2): Cho HS tham quan “Thành phố Hồ Chí Minh” qua bảo tàng số, ảnh 360 độ.</w:t>
             </w:r>
           </w:p>
         </w:tc>
@@ -9019,33 +8475,7 @@
                 <w:i w:val="0"/>
                 <w:sz w:val="18"/>
               </w:rPr>
-              <w:t>NLS-KT (Cơ bản 2): GV cho HS tham quan “Địa đạo Củ Chi” qua bảo tàng số, ảnh 360 độ hoặc phim tư liệu: HS xoay</w:t>
-            </w:r>
-          </w:p>
-          <w:p>
-            <w:pPr>
-              <w:spacing w:after="0"/>
-            </w:pPr>
-            <w:r>
-              <w:rPr>
-                <w:b w:val="0"/>
-                <w:i w:val="0"/>
-                <w:sz w:val="18"/>
-              </w:rPr>
-              <w:t>AI-NB (Cơ bản 2): GV cho HS xem một hình phục dựng công trình hoặc nhân vật do máy tạo, nêu rõ đó chỉ là hình dung dựa trên mô tả</w:t>
-            </w:r>
-          </w:p>
-          <w:p>
-            <w:pPr>
-              <w:spacing w:after="0"/>
-            </w:pPr>
-            <w:r>
-              <w:rPr>
-                <w:b w:val="0"/>
-                <w:i w:val="0"/>
-                <w:sz w:val="18"/>
-              </w:rPr>
-              <w:t>NLS-AT: Chỉ dùng tư liệu từ bảo tàng, khu di tích, cơ quan lưu trữ và ghi rõ nguồn</w:t>
+              <w:t>AI-NB (Nhận biết): Cho HS xem một hình phục dựng công trình hoặc nhân vật do máy tạo, nêu rõ đó chỉ là hình dung.</w:t>
             </w:r>
           </w:p>
         </w:tc>

--- a/assets/docs/lop4/Lich su va Dia li - Lop 4.docx
+++ b/assets/docs/lop4/Lich su va Dia li - Lop 4.docx
@@ -566,7 +566,7 @@
                 <w:i w:val="0"/>
                 <w:sz w:val="20"/>
               </w:rPr>
-              <w:t>MỞ ĐẦU</w:t>
+              <w:t>Mở đầu</w:t>
             </w:r>
           </w:p>
         </w:tc>
@@ -585,7 +585,7 @@
                 <w:i w:val="0"/>
                 <w:sz w:val="20"/>
               </w:rPr>
-              <w:t>Bài 1: Làm quen với phương tiện học tập môn lịch sử và địa lí (tiết 1)</w:t>
+              <w:t>Bài 1. Làm quen với phương tiện học tập môn Lịch sử và Địa lí (Tiết 1)</w:t>
             </w:r>
           </w:p>
         </w:tc>
@@ -624,7 +624,7 @@
                 <w:i w:val="0"/>
                 <w:sz w:val="18"/>
               </w:rPr>
-              <w:t>NLS-KT (Cơ bản 2): Khi dạy “Làm quen với phương tiện học tập môn Lịch sử và Địa lí”, GV chiếu hình 1 SGK.</w:t>
+              <w:t>Năng lực số 1.2 CB2a: HS phân biệt được ảnh tư liệu gốc với hình minh hoạ do máy tạo và biết ghi nguồn tư liệu</w:t>
             </w:r>
           </w:p>
         </w:tc>
@@ -700,7 +700,7 @@
                 <w:i w:val="0"/>
                 <w:sz w:val="20"/>
               </w:rPr>
-              <w:t>Bài 1: Làm quen với phương tiện học tập môn lịch sử và địa lí (tiết 2)</w:t>
+              <w:t>Bài 1. Làm quen với phương tiện học tập môn Lịch sử và Địa lí (Tiết 2)</w:t>
             </w:r>
           </w:p>
         </w:tc>
@@ -739,6 +739,7 @@
                 <w:i w:val="0"/>
                 <w:sz w:val="18"/>
               </w:rPr>
+              <w:t>Năng lực số 1.2 CB2a: HS phân biệt được ảnh tư liệu gốc với hình minh hoạ do máy tạo và biết ghi nguồn tư liệu</w:t>
             </w:r>
           </w:p>
         </w:tc>
@@ -797,7 +798,7 @@
                 <w:i w:val="0"/>
                 <w:sz w:val="20"/>
               </w:rPr>
-              <w:t>Chủ đề 1: ĐỊA PHƯƠNG EM</w:t>
+              <w:t>Chủ đề 1: Địa phương em (tỉnh, thành phố)</w:t>
             </w:r>
           </w:p>
         </w:tc>
@@ -816,7 +817,7 @@
                 <w:i w:val="0"/>
                 <w:sz w:val="20"/>
               </w:rPr>
-              <w:t>Bài 2: Thiên nhiên và con người địa phương em (tiết 1)</w:t>
+              <w:t>Bài 2. Thiên nhiên và con người địa phương em (Tiết 1)</w:t>
             </w:r>
           </w:p>
         </w:tc>
@@ -855,7 +856,20 @@
                 <w:i w:val="0"/>
                 <w:sz w:val="18"/>
               </w:rPr>
-              <w:t>NLS-ST (Cơ bản 2): Nhóm 4 hoàn thành bảng thông tin về tỉnh tiếp giáp, các mùa trong năm.</w:t>
+              <w:t>Năng lực số 1.1 CB2c: HS xác định được vị trí và đặc điểm nổi bật của địa phương mình trên bản đồ số, ảnh vệ tinh</w:t>
+            </w:r>
+          </w:p>
+          <w:p>
+            <w:pPr>
+              <w:spacing w:after="0"/>
+            </w:pPr>
+            <w:r>
+              <w:rPr>
+                <w:b w:val="0"/>
+                <w:i w:val="0"/>
+                <w:sz w:val="18"/>
+              </w:rPr>
+              <w:t>QPAN: Liên hệ vai trò của mỗi vùng đối với quốc phòng, an ninh; giáo dục nhận biết chủ quyền lãnh thổ; có ý thức chấp hành pháp luật, nhất là pháp luật giao thông.</w:t>
             </w:r>
           </w:p>
         </w:tc>
@@ -931,7 +945,7 @@
                 <w:i w:val="0"/>
                 <w:sz w:val="20"/>
               </w:rPr>
-              <w:t>Bài 2: Thiên nhiên và con người địa phương em (tiết 2)</w:t>
+              <w:t>Bài 2. Thiên nhiên và con người địa phương em (Tiết 2)</w:t>
             </w:r>
           </w:p>
         </w:tc>
@@ -970,6 +984,7 @@
                 <w:i w:val="0"/>
                 <w:sz w:val="18"/>
               </w:rPr>
+              <w:t>Năng lực số 1.1 CB2c: HS xác định được vị trí và đặc điểm nổi bật của địa phương mình trên bản đồ số, ảnh vệ tinh</w:t>
             </w:r>
           </w:p>
         </w:tc>
@@ -1028,7 +1043,7 @@
                 <w:i w:val="0"/>
                 <w:sz w:val="20"/>
               </w:rPr>
-              <w:t>Chủ đề 1: ĐỊA PHƯƠNG EM</w:t>
+              <w:t>Chủ đề 1: Địa phương em (tỉnh, thành phố)</w:t>
             </w:r>
           </w:p>
         </w:tc>
@@ -1047,7 +1062,7 @@
                 <w:i w:val="0"/>
                 <w:sz w:val="20"/>
               </w:rPr>
-              <w:t>Bài 3: Lịch sử và văn hoá truyền thống địa phương em (tiết 1)</w:t>
+              <w:t>Bài 3. Lịch sử và văn hoá truyền thống địa phương em (Tiết 1)</w:t>
             </w:r>
           </w:p>
         </w:tc>
@@ -1086,7 +1101,7 @@
                 <w:i w:val="0"/>
                 <w:sz w:val="18"/>
               </w:rPr>
-              <w:t>NLS-KT (Cơ bản 2): Ở bài “Lịch sử và văn hoá truyền thống địa phương em”, HS dùng bản đồ số do GV mở.</w:t>
+              <w:t>Năng lực số 1.1 CB2c: HS xác định được vị trí và đặc điểm nổi bật của địa phương mình trên bản đồ số, ảnh vệ tinh</w:t>
             </w:r>
           </w:p>
           <w:p>
@@ -1175,7 +1190,7 @@
                 <w:i w:val="0"/>
                 <w:sz w:val="20"/>
               </w:rPr>
-              <w:t>Bài 3: Lịch sử và văn hoá truyền thống địa phương em (tiết 2)</w:t>
+              <w:t>Bài 3. Lịch sử và văn hoá truyền thống địa phương em (Tiết 2)</w:t>
             </w:r>
           </w:p>
         </w:tc>
@@ -1214,6 +1229,7 @@
                 <w:i w:val="0"/>
                 <w:sz w:val="18"/>
               </w:rPr>
+              <w:t>Năng lực số 1.1 CB2c: HS xác định được vị trí và đặc điểm nổi bật của địa phương mình trên bản đồ số, ảnh vệ tinh</w:t>
             </w:r>
           </w:p>
         </w:tc>
@@ -1272,7 +1288,7 @@
                 <w:i w:val="0"/>
                 <w:sz w:val="20"/>
               </w:rPr>
-              <w:t>Chủ đề 2: TRUNG DU VÀ MIỀN NÚI BẮC BỘ</w:t>
+              <w:t>Chủ đề 2: Trung du và miền núi phía Bắc</w:t>
             </w:r>
           </w:p>
         </w:tc>
@@ -1291,7 +1307,7 @@
                 <w:i w:val="0"/>
                 <w:sz w:val="20"/>
               </w:rPr>
-              <w:t>Bài 4: Thiên nhiên vùng Trung du và miền núi phía Bắc (tiết 1)</w:t>
+              <w:t>Bài 4. Thiên nhiên vùng Trung du và miền núi phía Bắc (Tiết 1)</w:t>
             </w:r>
           </w:p>
         </w:tc>
@@ -1330,7 +1346,7 @@
                 <w:i w:val="0"/>
                 <w:sz w:val="18"/>
               </w:rPr>
-              <w:t>NLS-GQVĐ (Cơ bản 2): HS tra bảng số liệu nhiệt độ, lượng mưa của vùng từ nguồn chính thống, nhập vào bảng tính.</w:t>
+              <w:t>Năng lực số 1.1 CB2c: HS thao tác được các lớp bản đồ số, ảnh vệ tinh để mô tả đặc điểm thiên nhiên của vùng</w:t>
             </w:r>
           </w:p>
           <w:p>
@@ -1419,7 +1435,7 @@
                 <w:i w:val="0"/>
                 <w:sz w:val="20"/>
               </w:rPr>
-              <w:t>Bài 4: Thiên nhiên vùng Trung du và miền núi phía Bắc (tiết 2)</w:t>
+              <w:t>Bài 4. Thiên nhiên vùng Trung du và miền núi phía Bắc (Tiết 2)</w:t>
             </w:r>
           </w:p>
         </w:tc>
@@ -1458,6 +1474,7 @@
                 <w:i w:val="0"/>
                 <w:sz w:val="18"/>
               </w:rPr>
+              <w:t>Năng lực số 1.1 CB2c: HS thao tác được các lớp bản đồ số, ảnh vệ tinh để mô tả đặc điểm thiên nhiên của vùng</w:t>
             </w:r>
           </w:p>
         </w:tc>
@@ -1516,7 +1533,7 @@
                 <w:i w:val="0"/>
                 <w:sz w:val="20"/>
               </w:rPr>
-              <w:t>Chủ đề 2: TRUNG DU VÀ MIỀN NÚI BẮC BỘ</w:t>
+              <w:t>Chủ đề 2: Trung du và miền núi phía Bắc</w:t>
             </w:r>
           </w:p>
         </w:tc>
@@ -1535,7 +1552,7 @@
                 <w:i w:val="0"/>
                 <w:sz w:val="20"/>
               </w:rPr>
-              <w:t>Bài 4: Thiên nhiên vùng Trung du và miền núi phía Bắc (tiết 3)</w:t>
+              <w:t>Bài 4. Thiên nhiên vùng Trung du và miền núi phía Bắc (Tiết 3)</w:t>
             </w:r>
           </w:p>
         </w:tc>
@@ -1574,6 +1591,7 @@
                 <w:i w:val="0"/>
                 <w:sz w:val="18"/>
               </w:rPr>
+              <w:t>Năng lực số 1.1 CB2c: HS thao tác được các lớp bản đồ số, ảnh vệ tinh để mô tả đặc điểm thiên nhiên của vùng</w:t>
             </w:r>
           </w:p>
         </w:tc>
@@ -1649,7 +1667,7 @@
                 <w:i w:val="0"/>
                 <w:sz w:val="20"/>
               </w:rPr>
-              <w:t>Bài 5: Dân cư và hoạt động sản xuất ở vùng Trung du và miền núi phía Bắc (tiết 1)</w:t>
+              <w:t>Bài 5. Dân cư và hoạt động sản xuất ở vùng Trung du và miền núi phía Bắc (Tiết 1)</w:t>
             </w:r>
           </w:p>
         </w:tc>
@@ -1669,7 +1687,7 @@
                 <w:i w:val="0"/>
                 <w:sz w:val="20"/>
               </w:rPr>
-              <w:t>Tiết 10 (6 tiết)</w:t>
+              <w:t>Tiết 10 (3 tiết)</w:t>
             </w:r>
           </w:p>
         </w:tc>
@@ -1688,7 +1706,7 @@
                 <w:i w:val="0"/>
                 <w:sz w:val="18"/>
               </w:rPr>
-              <w:t>NLS-KT (Cơ bản 2): HS tra số liệu dân số.</w:t>
+              <w:t>Năng lực số 1.1 CB2c: HS lập bảng và đọc được biểu đồ dân cư, từ đó giải thích sự phân bố dân cư của vùng</w:t>
             </w:r>
           </w:p>
           <w:p>
@@ -1760,7 +1778,7 @@
                 <w:i w:val="0"/>
                 <w:sz w:val="20"/>
               </w:rPr>
-              <w:t>Chủ đề 2: TRUNG DU VÀ MIỀN NÚI BẮC BỘ</w:t>
+              <w:t>Chủ đề 2: Trung du và miền núi phía Bắc</w:t>
             </w:r>
           </w:p>
         </w:tc>
@@ -1779,7 +1797,7 @@
                 <w:i w:val="0"/>
                 <w:sz w:val="20"/>
               </w:rPr>
-              <w:t>Bài 5: Dân cư và hoạt động sản xuất ở vùng Trung du và miền núi phía Bắc (tiết 2)</w:t>
+              <w:t>Bài 5. Dân cư và hoạt động sản xuất ở vùng Trung du và miền núi phía Bắc (Tiết 2)</w:t>
             </w:r>
           </w:p>
         </w:tc>
@@ -1818,6 +1836,7 @@
                 <w:i w:val="0"/>
                 <w:sz w:val="18"/>
               </w:rPr>
+              <w:t>Năng lực số 1.1 CB2c: HS lập bảng và đọc được biểu đồ dân cư, từ đó giải thích sự phân bố dân cư của vùng</w:t>
             </w:r>
           </w:p>
         </w:tc>
@@ -1893,7 +1912,7 @@
                 <w:i w:val="0"/>
                 <w:sz w:val="20"/>
               </w:rPr>
-              <w:t>Bài 5: Dân cư và hoạt động sản xuất ở vùng Trung du và miền núi phía Bắc (tiết 3)</w:t>
+              <w:t>Bài 5. Dân cư và hoạt động sản xuất ở vùng Trung du và miền núi phía Bắc (Tiết 3)</w:t>
             </w:r>
           </w:p>
         </w:tc>
@@ -1932,6 +1951,7 @@
                 <w:i w:val="0"/>
                 <w:sz w:val="18"/>
               </w:rPr>
+              <w:t>Năng lực số 1.1 CB2c: HS lập bảng và đọc được biểu đồ dân cư, từ đó giải thích sự phân bố dân cư của vùng</w:t>
             </w:r>
           </w:p>
         </w:tc>
@@ -1990,7 +2010,7 @@
                 <w:i w:val="0"/>
                 <w:sz w:val="20"/>
               </w:rPr>
-              <w:t>Chủ đề 2: TRUNG DU VÀ MIỀN NÚI BẮC BỘ</w:t>
+              <w:t>Chủ đề 2: Trung du và miền núi phía Bắc</w:t>
             </w:r>
           </w:p>
         </w:tc>
@@ -2009,7 +2029,7 @@
                 <w:i w:val="0"/>
                 <w:sz w:val="20"/>
               </w:rPr>
-              <w:t>Bài 5: Dân cư và hoạt động sản xuất ở vùng Trung du và miền núi phía Bắc (tiết 4)</w:t>
+              <w:t>Bài 6. Một số nét văn hoá ở vùng Trung du và miền núi phía Bắc (Tiết 1)</w:t>
             </w:r>
           </w:p>
         </w:tc>
@@ -2029,7 +2049,7 @@
                 <w:i w:val="0"/>
                 <w:sz w:val="20"/>
               </w:rPr>
-              <w:t>Tiết 13</w:t>
+              <w:t>Tiết 13 (2 tiết)</w:t>
             </w:r>
           </w:p>
         </w:tc>
@@ -2048,7 +2068,46 @@
                 <w:i w:val="0"/>
                 <w:sz w:val="18"/>
               </w:rPr>
-              <w:t>NLS-ST (Cơ bản 2): HS làm một sản phẩm số nhỏ giới thiệu lễ hội hoặc nét văn hoá vừa học: trang chiếu.</w:t>
+              <w:t>Năng lực số 1.1 CB2c: HS mô tả được nét đặc sắc của lễ hội, nét văn hoá vùng miền nhờ phim tư liệu chính thống</w:t>
+            </w:r>
+          </w:p>
+          <w:p>
+            <w:pPr>
+              <w:spacing w:after="0"/>
+            </w:pPr>
+            <w:r>
+              <w:rPr>
+                <w:b w:val="0"/>
+                <w:i w:val="0"/>
+                <w:sz w:val="18"/>
+              </w:rPr>
+              <w:t>GDĐP: Nội dung giáo dục địa phương</w:t>
+            </w:r>
+          </w:p>
+          <w:p>
+            <w:pPr>
+              <w:spacing w:after="0"/>
+            </w:pPr>
+            <w:r>
+              <w:rPr>
+                <w:b w:val="0"/>
+                <w:i w:val="0"/>
+                <w:sz w:val="18"/>
+              </w:rPr>
+              <w:t>GDĐP: đối chiếu tài liệu GDĐP của tỉnh</w:t>
+            </w:r>
+          </w:p>
+          <w:p>
+            <w:pPr>
+              <w:spacing w:after="0"/>
+            </w:pPr>
+            <w:r>
+              <w:rPr>
+                <w:b w:val="0"/>
+                <w:i w:val="0"/>
+                <w:sz w:val="18"/>
+              </w:rPr>
+              <w:t>QPAN: Liên hệ vai trò của mỗi vùng đối với quốc phòng, an ninh; giáo dục nhận biết chủ quyền lãnh thổ; có ý thức chấp hành pháp luật, nhất là pháp luật giao thông.</w:t>
             </w:r>
           </w:p>
         </w:tc>
@@ -2124,7 +2183,7 @@
                 <w:i w:val="0"/>
                 <w:sz w:val="20"/>
               </w:rPr>
-              <w:t>Bài 5: Dân cư và hoạt động sản xuất ở vùng Trung du và miền núi phía Bắc (tiết 5)</w:t>
+              <w:t>Bài 6. Một số nét văn hoá ở vùng Trung du và miền núi phía Bắc (Tiết 2)</w:t>
             </w:r>
           </w:p>
         </w:tc>
@@ -2163,6 +2222,7 @@
                 <w:i w:val="0"/>
                 <w:sz w:val="18"/>
               </w:rPr>
+              <w:t>Năng lực số 1.1 CB2c: HS mô tả được nét đặc sắc của lễ hội, nét văn hoá vùng miền nhờ phim tư liệu chính thống</w:t>
             </w:r>
           </w:p>
         </w:tc>
@@ -2221,7 +2281,7 @@
                 <w:i w:val="0"/>
                 <w:sz w:val="20"/>
               </w:rPr>
-              <w:t>Chủ đề 2: TRUNG DU VÀ MIỀN NÚI BẮC BỘ</w:t>
+              <w:t>Chủ đề 2: Trung du và miền núi phía Bắc</w:t>
             </w:r>
           </w:p>
         </w:tc>
@@ -2240,7 +2300,7 @@
                 <w:i w:val="0"/>
                 <w:sz w:val="20"/>
               </w:rPr>
-              <w:t>Bài 5: Dân cư và hoạt động sản xuất ở vùng Trung du và miền núi phía Bắc (tiết 6)</w:t>
+              <w:t>Bài 7. Đền Hùng và lễ giỗ Tổ Hùng Vương (Tiết 1)</w:t>
             </w:r>
           </w:p>
         </w:tc>
@@ -2260,7 +2320,7 @@
                 <w:i w:val="0"/>
                 <w:sz w:val="20"/>
               </w:rPr>
-              <w:t>Tiết 15</w:t>
+              <w:t>Tiết 15 (2 tiết)</w:t>
             </w:r>
           </w:p>
         </w:tc>
@@ -2279,7 +2339,20 @@
                 <w:i w:val="0"/>
                 <w:sz w:val="18"/>
               </w:rPr>
-              <w:t>NLS-KT (Cơ bản 2): Chiếu phim tư liệu về “Giỗ tổ Hùng Vương – lễ hội Đền Cuông” do đài truyền hình, cơ quan văn hoá công bố.</w:t>
+              <w:t>Năng lực số 1.1 CB2c: HS mô tả được nét đặc sắc của lễ hội, nét văn hoá vùng miền nhờ phim tư liệu chính thống</w:t>
+            </w:r>
+          </w:p>
+          <w:p>
+            <w:pPr>
+              <w:spacing w:after="0"/>
+            </w:pPr>
+            <w:r>
+              <w:rPr>
+                <w:b w:val="0"/>
+                <w:i w:val="0"/>
+                <w:sz w:val="18"/>
+              </w:rPr>
+              <w:t>QPAN: Liên hệ vai trò của mỗi vùng đối với quốc phòng, an ninh; giáo dục nhận biết chủ quyền lãnh thổ; có ý thức chấp hành pháp luật, nhất là pháp luật giao thông.</w:t>
             </w:r>
           </w:p>
         </w:tc>
@@ -2355,7 +2428,7 @@
                 <w:i w:val="0"/>
                 <w:sz w:val="20"/>
               </w:rPr>
-              <w:t>Bài 6: Một số lễ hội của đồng bào dân tộc ít người ở tỉnh Nghệ An (tiết 1)</w:t>
+              <w:t>Bài 7. Đền Hùng và lễ giỗ Tổ Hùng Vương (Tiết 2)</w:t>
             </w:r>
           </w:p>
         </w:tc>
@@ -2375,7 +2448,7 @@
                 <w:i w:val="0"/>
                 <w:sz w:val="20"/>
               </w:rPr>
-              <w:t>Tiết 16 (3 tiết)</w:t>
+              <w:t>Tiết 16</w:t>
             </w:r>
           </w:p>
         </w:tc>
@@ -2394,33 +2467,7 @@
                 <w:i w:val="0"/>
                 <w:sz w:val="18"/>
               </w:rPr>
-              <w:t>GDĐP: Nội dung giáo dục địa phương</w:t>
-            </w:r>
-          </w:p>
-          <w:p>
-            <w:pPr>
-              <w:spacing w:after="0"/>
-            </w:pPr>
-            <w:r>
-              <w:rPr>
-                <w:b w:val="0"/>
-                <w:i w:val="0"/>
-                <w:sz w:val="18"/>
-              </w:rPr>
-              <w:t>GDĐP: đối chiếu tài liệu GDĐP của tỉnh</w:t>
-            </w:r>
-          </w:p>
-          <w:p>
-            <w:pPr>
-              <w:spacing w:after="0"/>
-            </w:pPr>
-            <w:r>
-              <w:rPr>
-                <w:b w:val="0"/>
-                <w:i w:val="0"/>
-                <w:sz w:val="18"/>
-              </w:rPr>
-              <w:t>QPAN: Liên hệ vai trò của mỗi vùng đối với quốc phòng, an ninh; giáo dục nhận biết chủ quyền lãnh thổ; có ý thức chấp hành pháp luật, nhất là pháp luật giao thông.</w:t>
+              <w:t>Năng lực số 1.1 CB2c: HS mô tả được nét đặc sắc của lễ hội, nét văn hoá vùng miền nhờ phim tư liệu chính thống</w:t>
             </w:r>
           </w:p>
         </w:tc>
@@ -2479,7 +2526,7 @@
                 <w:i w:val="0"/>
                 <w:sz w:val="20"/>
               </w:rPr>
-              <w:t>Chủ đề 2: TRUNG DU VÀ MIỀN NÚI BẮC BỘ</w:t>
+              <w:t>Ôn tập, kiểm tra, đánh giá</w:t>
             </w:r>
           </w:p>
         </w:tc>
@@ -2498,7 +2545,7 @@
                 <w:i w:val="0"/>
                 <w:sz w:val="20"/>
               </w:rPr>
-              <w:t>Bài 6: Một số lễ hội của đồng bào dân tộc ít người ở tỉnh Nghệ An (tiết 2)</w:t>
+              <w:t>Kiểm tra định kì giữa học kì I</w:t>
             </w:r>
           </w:p>
         </w:tc>
@@ -2518,7 +2565,7 @@
                 <w:i w:val="0"/>
                 <w:sz w:val="20"/>
               </w:rPr>
-              <w:t>Tiết 17</w:t>
+              <w:t>Tiết 17 (1 tiết)</w:t>
             </w:r>
           </w:p>
         </w:tc>
@@ -2594,6 +2641,7 @@
                 <w:i w:val="0"/>
                 <w:sz w:val="20"/>
               </w:rPr>
+              <w:t>Chủ đề 3: Đồng bằng Bắc Bộ</w:t>
             </w:r>
           </w:p>
         </w:tc>
@@ -2612,7 +2660,7 @@
                 <w:i w:val="0"/>
                 <w:sz w:val="20"/>
               </w:rPr>
-              <w:t>Bài 6: Một số lễ hội của đồng bào dân tộc ít người ở tỉnh Nghệ An (tiết 3)</w:t>
+              <w:t>Bài 8. Thiên nhiên vùng Đồng bằng Bắc Bộ (Tiết 1)</w:t>
             </w:r>
           </w:p>
         </w:tc>
@@ -2632,7 +2680,7 @@
                 <w:i w:val="0"/>
                 <w:sz w:val="20"/>
               </w:rPr>
-              <w:t>Tiết 18</w:t>
+              <w:t>Tiết 18 (3 tiết)</w:t>
             </w:r>
           </w:p>
         </w:tc>
@@ -2651,7 +2699,20 @@
                 <w:i w:val="0"/>
                 <w:sz w:val="18"/>
               </w:rPr>
-              <w:t>NLS-GQVĐ (Cơ bản 2): HS tra bảng số liệu nhiệt độ, lượng mưa của vùng từ nguồn chính thống, nhập vào bảng tính.</w:t>
+              <w:t>Năng lực số 1.1 CB2c: HS thao tác được các lớp bản đồ số, ảnh vệ tinh để mô tả đặc điểm thiên nhiên của vùng</w:t>
+            </w:r>
+          </w:p>
+          <w:p>
+            <w:pPr>
+              <w:spacing w:after="0"/>
+            </w:pPr>
+            <w:r>
+              <w:rPr>
+                <w:b w:val="0"/>
+                <w:i w:val="0"/>
+                <w:sz w:val="18"/>
+              </w:rPr>
+              <w:t>QPAN: Liên hệ vai trò của mỗi vùng đối với quốc phòng, an ninh; giáo dục nhận biết chủ quyền lãnh thổ; có ý thức chấp hành pháp luật, nhất là pháp luật giao thông.</w:t>
             </w:r>
           </w:p>
         </w:tc>
@@ -2710,7 +2771,7 @@
                 <w:i w:val="0"/>
                 <w:sz w:val="20"/>
               </w:rPr>
-              <w:t>Ôn tập, kiểm tra, đánh giá</w:t>
+              <w:t>Chủ đề 3: Đồng bằng Bắc Bộ</w:t>
             </w:r>
           </w:p>
         </w:tc>
@@ -2729,7 +2790,7 @@
                 <w:i w:val="0"/>
                 <w:sz w:val="20"/>
               </w:rPr>
-              <w:t>Ôn tập giữa học kì I</w:t>
+              <w:t>Bài 8. Thiên nhiên vùng Đồng bằng Bắc Bộ (Tiết 2)</w:t>
             </w:r>
           </w:p>
         </w:tc>
@@ -2749,7 +2810,7 @@
                 <w:i w:val="0"/>
                 <w:sz w:val="20"/>
               </w:rPr>
-              <w:t>Tiết 19 (1 tiết)</w:t>
+              <w:t>Tiết 19</w:t>
             </w:r>
           </w:p>
         </w:tc>
@@ -2768,6 +2829,7 @@
                 <w:i w:val="0"/>
                 <w:sz w:val="18"/>
               </w:rPr>
+              <w:t>Năng lực số 1.1 CB2c: HS thao tác được các lớp bản đồ số, ảnh vệ tinh để mô tả đặc điểm thiên nhiên của vùng</w:t>
             </w:r>
           </w:p>
         </w:tc>
@@ -2825,7 +2887,6 @@
                 <w:i w:val="0"/>
                 <w:sz w:val="20"/>
               </w:rPr>
-              <w:t>Chủ đề 2: TRUNG DU VÀ MIỀN NÚI BẮC BỘ</w:t>
             </w:r>
           </w:p>
         </w:tc>
@@ -2844,7 +2905,7 @@
                 <w:i w:val="0"/>
                 <w:sz w:val="20"/>
               </w:rPr>
-              <w:t>Bài 7: Giỗ Tổ Hùng Vương – lễ hội đền Cuông (tiết 1)</w:t>
+              <w:t>Bài 8. Thiên nhiên vùng Đồng bằng Bắc Bộ (Tiết 3)</w:t>
             </w:r>
           </w:p>
         </w:tc>
@@ -2864,7 +2925,7 @@
                 <w:i w:val="0"/>
                 <w:sz w:val="20"/>
               </w:rPr>
-              <w:t>Tiết 20 (2 tiết)</w:t>
+              <w:t>Tiết 20</w:t>
             </w:r>
           </w:p>
         </w:tc>
@@ -2883,20 +2944,7 @@
                 <w:i w:val="0"/>
                 <w:sz w:val="18"/>
               </w:rPr>
-              <w:t>QPAN: Liên hệ vai trò của mỗi vùng đối với quốc phòng, an ninh; giáo dục nhận biết chủ quyền lãnh thổ; có ý thức chấp hành pháp luật, nhất là pháp luật giao thông.</w:t>
-            </w:r>
-          </w:p>
-          <w:p>
-            <w:pPr>
-              <w:spacing w:after="0"/>
-            </w:pPr>
-            <w:r>
-              <w:rPr>
-                <w:b w:val="0"/>
-                <w:i w:val="0"/>
-                <w:sz w:val="18"/>
-              </w:rPr>
-              <w:t>KNS: KN tôn trọng sự khác biệt về văn hoá, phong tục giữa các vùng miền, dân tộc.</w:t>
+              <w:t>Năng lực số 1.1 CB2c: HS thao tác được các lớp bản đồ số, ảnh vệ tinh để mô tả đặc điểm thiên nhiên của vùng</w:t>
             </w:r>
           </w:p>
         </w:tc>
@@ -2955,7 +3003,7 @@
                 <w:i w:val="0"/>
                 <w:sz w:val="20"/>
               </w:rPr>
-              <w:t>Chủ đề 2: TRUNG DU VÀ MIỀN NÚI BẮC BỘ</w:t>
+              <w:t>Chủ đề 3: Đồng bằng Bắc Bộ</w:t>
             </w:r>
           </w:p>
         </w:tc>
@@ -2974,7 +3022,7 @@
                 <w:i w:val="0"/>
                 <w:sz w:val="20"/>
               </w:rPr>
-              <w:t>Bài 7: Giỗ Tổ Hùng Vương – lễ hội đền Cuông (tiết 2)</w:t>
+              <w:t>Bài 9. Dân cư và hoạt động sản xuất ở vùng Đồng bằng Bắc Bộ (Tiết 1)</w:t>
             </w:r>
           </w:p>
         </w:tc>
@@ -2994,7 +3042,7 @@
                 <w:i w:val="0"/>
                 <w:sz w:val="20"/>
               </w:rPr>
-              <w:t>Tiết 21</w:t>
+              <w:t>Tiết 21 (3 tiết)</w:t>
             </w:r>
           </w:p>
         </w:tc>
@@ -3013,7 +3061,20 @@
                 <w:i w:val="0"/>
                 <w:sz w:val="18"/>
               </w:rPr>
-              <w:t>NLS-KT (Cơ bản 2): HS tra số liệu dân số, mật độ dân cư của vùng trong bài “Dân cư và hoạt động sản xuất ở vùng đồng bằng Bắc Bộ”.</w:t>
+              <w:t>Bổ sung bài còn thiếu theo mục lục SGK (Tổ CM đối chiếu SGK)</w:t>
+            </w:r>
+          </w:p>
+          <w:p>
+            <w:pPr>
+              <w:spacing w:after="0"/>
+            </w:pPr>
+            <w:r>
+              <w:rPr>
+                <w:b w:val="0"/>
+                <w:i w:val="0"/>
+                <w:sz w:val="18"/>
+              </w:rPr>
+              <w:t>QPAN: Liên hệ vai trò của mỗi vùng đối với quốc phòng, an ninh; giáo dục nhận biết chủ quyền lãnh thổ; có ý thức chấp hành pháp luật, nhất là pháp luật giao thông.</w:t>
             </w:r>
           </w:p>
         </w:tc>
@@ -3071,7 +3132,6 @@
                 <w:i w:val="0"/>
                 <w:sz w:val="20"/>
               </w:rPr>
-              <w:t>Chủ đề 3: ĐỒNG BẰNG BẮC BỘ</w:t>
             </w:r>
           </w:p>
         </w:tc>
@@ -3090,7 +3150,7 @@
                 <w:i w:val="0"/>
                 <w:sz w:val="20"/>
               </w:rPr>
-              <w:t>Bài 8: Thiên nhiên vùng Đồng bằng Bắc Bộ (tiết 1)</w:t>
+              <w:t>Bài 9. Dân cư và hoạt động sản xuất ở vùng Đồng bằng Bắc Bộ (Tiết 2)</w:t>
             </w:r>
           </w:p>
         </w:tc>
@@ -3110,7 +3170,7 @@
                 <w:i w:val="0"/>
                 <w:sz w:val="20"/>
               </w:rPr>
-              <w:t>Tiết 22 (3 tiết)</w:t>
+              <w:t>Tiết 22</w:t>
             </w:r>
           </w:p>
         </w:tc>
@@ -3129,7 +3189,7 @@
                 <w:i w:val="0"/>
                 <w:sz w:val="18"/>
               </w:rPr>
-              <w:t>QPAN: Liên hệ vai trò của mỗi vùng đối với quốc phòng, an ninh; giáo dục nhận biết chủ quyền lãnh thổ; có ý thức chấp hành pháp luật, nhất là pháp luật giao thông.</w:t>
+              <w:t>NLS-KT (Cơ bản 2): Cho HS tham quan “Sông Hồng và văn minh Sông Hồng” qua bảo tàng số, ảnh 360 độ.</w:t>
             </w:r>
           </w:p>
         </w:tc>
@@ -3188,7 +3248,7 @@
                 <w:i w:val="0"/>
                 <w:sz w:val="20"/>
               </w:rPr>
-              <w:t>Chủ đề 3: ĐỒNG BẰNG BẮC BỘ</w:t>
+              <w:t>Chủ đề 3: Đồng bằng Bắc Bộ</w:t>
             </w:r>
           </w:p>
         </w:tc>
@@ -3207,7 +3267,7 @@
                 <w:i w:val="0"/>
                 <w:sz w:val="20"/>
               </w:rPr>
-              <w:t>Bài 8: Thiên nhiên vùng Đồng bằng Bắc Bộ (tiết 2)</w:t>
+              <w:t>Bài 9. Dân cư và hoạt động sản xuất ở vùng Đồng bằng Bắc Bộ (Tiết 3)</w:t>
             </w:r>
           </w:p>
         </w:tc>
@@ -3321,7 +3381,7 @@
                 <w:i w:val="0"/>
                 <w:sz w:val="20"/>
               </w:rPr>
-              <w:t>Bài 8: Thiên nhiên vùng Đồng bằng Bắc Bộ (tiết 3)</w:t>
+              <w:t>Bài 10. Một số nét văn hoá ở vùng Đồng bằng Bắc Bộ (Tiết 1)</w:t>
             </w:r>
           </w:p>
         </w:tc>
@@ -3341,7 +3401,7 @@
                 <w:i w:val="0"/>
                 <w:sz w:val="20"/>
               </w:rPr>
-              <w:t>Tiết 24</w:t>
+              <w:t>Tiết 24 (2 tiết)</w:t>
             </w:r>
           </w:p>
         </w:tc>
@@ -3360,7 +3420,20 @@
                 <w:i w:val="0"/>
                 <w:sz w:val="18"/>
               </w:rPr>
-              <w:t>NLS-ST (Cơ bản 2): HS làm một sản phẩm số nhỏ giới thiệu lễ hội hoặc nét văn hoá vừa học: trang chiếu.</w:t>
+              <w:t>Năng lực số 1.1 CB2c: HS mô tả được nét đặc sắc của lễ hội, nét văn hoá vùng miền nhờ phim tư liệu chính thống</w:t>
+            </w:r>
+          </w:p>
+          <w:p>
+            <w:pPr>
+              <w:spacing w:after="0"/>
+            </w:pPr>
+            <w:r>
+              <w:rPr>
+                <w:b w:val="0"/>
+                <w:i w:val="0"/>
+                <w:sz w:val="18"/>
+              </w:rPr>
+              <w:t>QPAN: Liên hệ vai trò của mỗi vùng đối với quốc phòng, an ninh; giáo dục nhận biết chủ quyền lãnh thổ; có ý thức chấp hành pháp luật, nhất là pháp luật giao thông.</w:t>
             </w:r>
           </w:p>
         </w:tc>
@@ -3419,7 +3492,7 @@
                 <w:i w:val="0"/>
                 <w:sz w:val="20"/>
               </w:rPr>
-              <w:t>Chủ đề 3: ĐỒNG BẰNG BẮC BỘ</w:t>
+              <w:t>Chủ đề 3: Đồng bằng Bắc Bộ</w:t>
             </w:r>
           </w:p>
         </w:tc>
@@ -3438,7 +3511,7 @@
                 <w:i w:val="0"/>
                 <w:sz w:val="20"/>
               </w:rPr>
-              <w:t>Bài 9: Dân cư và hoạt động sản xuất ở vùng Đồng bằng Bắc Bộ (tiết 1)</w:t>
+              <w:t>Bài 10. Một số nét văn hoá ở vùng Đồng bằng Bắc Bộ (Tiết 2)</w:t>
             </w:r>
           </w:p>
         </w:tc>
@@ -3458,7 +3531,7 @@
                 <w:i w:val="0"/>
                 <w:sz w:val="20"/>
               </w:rPr>
-              <w:t>Tiết 25 (2 tiết)</w:t>
+              <w:t>Tiết 25</w:t>
             </w:r>
           </w:p>
         </w:tc>
@@ -3477,20 +3550,6 @@
                 <w:i w:val="0"/>
                 <w:sz w:val="18"/>
               </w:rPr>
-              <w:t>Bổ sung bài còn thiếu theo mục lục SGK (Tổ CM đối chiếu SGK)</w:t>
-            </w:r>
-          </w:p>
-          <w:p>
-            <w:pPr>
-              <w:spacing w:after="0"/>
-            </w:pPr>
-            <w:r>
-              <w:rPr>
-                <w:b w:val="0"/>
-                <w:i w:val="0"/>
-                <w:sz w:val="18"/>
-              </w:rPr>
-              <w:t>QPAN: Liên hệ vai trò của mỗi vùng đối với quốc phòng, an ninh; giáo dục nhận biết chủ quyền lãnh thổ; có ý thức chấp hành pháp luật, nhất là pháp luật giao thông.</w:t>
             </w:r>
           </w:p>
         </w:tc>
@@ -3566,7 +3625,7 @@
                 <w:i w:val="0"/>
                 <w:sz w:val="20"/>
               </w:rPr>
-              <w:t>Bài 9: Dân cư và hoạt động sản xuất ở vùng Đồng bằng Bắc Bộ (tiết 2)</w:t>
+              <w:t>Bài 11. Sông Hồng và văn minh sông Hồng (Tiết 1)</w:t>
             </w:r>
           </w:p>
         </w:tc>
@@ -3586,7 +3645,7 @@
                 <w:i w:val="0"/>
                 <w:sz w:val="20"/>
               </w:rPr>
-              <w:t>Tiết 26</w:t>
+              <w:t>Tiết 26 (2 tiết)</w:t>
             </w:r>
           </w:p>
         </w:tc>
@@ -3605,7 +3664,20 @@
                 <w:i w:val="0"/>
                 <w:sz w:val="18"/>
               </w:rPr>
-              <w:t>NLS-KT (Cơ bản 2): Cho HS tham quan “Sông Hồng và văn minh Sông Hồng” qua bảo tàng số, ảnh 360 độ.</w:t>
+              <w:t>Năng lực số 1.2 CB2a: HS phân biệt được hiện vật, tư liệu gốc với hình phục dựng do máy tạo</w:t>
+            </w:r>
+          </w:p>
+          <w:p>
+            <w:pPr>
+              <w:spacing w:after="0"/>
+            </w:pPr>
+            <w:r>
+              <w:rPr>
+                <w:b w:val="0"/>
+                <w:i w:val="0"/>
+                <w:sz w:val="18"/>
+              </w:rPr>
+              <w:t>QPAN: Liên hệ vai trò của mỗi vùng đối với quốc phòng, an ninh; giáo dục nhận biết chủ quyền lãnh thổ; có ý thức chấp hành pháp luật, nhất là pháp luật giao thông.</w:t>
             </w:r>
           </w:p>
         </w:tc>
@@ -3664,7 +3736,7 @@
                 <w:i w:val="0"/>
                 <w:sz w:val="20"/>
               </w:rPr>
-              <w:t>Chủ đề 3: ĐỒNG BẰNG BẮC BỘ</w:t>
+              <w:t>Chủ đề 3: Đồng bằng Bắc Bộ</w:t>
             </w:r>
           </w:p>
         </w:tc>
@@ -3683,7 +3755,7 @@
                 <w:i w:val="0"/>
                 <w:sz w:val="20"/>
               </w:rPr>
-              <w:t>Bài 10: Một số nét văn hoá ở vùng Đồng bằng Bắc Bộ</w:t>
+              <w:t>Bài 11. Sông Hồng và văn minh sông Hồng (Tiết 2)</w:t>
             </w:r>
           </w:p>
         </w:tc>
@@ -3703,7 +3775,7 @@
                 <w:i w:val="0"/>
                 <w:sz w:val="20"/>
               </w:rPr>
-              <w:t>Tiết 27 (1 tiết)</w:t>
+              <w:t>Tiết 27</w:t>
             </w:r>
           </w:p>
         </w:tc>
@@ -3722,20 +3794,7 @@
                 <w:i w:val="0"/>
                 <w:sz w:val="18"/>
               </w:rPr>
-              <w:t>QPAN: Liên hệ vai trò của mỗi vùng đối với quốc phòng, an ninh; giáo dục nhận biết chủ quyền lãnh thổ; có ý thức chấp hành pháp luật, nhất là pháp luật giao thông.</w:t>
-            </w:r>
-          </w:p>
-          <w:p>
-            <w:pPr>
-              <w:spacing w:after="0"/>
-            </w:pPr>
-            <w:r>
-              <w:rPr>
-                <w:b w:val="0"/>
-                <w:i w:val="0"/>
-                <w:sz w:val="18"/>
-              </w:rPr>
-              <w:t>KNS: KN tôn trọng sự khác biệt về văn hoá, phong tục giữa các vùng miền, dân tộc.</w:t>
+              <w:t>Năng lực số 1.2 CB2a: HS phân biệt được hiện vật, tư liệu gốc với hình phục dựng do máy tạo</w:t>
             </w:r>
           </w:p>
         </w:tc>
@@ -3811,7 +3870,7 @@
                 <w:i w:val="0"/>
                 <w:sz w:val="20"/>
               </w:rPr>
-              <w:t>Bài 11: Sông Hồng và văn minh sông Hồng (tiết 1)</w:t>
+              <w:t>Bài 12. Thăng Long – Hà Nội (Tiết 1)</w:t>
             </w:r>
           </w:p>
         </w:tc>
@@ -3831,7 +3890,7 @@
                 <w:i w:val="0"/>
                 <w:sz w:val="20"/>
               </w:rPr>
-              <w:t>Tiết 28 (2 tiết)</w:t>
+              <w:t>Tiết 28 (3 tiết)</w:t>
             </w:r>
           </w:p>
         </w:tc>
@@ -3850,7 +3909,7 @@
                 <w:i w:val="0"/>
                 <w:sz w:val="18"/>
               </w:rPr>
-              <w:t>AI-NB (Nhận biết): Cho HS xem một hình phục dựng công trình hoặc nhân vật do máy tạo, nêu rõ đó chỉ là hình dung.</w:t>
+              <w:t>Năng lực số 1.2 CB2a: HS phân biệt được hiện vật, tư liệu gốc với hình phục dựng do máy tạo</w:t>
             </w:r>
           </w:p>
           <w:p>
@@ -3863,7 +3922,7 @@
                 <w:i w:val="0"/>
                 <w:sz w:val="18"/>
               </w:rPr>
-              <w:t>QPAN: Liên hệ vai trò của mỗi vùng đối với quốc phòng, an ninh; giáo dục nhận biết chủ quyền lãnh thổ; có ý thức chấp hành pháp luật, nhất là pháp luật giao thông.</w:t>
+              <w:t>QPAN: Giáo dục truyền thống dựng nước và giữ nước, tinh thần chống giặc ngoại xâm của dân tộc; bồi dưỡng niềm tự hào dân tộc và lòng biết ơn các anh hùng, liệt sĩ đã hi sinh bảo vệ Tổ quốc.</w:t>
             </w:r>
           </w:p>
         </w:tc>
@@ -3922,7 +3981,7 @@
                 <w:i w:val="0"/>
                 <w:sz w:val="20"/>
               </w:rPr>
-              <w:t>Chủ đề 3: ĐỒNG BẰNG BẮC BỘ</w:t>
+              <w:t>Chủ đề 3: Đồng bằng Bắc Bộ</w:t>
             </w:r>
           </w:p>
         </w:tc>
@@ -3941,7 +4000,7 @@
                 <w:i w:val="0"/>
                 <w:sz w:val="20"/>
               </w:rPr>
-              <w:t>Bài 11: Sông Hồng và văn minh sông Hồng (tiết 2)</w:t>
+              <w:t>Bài 12. Thăng Long – Hà Nội (Tiết 2)</w:t>
             </w:r>
           </w:p>
         </w:tc>
@@ -3980,6 +4039,7 @@
                 <w:i w:val="0"/>
                 <w:sz w:val="18"/>
               </w:rPr>
+              <w:t>Năng lực số 1.2 CB2a: HS phân biệt được hiện vật, tư liệu gốc với hình phục dựng do máy tạo</w:t>
             </w:r>
           </w:p>
         </w:tc>
@@ -4055,7 +4115,7 @@
                 <w:i w:val="0"/>
                 <w:sz w:val="20"/>
               </w:rPr>
-              <w:t>Bài 12: Thăng Long – Hà Nội (tiết 1)</w:t>
+              <w:t>Bài 12. Thăng Long – Hà Nội (Tiết 3)</w:t>
             </w:r>
           </w:p>
         </w:tc>
@@ -4075,7 +4135,7 @@
                 <w:i w:val="0"/>
                 <w:sz w:val="20"/>
               </w:rPr>
-              <w:t>Tiết 30 (3 tiết)</w:t>
+              <w:t>Tiết 30</w:t>
             </w:r>
           </w:p>
         </w:tc>
@@ -4094,7 +4154,7 @@
                 <w:i w:val="0"/>
                 <w:sz w:val="18"/>
               </w:rPr>
-              <w:t>QPAN: Giáo dục truyền thống dựng nước và giữ nước, tinh thần chống giặc ngoại xâm của dân tộc; bồi dưỡng niềm tự hào dân tộc và lòng biết ơn các anh hùng, liệt sĩ đã hi sinh bảo vệ Tổ quốc.</w:t>
+              <w:t>Năng lực số 1.2 CB2a: HS phân biệt được hiện vật, tư liệu gốc với hình phục dựng do máy tạo</w:t>
             </w:r>
           </w:p>
         </w:tc>
@@ -4153,7 +4213,7 @@
                 <w:i w:val="0"/>
                 <w:sz w:val="20"/>
               </w:rPr>
-              <w:t>Chủ đề 3: ĐỒNG BẰNG BẮC BỘ</w:t>
+              <w:t>Chủ đề 3: Đồng bằng Bắc Bộ</w:t>
             </w:r>
           </w:p>
         </w:tc>
@@ -4172,7 +4232,7 @@
                 <w:i w:val="0"/>
                 <w:sz w:val="20"/>
               </w:rPr>
-              <w:t>Bài 12: Thăng Long – Hà Nội (tiết 2)</w:t>
+              <w:t>Bài 13. Văn Miếu – Quốc Tử Giám (Tiết 1)</w:t>
             </w:r>
           </w:p>
         </w:tc>
@@ -4192,7 +4252,7 @@
                 <w:i w:val="0"/>
                 <w:sz w:val="20"/>
               </w:rPr>
-              <w:t>Tiết 31</w:t>
+              <w:t>Tiết 31 (2 tiết)</w:t>
             </w:r>
           </w:p>
         </w:tc>
@@ -4211,7 +4271,7 @@
                 <w:i w:val="0"/>
                 <w:sz w:val="18"/>
               </w:rPr>
-              <w:t>NLS-KT (Cơ bản 2): Cho HS tham quan “Văn Miếu - Quốc Tử Giám” qua bảo tàng số, ảnh 360 độ.</w:t>
+              <w:t>Năng lực số 1.2 CB2a: HS phân biệt được hiện vật, tư liệu gốc với hình phục dựng do máy tạo</w:t>
             </w:r>
           </w:p>
         </w:tc>
@@ -4287,7 +4347,7 @@
                 <w:i w:val="0"/>
                 <w:sz w:val="20"/>
               </w:rPr>
-              <w:t>Bài 12: Thăng Long – Hà Nội (tiết 3)</w:t>
+              <w:t>Bài 13. Văn Miếu – Quốc Tử Giám (Tiết 2)</w:t>
             </w:r>
           </w:p>
         </w:tc>
@@ -4326,6 +4386,7 @@
                 <w:i w:val="0"/>
                 <w:sz w:val="18"/>
               </w:rPr>
+              <w:t>Năng lực số 1.2 CB2a: HS phân biệt được hiện vật, tư liệu gốc với hình phục dựng do máy tạo</w:t>
             </w:r>
           </w:p>
         </w:tc>
@@ -4384,7 +4445,7 @@
                 <w:i w:val="0"/>
                 <w:sz w:val="20"/>
               </w:rPr>
-              <w:t>Chủ đề 3: ĐỒNG BẰNG BẮC BỘ</w:t>
+              <w:t>Chủ đề 3: Đồng bằng Bắc Bộ</w:t>
             </w:r>
           </w:p>
         </w:tc>
@@ -4403,7 +4464,7 @@
                 <w:i w:val="0"/>
                 <w:sz w:val="20"/>
               </w:rPr>
-              <w:t>Bài 13: Văn Miếu - Quốc Tử Giám (tiết 1)</w:t>
+              <w:t>Bài 14. Ôn tập</w:t>
             </w:r>
           </w:p>
         </w:tc>
@@ -4423,7 +4484,7 @@
                 <w:i w:val="0"/>
                 <w:sz w:val="20"/>
               </w:rPr>
-              <w:t>Tiết 33 (2 tiết)</w:t>
+              <w:t>Tiết 33 (1 tiết)</w:t>
             </w:r>
           </w:p>
         </w:tc>
@@ -4499,6 +4560,7 @@
                 <w:i w:val="0"/>
                 <w:sz w:val="20"/>
               </w:rPr>
+              <w:t>Ôn tập, kiểm tra, đánh giá</w:t>
             </w:r>
           </w:p>
         </w:tc>
@@ -4517,7 +4579,7 @@
                 <w:i w:val="0"/>
                 <w:sz w:val="20"/>
               </w:rPr>
-              <w:t>Bài 13: Văn Miếu - Quốc Tử Giám (tiết 2)</w:t>
+              <w:t>Kiểm tra định kì cuối học kì I</w:t>
             </w:r>
           </w:p>
         </w:tc>
@@ -4537,7 +4599,7 @@
                 <w:i w:val="0"/>
                 <w:sz w:val="20"/>
               </w:rPr>
-              <w:t>Tiết 34</w:t>
+              <w:t>Tiết 34 (1 tiết)</w:t>
             </w:r>
           </w:p>
         </w:tc>
@@ -4614,7 +4676,7 @@
                 <w:i w:val="0"/>
                 <w:sz w:val="20"/>
               </w:rPr>
-              <w:t>Ôn tập, kiểm tra, đánh giá</w:t>
+              <w:t>Chủ đề 4: Bắc Trung Bộ và Nam Trung Bộ</w:t>
             </w:r>
           </w:p>
         </w:tc>
@@ -4633,7 +4695,7 @@
                 <w:i w:val="0"/>
                 <w:sz w:val="20"/>
               </w:rPr>
-              <w:t>Ôn tập cuối học kì I</w:t>
+              <w:t>Bài 15. Thiên nhiên vùng Bắc Trung Bộ và Nam Trung Bộ (Tiết 1)</w:t>
             </w:r>
           </w:p>
         </w:tc>
@@ -4653,7 +4715,7 @@
                 <w:i w:val="0"/>
                 <w:sz w:val="20"/>
               </w:rPr>
-              <w:t>Tiết 35 (1 tiết)</w:t>
+              <w:t>Tiết 35 (6 tiết)</w:t>
             </w:r>
           </w:p>
         </w:tc>
@@ -4672,6 +4734,20 @@
                 <w:i w:val="0"/>
                 <w:sz w:val="18"/>
               </w:rPr>
+              <w:t>Năng lực số 1.1 CB2c: HS thao tác được các lớp bản đồ số, ảnh vệ tinh để mô tả đặc điểm thiên nhiên của vùng</w:t>
+            </w:r>
+          </w:p>
+          <w:p>
+            <w:pPr>
+              <w:spacing w:after="0"/>
+            </w:pPr>
+            <w:r>
+              <w:rPr>
+                <w:b w:val="0"/>
+                <w:i w:val="0"/>
+                <w:sz w:val="18"/>
+              </w:rPr>
+              <w:t>QPAN: Liên hệ vai trò của mỗi vùng đối với quốc phòng, an ninh; giáo dục nhận biết chủ quyền lãnh thổ; có ý thức chấp hành pháp luật, nhất là pháp luật giao thông.</w:t>
             </w:r>
           </w:p>
         </w:tc>
@@ -4747,7 +4823,7 @@
                 <w:i w:val="0"/>
                 <w:sz w:val="20"/>
               </w:rPr>
-              <w:t>Kiểm tra định kì cuối học kì I</w:t>
+              <w:t>Bài 15. Thiên nhiên vùng Bắc Trung Bộ và Nam Trung Bộ (Tiết 2)</w:t>
             </w:r>
           </w:p>
         </w:tc>
@@ -4767,7 +4843,7 @@
                 <w:i w:val="0"/>
                 <w:sz w:val="20"/>
               </w:rPr>
-              <w:t>Tiết 36 (1 tiết)</w:t>
+              <w:t>Tiết 36</w:t>
             </w:r>
           </w:p>
         </w:tc>
@@ -4786,6 +4862,7 @@
                 <w:i w:val="0"/>
                 <w:sz w:val="18"/>
               </w:rPr>
+              <w:t>Năng lực số 1.1 CB2c: HS thao tác được các lớp bản đồ số, ảnh vệ tinh để mô tả đặc điểm thiên nhiên của vùng</w:t>
             </w:r>
           </w:p>
         </w:tc>
@@ -4868,7 +4945,7 @@
                 <w:i w:val="0"/>
                 <w:sz w:val="20"/>
               </w:rPr>
-              <w:t>Chủ đề 4: BẮC TRUNG BỘ VÀ NAM TRUNG BỘ</w:t>
+              <w:t>Chủ đề 4: Bắc Trung Bộ và Nam Trung Bộ</w:t>
             </w:r>
           </w:p>
         </w:tc>
@@ -4887,7 +4964,7 @@
                 <w:i w:val="0"/>
                 <w:sz w:val="20"/>
               </w:rPr>
-              <w:t>Bài 15: Thiên nhiên Bắc Trung Bộ và Nam Trung Bộ (tiết 1)</w:t>
+              <w:t>Bài 15. Thiên nhiên vùng Bắc Trung Bộ và Nam Trung Bộ (Tiết 3)</w:t>
             </w:r>
           </w:p>
         </w:tc>
@@ -4907,7 +4984,7 @@
                 <w:i w:val="0"/>
                 <w:sz w:val="20"/>
               </w:rPr>
-              <w:t>Tiết 37 (5 tiết)</w:t>
+              <w:t>Tiết 37</w:t>
             </w:r>
           </w:p>
         </w:tc>
@@ -4926,7 +5003,7 @@
                 <w:i w:val="0"/>
                 <w:sz w:val="18"/>
               </w:rPr>
-              <w:t>QPAN: Liên hệ vai trò của mỗi vùng đối với quốc phòng, an ninh; giáo dục nhận biết chủ quyền lãnh thổ; có ý thức chấp hành pháp luật, nhất là pháp luật giao thông.</w:t>
+              <w:t>Năng lực số 1.1 CB2c: HS thao tác được các lớp bản đồ số, ảnh vệ tinh để mô tả đặc điểm thiên nhiên của vùng</w:t>
             </w:r>
           </w:p>
         </w:tc>
@@ -5002,7 +5079,7 @@
                 <w:i w:val="0"/>
                 <w:sz w:val="20"/>
               </w:rPr>
-              <w:t>Bài 15: Thiên nhiên Bắc Trung Bộ và Nam Trung Bộ (tiết 2)</w:t>
+              <w:t>Bài 15. Thiên nhiên vùng Bắc Trung Bộ và Nam Trung Bộ (Tiết 4)</w:t>
             </w:r>
           </w:p>
         </w:tc>
@@ -5099,7 +5176,7 @@
                 <w:i w:val="0"/>
                 <w:sz w:val="20"/>
               </w:rPr>
-              <w:t>Chủ đề 4: BẮC TRUNG BỘ VÀ NAM TRUNG BỘ</w:t>
+              <w:t>Chủ đề 4: Bắc Trung Bộ và Nam Trung Bộ</w:t>
             </w:r>
           </w:p>
         </w:tc>
@@ -5118,7 +5195,7 @@
                 <w:i w:val="0"/>
                 <w:sz w:val="20"/>
               </w:rPr>
-              <w:t>Bài 15: Thiên nhiên Bắc Trung Bộ và Nam Trung Bộ (tiết 3)</w:t>
+              <w:t>Bài 15. Thiên nhiên vùng Bắc Trung Bộ và Nam Trung Bộ (Tiết 5)</w:t>
             </w:r>
           </w:p>
         </w:tc>
@@ -5157,6 +5234,7 @@
                 <w:i w:val="0"/>
                 <w:sz w:val="18"/>
               </w:rPr>
+              <w:t>NLS-KT (Cơ bản 2): Ở hoạt động Khám phá bài “Dân cư và hoạt động sản xuất ở vùng Bắc Trung Bộ và Nam Trung Bộ”.</w:t>
             </w:r>
           </w:p>
         </w:tc>
@@ -5232,7 +5310,7 @@
                 <w:i w:val="0"/>
                 <w:sz w:val="20"/>
               </w:rPr>
-              <w:t>Bài 15: Thiên nhiên Bắc Trung Bộ và Nam Trung Bộ (tiết 4)</w:t>
+              <w:t>Bài 15. Thiên nhiên vùng Bắc Trung Bộ và Nam Trung Bộ (Tiết 6)</w:t>
             </w:r>
           </w:p>
         </w:tc>
@@ -5329,7 +5407,7 @@
                 <w:i w:val="0"/>
                 <w:sz w:val="20"/>
               </w:rPr>
-              <w:t>Chủ đề 4: BẮC TRUNG BỘ VÀ NAM TRUNG BỘ</w:t>
+              <w:t>Chủ đề 4: Bắc Trung Bộ và Nam Trung Bộ</w:t>
             </w:r>
           </w:p>
         </w:tc>
@@ -5348,7 +5426,7 @@
                 <w:i w:val="0"/>
                 <w:sz w:val="20"/>
               </w:rPr>
-              <w:t>Bài 15: Thiên nhiên Bắc Trung Bộ và Nam Trung Bộ (tiết 5)</w:t>
+              <w:t>Bài 16. Dân cư và hoạt động sản xuất ở vùng Bắc Trung Bộ và Nam Trung Bộ (Tiết 1)</w:t>
             </w:r>
           </w:p>
         </w:tc>
@@ -5368,7 +5446,7 @@
                 <w:i w:val="0"/>
                 <w:sz w:val="20"/>
               </w:rPr>
-              <w:t>Tiết 41</w:t>
+              <w:t>Tiết 41 (5 tiết)</w:t>
             </w:r>
           </w:p>
         </w:tc>
@@ -5387,7 +5465,20 @@
                 <w:i w:val="0"/>
                 <w:sz w:val="18"/>
               </w:rPr>
-              <w:t>NLS-KT (Cơ bản 2): Ở hoạt động Khám phá bài “Dân cư và hoạt động sản xuất ở vùng Bắc Trung Bộ và Nam Trung Bộ”.</w:t>
+              <w:t>Năng lực số 1.1 CB2c: HS lập bảng và đọc được biểu đồ dân cư, từ đó giải thích sự phân bố dân cư của vùng</w:t>
+            </w:r>
+          </w:p>
+          <w:p>
+            <w:pPr>
+              <w:spacing w:after="0"/>
+            </w:pPr>
+            <w:r>
+              <w:rPr>
+                <w:b w:val="0"/>
+                <w:i w:val="0"/>
+                <w:sz w:val="18"/>
+              </w:rPr>
+              <w:t>QPAN: Liên hệ vai trò của mỗi vùng đối với quốc phòng, an ninh; giáo dục nhận biết chủ quyền lãnh thổ; có ý thức chấp hành pháp luật, nhất là pháp luật giao thông.</w:t>
             </w:r>
           </w:p>
         </w:tc>
@@ -5463,7 +5554,7 @@
                 <w:i w:val="0"/>
                 <w:sz w:val="20"/>
               </w:rPr>
-              <w:t>Bài 16: Dân cư và hoạt động sản xuất ở vùng Bắc Trung Bộ và Nam Trung Bộ (tiết 1)</w:t>
+              <w:t>Bài 16. Dân cư và hoạt động sản xuất ở vùng Bắc Trung Bộ và Nam Trung Bộ (Tiết 2)</w:t>
             </w:r>
           </w:p>
         </w:tc>
@@ -5483,7 +5574,7 @@
                 <w:i w:val="0"/>
                 <w:sz w:val="20"/>
               </w:rPr>
-              <w:t>Tiết 42 (4 tiết)</w:t>
+              <w:t>Tiết 42</w:t>
             </w:r>
           </w:p>
         </w:tc>
@@ -5502,20 +5593,7 @@
                 <w:i w:val="0"/>
                 <w:sz w:val="18"/>
               </w:rPr>
-              <w:t>QPAN: Liên hệ vai trò của mỗi vùng đối với quốc phòng, an ninh; giáo dục nhận biết chủ quyền lãnh thổ; có ý thức chấp hành pháp luật, nhất là pháp luật giao thông.</w:t>
-            </w:r>
-          </w:p>
-          <w:p>
-            <w:pPr>
-              <w:spacing w:after="0"/>
-            </w:pPr>
-            <w:r>
-              <w:rPr>
-                <w:b w:val="0"/>
-                <w:i w:val="0"/>
-                <w:sz w:val="18"/>
-              </w:rPr>
-              <w:t>KNS: KN tôn trọng sự khác biệt về văn hoá, phong tục giữa các vùng miền, dân tộc.</w:t>
+              <w:t>Năng lực số 1.1 CB2c: HS lập bảng và đọc được biểu đồ dân cư, từ đó giải thích sự phân bố dân cư của vùng</w:t>
             </w:r>
           </w:p>
         </w:tc>
@@ -5574,7 +5652,7 @@
                 <w:i w:val="0"/>
                 <w:sz w:val="20"/>
               </w:rPr>
-              <w:t>Chủ đề 4: BẮC TRUNG BỘ VÀ NAM TRUNG BỘ</w:t>
+              <w:t>Chủ đề 4: Bắc Trung Bộ và Nam Trung Bộ</w:t>
             </w:r>
           </w:p>
         </w:tc>
@@ -5593,7 +5671,7 @@
                 <w:i w:val="0"/>
                 <w:sz w:val="20"/>
               </w:rPr>
-              <w:t>Bài 16: Dân cư và hoạt động sản xuất ở vùng Bắc Trung Bộ và Nam Trung Bộ (tiết 2)</w:t>
+              <w:t>Bài 16. Dân cư và hoạt động sản xuất ở vùng Bắc Trung Bộ và Nam Trung Bộ (Tiết 3)</w:t>
             </w:r>
           </w:p>
         </w:tc>
@@ -5632,6 +5710,7 @@
                 <w:i w:val="0"/>
                 <w:sz w:val="18"/>
               </w:rPr>
+              <w:t>Năng lực số 1.1 CB2c: HS lập bảng và đọc được biểu đồ dân cư, từ đó giải thích sự phân bố dân cư của vùng</w:t>
             </w:r>
           </w:p>
         </w:tc>
@@ -5707,7 +5786,7 @@
                 <w:i w:val="0"/>
                 <w:sz w:val="20"/>
               </w:rPr>
-              <w:t>Bài 16: Dân cư và hoạt động sản xuất ở vùng Bắc Trung Bộ và Nam Trung Bộ (tiết 3)</w:t>
+              <w:t>Bài 16. Dân cư và hoạt động sản xuất ở vùng Bắc Trung Bộ và Nam Trung Bộ (Tiết 4)</w:t>
             </w:r>
           </w:p>
         </w:tc>
@@ -5746,6 +5825,7 @@
                 <w:i w:val="0"/>
                 <w:sz w:val="18"/>
               </w:rPr>
+              <w:t>NLS-GT (Cơ bản 2): Ở hoạt động nhóm, GV chiếu bảng chung “Di sản – Nơi có – Nét đặc sắc”.</w:t>
             </w:r>
           </w:p>
         </w:tc>
@@ -5804,7 +5884,7 @@
                 <w:i w:val="0"/>
                 <w:sz w:val="20"/>
               </w:rPr>
-              <w:t>Chủ đề 4: BẮC TRUNG BỘ VÀ NAM TRUNG BỘ</w:t>
+              <w:t>Chủ đề 4: Bắc Trung Bộ và Nam Trung Bộ</w:t>
             </w:r>
           </w:p>
         </w:tc>
@@ -5823,7 +5903,7 @@
                 <w:i w:val="0"/>
                 <w:sz w:val="20"/>
               </w:rPr>
-              <w:t>Bài 16: Dân cư và hoạt động sản xuất ở vùng Bắc Trung Bộ và Nam Trung Bộ (tiết 4)</w:t>
+              <w:t>Bài 16. Dân cư và hoạt động sản xuất ở vùng Bắc Trung Bộ và Nam Trung Bộ (Tiết 5)</w:t>
             </w:r>
           </w:p>
         </w:tc>
@@ -5862,7 +5942,6 @@
                 <w:i w:val="0"/>
                 <w:sz w:val="18"/>
               </w:rPr>
-              <w:t>NLS-GT (Cơ bản 2): Ở hoạt động nhóm, GV chiếu bảng chung “Di sản – Nơi có – Nét đặc sắc”.</w:t>
             </w:r>
           </w:p>
         </w:tc>
@@ -5938,7 +6017,7 @@
                 <w:i w:val="0"/>
                 <w:sz w:val="20"/>
               </w:rPr>
-              <w:t>Bài 17: Một số nét văn hoá ở vùng Bắc Trung Bộ và Nam Trung Bộ (tiết 1)</w:t>
+              <w:t>Bài 17. Một số nét văn hoá ở vùng Bắc Trung Bộ và Nam Trung Bộ (Tiết 1)</w:t>
             </w:r>
           </w:p>
         </w:tc>
@@ -5958,7 +6037,7 @@
                 <w:i w:val="0"/>
                 <w:sz w:val="20"/>
               </w:rPr>
-              <w:t>Tiết 46 (4 tiết)</w:t>
+              <w:t>Tiết 46 (3 tiết)</w:t>
             </w:r>
           </w:p>
         </w:tc>
@@ -5977,20 +6056,20 @@
                 <w:i w:val="0"/>
                 <w:sz w:val="18"/>
               </w:rPr>
+              <w:t>Năng lực số 1.1 CB2c: HS lập bảng và đọc được biểu đồ dân cư, từ đó giải thích sự phân bố dân cư của vùng</w:t>
+            </w:r>
+          </w:p>
+          <w:p>
+            <w:pPr>
+              <w:spacing w:after="0"/>
+            </w:pPr>
+            <w:r>
+              <w:rPr>
+                <w:b w:val="0"/>
+                <w:i w:val="0"/>
+                <w:sz w:val="18"/>
+              </w:rPr>
               <w:t>QPAN: Liên hệ vai trò của mỗi vùng đối với quốc phòng, an ninh; giáo dục nhận biết chủ quyền lãnh thổ; có ý thức chấp hành pháp luật, nhất là pháp luật giao thông.</w:t>
-            </w:r>
-          </w:p>
-          <w:p>
-            <w:pPr>
-              <w:spacing w:after="0"/>
-            </w:pPr>
-            <w:r>
-              <w:rPr>
-                <w:b w:val="0"/>
-                <w:i w:val="0"/>
-                <w:sz w:val="18"/>
-              </w:rPr>
-              <w:t>KNS: KN tôn trọng sự khác biệt về văn hoá, phong tục giữa các vùng miền, dân tộc.</w:t>
             </w:r>
           </w:p>
         </w:tc>
@@ -6049,7 +6128,7 @@
                 <w:i w:val="0"/>
                 <w:sz w:val="20"/>
               </w:rPr>
-              <w:t>Chủ đề 4: BẮC TRUNG BỘ VÀ NAM TRUNG BỘ</w:t>
+              <w:t>Chủ đề 4: Bắc Trung Bộ và Nam Trung Bộ</w:t>
             </w:r>
           </w:p>
         </w:tc>
@@ -6068,7 +6147,7 @@
                 <w:i w:val="0"/>
                 <w:sz w:val="20"/>
               </w:rPr>
-              <w:t>Bài 17: Một số nét văn hoá ở vùng Bắc Trung Bộ và Nam Trung Bộ (tiết 2)</w:t>
+              <w:t>Bài 17. Một số nét văn hoá ở vùng Bắc Trung Bộ và Nam Trung Bộ (Tiết 2)</w:t>
             </w:r>
           </w:p>
         </w:tc>
@@ -6182,7 +6261,7 @@
                 <w:i w:val="0"/>
                 <w:sz w:val="20"/>
               </w:rPr>
-              <w:t>Bài 17: Một số nét văn hoá ở vùng Bắc Trung Bộ và Nam Trung Bộ (tiết 3)</w:t>
+              <w:t>Bài 17. Một số nét văn hoá ở vùng Bắc Trung Bộ và Nam Trung Bộ (Tiết 3)</w:t>
             </w:r>
           </w:p>
         </w:tc>
@@ -6279,7 +6358,7 @@
                 <w:i w:val="0"/>
                 <w:sz w:val="20"/>
               </w:rPr>
-              <w:t>Chủ đề 4: BẮC TRUNG BỘ VÀ NAM TRUNG BỘ</w:t>
+              <w:t>Chủ đề 4: Bắc Trung Bộ và Nam Trung Bộ</w:t>
             </w:r>
           </w:p>
         </w:tc>
@@ -6298,7 +6377,7 @@
                 <w:i w:val="0"/>
                 <w:sz w:val="20"/>
               </w:rPr>
-              <w:t>Bài 17: Một số nét văn hoá ở vùng Bắc Trung Bộ và Nam Trung Bộ (tiết 4)</w:t>
+              <w:t>Bài 18. Truyền thống yêu nước, cách mạng của đồng bào Bắc Trung Bộ và Nam Trung Bộ (Tiết 1)</w:t>
             </w:r>
           </w:p>
         </w:tc>
@@ -6318,7 +6397,7 @@
                 <w:i w:val="0"/>
                 <w:sz w:val="20"/>
               </w:rPr>
-              <w:t>Tiết 49</w:t>
+              <w:t>Tiết 49 (2 tiết)</w:t>
             </w:r>
           </w:p>
         </w:tc>
@@ -6337,7 +6416,20 @@
                 <w:i w:val="0"/>
                 <w:sz w:val="18"/>
               </w:rPr>
-              <w:t>NLS-KT (Cơ bản 2): Ở hoạt động Mở đầu bài “Truyền thống yêu nước, cách mạng của đồng bào Bắc Trung Bộ và Nam Trung Bộ”.</w:t>
+              <w:t>QPAN: Giáo dục truyền thống dựng nước và giữ nước, tinh thần chống giặc ngoại xâm của dân tộc; bồi dưỡng niềm tự hào dân tộc và lòng biết ơn các anh hùng, liệt sĩ đã hi sinh bảo vệ Tổ quốc.</w:t>
+            </w:r>
+          </w:p>
+          <w:p>
+            <w:pPr>
+              <w:spacing w:after="0"/>
+            </w:pPr>
+            <w:r>
+              <w:rPr>
+                <w:b w:val="0"/>
+                <w:i w:val="0"/>
+                <w:sz w:val="18"/>
+              </w:rPr>
+              <w:t>KNS: KN ứng phó với thiên tai thường gặp ở địa phương.</w:t>
             </w:r>
           </w:p>
         </w:tc>
@@ -6413,7 +6505,7 @@
                 <w:i w:val="0"/>
                 <w:sz w:val="20"/>
               </w:rPr>
-              <w:t>Bài 18: Truyền thống yêu nước, cách mạng của đồng bào Bắc Trung Bộ và Nam Trung Bộ</w:t>
+              <w:t>Bài 18. Truyền thống yêu nước, cách mạng của đồng bào Bắc Trung Bộ và Nam Trung Bộ (Tiết 2)</w:t>
             </w:r>
           </w:p>
         </w:tc>
@@ -6433,7 +6525,7 @@
                 <w:i w:val="0"/>
                 <w:sz w:val="20"/>
               </w:rPr>
-              <w:t>Tiết 50 (1 tiết)</w:t>
+              <w:t>Tiết 50</w:t>
             </w:r>
           </w:p>
         </w:tc>
@@ -6452,20 +6544,6 @@
                 <w:i w:val="0"/>
                 <w:sz w:val="18"/>
               </w:rPr>
-              <w:t>QPAN: Giáo dục truyền thống dựng nước và giữ nước, tinh thần chống giặc ngoại xâm của dân tộc; bồi dưỡng niềm tự hào dân tộc và lòng biết ơn các anh hùng, liệt sĩ đã hi sinh bảo vệ Tổ quốc.</w:t>
-            </w:r>
-          </w:p>
-          <w:p>
-            <w:pPr>
-              <w:spacing w:after="0"/>
-            </w:pPr>
-            <w:r>
-              <w:rPr>
-                <w:b w:val="0"/>
-                <w:i w:val="0"/>
-                <w:sz w:val="18"/>
-              </w:rPr>
-              <w:t>KNS: KN ứng phó với thiên tai thường gặp ở địa phương.</w:t>
             </w:r>
           </w:p>
         </w:tc>
@@ -6524,7 +6602,7 @@
                 <w:i w:val="0"/>
                 <w:sz w:val="20"/>
               </w:rPr>
-              <w:t>Chủ đề 4: BẮC TRUNG BỘ VÀ NAM TRUNG BỘ</w:t>
+              <w:t>Chủ đề 4: Bắc Trung Bộ và Nam Trung Bộ</w:t>
             </w:r>
           </w:p>
         </w:tc>
@@ -6543,7 +6621,7 @@
                 <w:i w:val="0"/>
                 <w:sz w:val="20"/>
               </w:rPr>
-              <w:t>Bài 19: Cố đô Huế (tiết 1)</w:t>
+              <w:t>Bài 19. Cố đô Huế (Tiết 1)</w:t>
             </w:r>
           </w:p>
         </w:tc>
@@ -6576,6 +6654,19 @@
               <w:spacing w:after="0"/>
             </w:pPr>
             <w:r/>
+            <w:r>
+              <w:rPr>
+                <w:b w:val="0"/>
+                <w:i w:val="0"/>
+                <w:sz w:val="18"/>
+              </w:rPr>
+              <w:t>Năng lực số 1.2 CB2a: HS phân biệt được hiện vật, tư liệu gốc với hình phục dựng do máy tạo</w:t>
+            </w:r>
+          </w:p>
+          <w:p>
+            <w:pPr>
+              <w:spacing w:after="0"/>
+            </w:pPr>
             <w:r>
               <w:rPr>
                 <w:b w:val="0"/>
@@ -6658,7 +6749,7 @@
                 <w:i w:val="0"/>
                 <w:sz w:val="20"/>
               </w:rPr>
-              <w:t>Bài 19: Cố đô Huế (tiết 2)</w:t>
+              <w:t>Bài 19. Cố đô Huế (Tiết 2)</w:t>
             </w:r>
           </w:p>
         </w:tc>
@@ -6697,7 +6788,7 @@
                 <w:i w:val="0"/>
                 <w:sz w:val="18"/>
               </w:rPr>
-              <w:t>AI-NB (Nhận biết): Cho HS xem một hình phục dựng công trình hoặc nhân vật do máy tạo, nêu rõ đó chỉ là hình dung.</w:t>
+              <w:t>Năng lực số 1.2 CB2a: HS phân biệt được hiện vật, tư liệu gốc với hình phục dựng do máy tạo</w:t>
             </w:r>
           </w:p>
         </w:tc>
@@ -6756,7 +6847,7 @@
                 <w:i w:val="0"/>
                 <w:sz w:val="20"/>
               </w:rPr>
-              <w:t>Chủ đề 4: BẮC TRUNG BỘ VÀ NAM TRUNG BỘ</w:t>
+              <w:t>Chủ đề 4: Bắc Trung Bộ và Nam Trung Bộ</w:t>
             </w:r>
           </w:p>
         </w:tc>
@@ -6775,7 +6866,7 @@
                 <w:i w:val="0"/>
                 <w:sz w:val="20"/>
               </w:rPr>
-              <w:t>Bài 20: Phố cổ Hội An (tiết 1)</w:t>
+              <w:t>Bài 20. Phố cổ Hội An (Tiết 1)</w:t>
             </w:r>
           </w:p>
         </w:tc>
@@ -6814,6 +6905,7 @@
                 <w:i w:val="0"/>
                 <w:sz w:val="18"/>
               </w:rPr>
+              <w:t>Năng lực số 1.2 CB2a: HS phân biệt được hiện vật, tư liệu gốc với hình phục dựng do máy tạo</w:t>
             </w:r>
           </w:p>
         </w:tc>
@@ -6889,7 +6981,7 @@
                 <w:i w:val="0"/>
                 <w:sz w:val="20"/>
               </w:rPr>
-              <w:t>Bài 20: Phố cổ Hội An (tiết 2)</w:t>
+              <w:t>Bài 20. Phố cổ Hội An (Tiết 2)</w:t>
             </w:r>
           </w:p>
         </w:tc>
@@ -6928,6 +7020,7 @@
                 <w:i w:val="0"/>
                 <w:sz w:val="18"/>
               </w:rPr>
+              <w:t>Năng lực số 1.2 CB2a: HS phân biệt được hiện vật, tư liệu gốc với hình phục dựng do máy tạo</w:t>
             </w:r>
           </w:p>
         </w:tc>
@@ -7005,7 +7098,7 @@
                 <w:i w:val="0"/>
                 <w:sz w:val="20"/>
               </w:rPr>
-              <w:t>Ôn tập giữa học kì II</w:t>
+              <w:t>Kiểm tra định kì giữa học kì II</w:t>
             </w:r>
           </w:p>
         </w:tc>
@@ -7044,7 +7137,6 @@
                 <w:i w:val="0"/>
                 <w:sz w:val="18"/>
               </w:rPr>
-              <w:t>NLS-KT (Cơ bản 2): Chiếu phim tư liệu về “Lễ hội cồng chiêng Tây Nguyên” do đài truyền hình, cơ quan văn hoá công bố.</w:t>
             </w:r>
           </w:p>
         </w:tc>
@@ -7102,7 +7194,7 @@
                 <w:i w:val="0"/>
                 <w:sz w:val="20"/>
               </w:rPr>
-              <w:t>Chủ đề 5: TÂY NGUYÊN</w:t>
+              <w:t>Chủ đề 4: Bắc Trung Bộ và Nam Trung Bộ</w:t>
             </w:r>
           </w:p>
         </w:tc>
@@ -7121,7 +7213,7 @@
                 <w:i w:val="0"/>
                 <w:sz w:val="20"/>
               </w:rPr>
-              <w:t>Bài 21: Lễ hội cồng chiêng Tây Nguyên (tiết 1)</w:t>
+              <w:t>Bài 21. Lễ hội Cồng chiêng Tây Nguyên</w:t>
             </w:r>
           </w:p>
         </w:tc>
@@ -7141,7 +7233,7 @@
                 <w:i w:val="0"/>
                 <w:sz w:val="20"/>
               </w:rPr>
-              <w:t>Tiết 56 (2 tiết)</w:t>
+              <w:t>Tiết 56 (1 tiết)</w:t>
             </w:r>
           </w:p>
         </w:tc>
@@ -7160,20 +7252,20 @@
                 <w:i w:val="0"/>
                 <w:sz w:val="18"/>
               </w:rPr>
+              <w:t>Năng lực số 1.1 CB2c: HS mô tả được nét đặc sắc của lễ hội, nét văn hoá vùng miền nhờ phim tư liệu chính thống</w:t>
+            </w:r>
+          </w:p>
+          <w:p>
+            <w:pPr>
+              <w:spacing w:after="0"/>
+            </w:pPr>
+            <w:r>
+              <w:rPr>
+                <w:b w:val="0"/>
+                <w:i w:val="0"/>
+                <w:sz w:val="18"/>
+              </w:rPr>
               <w:t>QPAN: Liên hệ vai trò của mỗi vùng đối với quốc phòng, an ninh; giáo dục nhận biết chủ quyền lãnh thổ; có ý thức chấp hành pháp luật, nhất là pháp luật giao thông.</w:t>
-            </w:r>
-          </w:p>
-          <w:p>
-            <w:pPr>
-              <w:spacing w:after="0"/>
-            </w:pPr>
-            <w:r>
-              <w:rPr>
-                <w:b w:val="0"/>
-                <w:i w:val="0"/>
-                <w:sz w:val="18"/>
-              </w:rPr>
-              <w:t>KNS: KN tôn trọng sự khác biệt về văn hoá, phong tục giữa các vùng miền, dân tộc.</w:t>
             </w:r>
           </w:p>
         </w:tc>
@@ -7232,7 +7324,7 @@
                 <w:i w:val="0"/>
                 <w:sz w:val="20"/>
               </w:rPr>
-              <w:t>Chủ đề 5: TÂY NGUYÊN</w:t>
+              <w:t>Chủ đề 5: Nam Bộ</w:t>
             </w:r>
           </w:p>
         </w:tc>
@@ -7251,7 +7343,7 @@
                 <w:i w:val="0"/>
                 <w:sz w:val="20"/>
               </w:rPr>
-              <w:t>Bài 21: Lễ hội cồng chiêng Tây Nguyên (tiết 2)</w:t>
+              <w:t>Bài 22. Thiên nhiên vùng Nam Bộ (Tiết 1)</w:t>
             </w:r>
           </w:p>
         </w:tc>
@@ -7271,7 +7363,7 @@
                 <w:i w:val="0"/>
                 <w:sz w:val="20"/>
               </w:rPr>
-              <w:t>Tiết 57</w:t>
+              <w:t>Tiết 57 (3 tiết)</w:t>
             </w:r>
           </w:p>
         </w:tc>
@@ -7290,7 +7382,20 @@
                 <w:i w:val="0"/>
                 <w:sz w:val="18"/>
               </w:rPr>
-              <w:t>NLS-GQVĐ (Cơ bản 2): HS tra bảng số liệu nhiệt độ, lượng mưa của vùng từ nguồn chính thống, nhập vào bảng tính.</w:t>
+              <w:t>Năng lực số 1.1 CB2c: HS thao tác được các lớp bản đồ số, ảnh vệ tinh để mô tả đặc điểm thiên nhiên của vùng</w:t>
+            </w:r>
+          </w:p>
+          <w:p>
+            <w:pPr>
+              <w:spacing w:after="0"/>
+            </w:pPr>
+            <w:r>
+              <w:rPr>
+                <w:b w:val="0"/>
+                <w:i w:val="0"/>
+                <w:sz w:val="18"/>
+              </w:rPr>
+              <w:t>QPAN: Liên hệ vai trò của mỗi vùng đối với quốc phòng, an ninh; giáo dục nhận biết chủ quyền lãnh thổ; có ý thức chấp hành pháp luật, nhất là pháp luật giao thông.</w:t>
             </w:r>
           </w:p>
         </w:tc>
@@ -7348,7 +7453,6 @@
                 <w:i w:val="0"/>
                 <w:sz w:val="20"/>
               </w:rPr>
-              <w:t>Chủ đề 6: NAM BỘ</w:t>
             </w:r>
           </w:p>
         </w:tc>
@@ -7367,7 +7471,7 @@
                 <w:i w:val="0"/>
                 <w:sz w:val="20"/>
               </w:rPr>
-              <w:t>Bài 22: Thiên nhiên vùng Nam Bộ (tiết 1)</w:t>
+              <w:t>Bài 22. Thiên nhiên vùng Nam Bộ (Tiết 2)</w:t>
             </w:r>
           </w:p>
         </w:tc>
@@ -7387,7 +7491,7 @@
                 <w:i w:val="0"/>
                 <w:sz w:val="20"/>
               </w:rPr>
-              <w:t>Tiết 58 (4 tiết)</w:t>
+              <w:t>Tiết 58</w:t>
             </w:r>
           </w:p>
         </w:tc>
@@ -7406,7 +7510,7 @@
                 <w:i w:val="0"/>
                 <w:sz w:val="18"/>
               </w:rPr>
-              <w:t>QPAN: Liên hệ vai trò của mỗi vùng đối với quốc phòng, an ninh; giáo dục nhận biết chủ quyền lãnh thổ; có ý thức chấp hành pháp luật, nhất là pháp luật giao thông.</w:t>
+              <w:t>Năng lực số 1.1 CB2c: HS thao tác được các lớp bản đồ số, ảnh vệ tinh để mô tả đặc điểm thiên nhiên của vùng</w:t>
             </w:r>
           </w:p>
         </w:tc>
@@ -7465,7 +7569,7 @@
                 <w:i w:val="0"/>
                 <w:sz w:val="20"/>
               </w:rPr>
-              <w:t>Chủ đề 6: NAM BỘ</w:t>
+              <w:t>Chủ đề 5: Nam Bộ</w:t>
             </w:r>
           </w:p>
         </w:tc>
@@ -7484,7 +7588,7 @@
                 <w:i w:val="0"/>
                 <w:sz w:val="20"/>
               </w:rPr>
-              <w:t>Bài 22: Thiên nhiên vùng Nam Bộ (tiết 2)</w:t>
+              <w:t>Bài 22. Thiên nhiên vùng Nam Bộ (Tiết 3)</w:t>
             </w:r>
           </w:p>
         </w:tc>
@@ -7523,6 +7627,7 @@
                 <w:i w:val="0"/>
                 <w:sz w:val="18"/>
               </w:rPr>
+              <w:t>Năng lực số 1.1 CB2c: HS thao tác được các lớp bản đồ số, ảnh vệ tinh để mô tả đặc điểm thiên nhiên của vùng</w:t>
             </w:r>
           </w:p>
         </w:tc>
@@ -7598,7 +7703,7 @@
                 <w:i w:val="0"/>
                 <w:sz w:val="20"/>
               </w:rPr>
-              <w:t>Bài 22: Thiên nhiên vùng Nam Bộ (tiết 3)</w:t>
+              <w:t>Bài 23. Dân cư và hoạt động sản xuất ở vùng Nam Bộ (Tiết 1)</w:t>
             </w:r>
           </w:p>
         </w:tc>
@@ -7618,7 +7723,7 @@
                 <w:i w:val="0"/>
                 <w:sz w:val="20"/>
               </w:rPr>
-              <w:t>Tiết 60</w:t>
+              <w:t>Tiết 60 (3 tiết)</w:t>
             </w:r>
           </w:p>
         </w:tc>
@@ -7637,6 +7742,20 @@
                 <w:i w:val="0"/>
                 <w:sz w:val="18"/>
               </w:rPr>
+              <w:t>Năng lực số 1.1 CB2c: HS lập bảng và đọc được biểu đồ dân cư, từ đó giải thích sự phân bố dân cư của vùng</w:t>
+            </w:r>
+          </w:p>
+          <w:p>
+            <w:pPr>
+              <w:spacing w:after="0"/>
+            </w:pPr>
+            <w:r>
+              <w:rPr>
+                <w:b w:val="0"/>
+                <w:i w:val="0"/>
+                <w:sz w:val="18"/>
+              </w:rPr>
+              <w:t>QPAN: Liên hệ vai trò của mỗi vùng đối với quốc phòng, an ninh; giáo dục nhận biết chủ quyền lãnh thổ; có ý thức chấp hành pháp luật, nhất là pháp luật giao thông.</w:t>
             </w:r>
           </w:p>
         </w:tc>
@@ -7695,7 +7814,7 @@
                 <w:i w:val="0"/>
                 <w:sz w:val="20"/>
               </w:rPr>
-              <w:t>Chủ đề 6: NAM BỘ</w:t>
+              <w:t>Chủ đề 5: Nam Bộ</w:t>
             </w:r>
           </w:p>
         </w:tc>
@@ -7714,7 +7833,7 @@
                 <w:i w:val="0"/>
                 <w:sz w:val="20"/>
               </w:rPr>
-              <w:t>Bài 22: Thiên nhiên vùng Nam Bộ (tiết 4)</w:t>
+              <w:t>Bài 23. Dân cư và hoạt động sản xuất ở vùng Nam Bộ (Tiết 2)</w:t>
             </w:r>
           </w:p>
         </w:tc>
@@ -7753,7 +7872,7 @@
                 <w:i w:val="0"/>
                 <w:sz w:val="18"/>
               </w:rPr>
-              <w:t>NLS-KT (Cơ bản 2): HS tra số liệu dân số, mật độ dân cư của vùng trong bài “Dân cư và hoạt động sản xuất ở vùng Nam Bộ”.</w:t>
+              <w:t>Năng lực số 1.1 CB2c: HS lập bảng và đọc được biểu đồ dân cư, từ đó giải thích sự phân bố dân cư của vùng</w:t>
             </w:r>
           </w:p>
         </w:tc>
@@ -7829,7 +7948,7 @@
                 <w:i w:val="0"/>
                 <w:sz w:val="20"/>
               </w:rPr>
-              <w:t>Bài 23: Dân cư và hoạt động sản xuất ở vùng Nam Bộ (tiết 1)</w:t>
+              <w:t>Bài 23. Dân cư và hoạt động sản xuất ở vùng Nam Bộ (Tiết 3)</w:t>
             </w:r>
           </w:p>
         </w:tc>
@@ -7849,7 +7968,7 @@
                 <w:i w:val="0"/>
                 <w:sz w:val="20"/>
               </w:rPr>
-              <w:t>Tiết 62 (2 tiết)</w:t>
+              <w:t>Tiết 62</w:t>
             </w:r>
           </w:p>
         </w:tc>
@@ -7868,20 +7987,6 @@
                 <w:i w:val="0"/>
                 <w:sz w:val="18"/>
               </w:rPr>
-              <w:t>QPAN: Liên hệ vai trò của mỗi vùng đối với quốc phòng, an ninh; giáo dục nhận biết chủ quyền lãnh thổ; có ý thức chấp hành pháp luật, nhất là pháp luật giao thông.</w:t>
-            </w:r>
-          </w:p>
-          <w:p>
-            <w:pPr>
-              <w:spacing w:after="0"/>
-            </w:pPr>
-            <w:r>
-              <w:rPr>
-                <w:b w:val="0"/>
-                <w:i w:val="0"/>
-                <w:sz w:val="18"/>
-              </w:rPr>
-              <w:t>KNS: KN tôn trọng sự khác biệt về văn hoá, phong tục giữa các vùng miền, dân tộc.</w:t>
             </w:r>
           </w:p>
         </w:tc>
@@ -7940,7 +8045,7 @@
                 <w:i w:val="0"/>
                 <w:sz w:val="20"/>
               </w:rPr>
-              <w:t>Chủ đề 6: NAM BỘ</w:t>
+              <w:t>Chủ đề 5: Nam Bộ</w:t>
             </w:r>
           </w:p>
         </w:tc>
@@ -7959,7 +8064,7 @@
                 <w:i w:val="0"/>
                 <w:sz w:val="20"/>
               </w:rPr>
-              <w:t>Bài 23: Dân cư và hoạt động sản xuất ở vùng Nam Bộ (tiết 2)</w:t>
+              <w:t>Bài 24. Một số nét văn hoá và truyền thống yêu nước, cách mạng của đồng bào Nam Bộ (Tiết 1)</w:t>
             </w:r>
           </w:p>
         </w:tc>
@@ -7979,7 +8084,7 @@
                 <w:i w:val="0"/>
                 <w:sz w:val="20"/>
               </w:rPr>
-              <w:t>Tiết 63</w:t>
+              <w:t>Tiết 63 (2 tiết)</w:t>
             </w:r>
           </w:p>
         </w:tc>
@@ -7998,7 +8103,20 @@
                 <w:i w:val="0"/>
                 <w:sz w:val="18"/>
               </w:rPr>
-              <w:t>NLS-ST (Cơ bản 2): HS làm một sản phẩm số nhỏ giới thiệu lễ hội hoặc nét văn hoá vừa học: trang chiếu.</w:t>
+              <w:t>Năng lực số 1.1 CB2c: HS mô tả được nét đặc sắc của lễ hội, nét văn hoá vùng miền nhờ phim tư liệu chính thống</w:t>
+            </w:r>
+          </w:p>
+          <w:p>
+            <w:pPr>
+              <w:spacing w:after="0"/>
+            </w:pPr>
+            <w:r>
+              <w:rPr>
+                <w:b w:val="0"/>
+                <w:i w:val="0"/>
+                <w:sz w:val="18"/>
+              </w:rPr>
+              <w:t>QPAN: Giáo dục truyền thống dựng nước và giữ nước, tinh thần chống giặc ngoại xâm của dân tộc; bồi dưỡng niềm tự hào dân tộc và lòng biết ơn các anh hùng, liệt sĩ đã hi sinh bảo vệ Tổ quốc.</w:t>
             </w:r>
           </w:p>
         </w:tc>
@@ -8074,7 +8192,7 @@
                 <w:i w:val="0"/>
                 <w:sz w:val="20"/>
               </w:rPr>
-              <w:t>Bài 24: Một số nét văn hoá và truyền thống yêu nước, cách mạng của đồng bào Nam Bộ (tiết 1)</w:t>
+              <w:t>Bài 24. Một số nét văn hoá và truyền thống yêu nước, cách mạng của đồng bào Nam Bộ (Tiết 2)</w:t>
             </w:r>
           </w:p>
         </w:tc>
@@ -8094,7 +8212,7 @@
                 <w:i w:val="0"/>
                 <w:sz w:val="20"/>
               </w:rPr>
-              <w:t>Tiết 64 (2 tiết)</w:t>
+              <w:t>Tiết 64</w:t>
             </w:r>
           </w:p>
         </w:tc>
@@ -8113,20 +8231,7 @@
                 <w:i w:val="0"/>
                 <w:sz w:val="18"/>
               </w:rPr>
-              <w:t>QPAN: Giáo dục truyền thống dựng nước và giữ nước, tinh thần chống giặc ngoại xâm của dân tộc; bồi dưỡng niềm tự hào dân tộc và lòng biết ơn các anh hùng, liệt sĩ đã hi sinh bảo vệ Tổ quốc.</w:t>
-            </w:r>
-          </w:p>
-          <w:p>
-            <w:pPr>
-              <w:spacing w:after="0"/>
-            </w:pPr>
-            <w:r>
-              <w:rPr>
-                <w:b w:val="0"/>
-                <w:i w:val="0"/>
-                <w:sz w:val="18"/>
-              </w:rPr>
-              <w:t>KNS: KN ứng phó với thiên tai thường gặp ở địa phương.</w:t>
+              <w:t>Năng lực số 1.1 CB2c: HS mô tả được nét đặc sắc của lễ hội, nét văn hoá vùng miền nhờ phim tư liệu chính thống</w:t>
             </w:r>
           </w:p>
         </w:tc>
@@ -8185,7 +8290,7 @@
                 <w:i w:val="0"/>
                 <w:sz w:val="20"/>
               </w:rPr>
-              <w:t>Chủ đề 6: NAM BỘ</w:t>
+              <w:t>Chủ đề 5: Nam Bộ</w:t>
             </w:r>
           </w:p>
         </w:tc>
@@ -8204,7 +8309,7 @@
                 <w:i w:val="0"/>
                 <w:sz w:val="20"/>
               </w:rPr>
-              <w:t>Bài 24: Một số nét văn hoá và truyền thống yêu nước, cách mạng của đồng bào Nam Bộ (tiết 2)</w:t>
+              <w:t>Bài 25. Thành phố Hồ Chí Minh (Tiết 1)</w:t>
             </w:r>
           </w:p>
         </w:tc>
@@ -8224,7 +8329,7 @@
                 <w:i w:val="0"/>
                 <w:sz w:val="20"/>
               </w:rPr>
-              <w:t>Tiết 65</w:t>
+              <w:t>Tiết 65 (2 tiết)</w:t>
             </w:r>
           </w:p>
         </w:tc>
@@ -8243,7 +8348,20 @@
                 <w:i w:val="0"/>
                 <w:sz w:val="18"/>
               </w:rPr>
-              <w:t>NLS-KT (Cơ bản 2): Cho HS tham quan “Thành phố Hồ Chí Minh” qua bảo tàng số, ảnh 360 độ.</w:t>
+              <w:t>Năng lực số 1.2 CB2a: HS phân biệt được hiện vật, tư liệu gốc với hình phục dựng do máy tạo</w:t>
+            </w:r>
+          </w:p>
+          <w:p>
+            <w:pPr>
+              <w:spacing w:after="0"/>
+            </w:pPr>
+            <w:r>
+              <w:rPr>
+                <w:b w:val="0"/>
+                <w:i w:val="0"/>
+                <w:sz w:val="18"/>
+              </w:rPr>
+              <w:t>QPAN: Liên hệ vai trò của mỗi vùng đối với quốc phòng, an ninh; giáo dục nhận biết chủ quyền lãnh thổ; có ý thức chấp hành pháp luật, nhất là pháp luật giao thông.</w:t>
             </w:r>
           </w:p>
         </w:tc>
@@ -8319,7 +8437,7 @@
                 <w:i w:val="0"/>
                 <w:sz w:val="20"/>
               </w:rPr>
-              <w:t>Bài 25: Thành phố Hồ Chí Minh (tiết 1)</w:t>
+              <w:t>Bài 25. Thành phố Hồ Chí Minh (Tiết 2)</w:t>
             </w:r>
           </w:p>
         </w:tc>
@@ -8339,7 +8457,7 @@
                 <w:i w:val="0"/>
                 <w:sz w:val="20"/>
               </w:rPr>
-              <w:t>Tiết 66 (2 tiết)</w:t>
+              <w:t>Tiết 66</w:t>
             </w:r>
           </w:p>
         </w:tc>
@@ -8358,7 +8476,7 @@
                 <w:i w:val="0"/>
                 <w:sz w:val="18"/>
               </w:rPr>
-              <w:t>QPAN: Liên hệ vai trò của mỗi vùng đối với quốc phòng, an ninh; giáo dục nhận biết chủ quyền lãnh thổ; có ý thức chấp hành pháp luật, nhất là pháp luật giao thông.</w:t>
+              <w:t>Năng lực số 1.2 CB2a: HS phân biệt được hiện vật, tư liệu gốc với hình phục dựng do máy tạo</w:t>
             </w:r>
           </w:p>
         </w:tc>
@@ -8417,7 +8535,7 @@
                 <w:i w:val="0"/>
                 <w:sz w:val="20"/>
               </w:rPr>
-              <w:t>Chủ đề 6: NAM BỘ</w:t>
+              <w:t>Chủ đề 5: Nam Bộ</w:t>
             </w:r>
           </w:p>
         </w:tc>
@@ -8436,7 +8554,7 @@
                 <w:i w:val="0"/>
                 <w:sz w:val="20"/>
               </w:rPr>
-              <w:t>Bài 25: Thành phố Hồ Chí Minh (tiết 2)</w:t>
+              <w:t>Bài 26. Địa đạo Củ Chi</w:t>
             </w:r>
           </w:p>
         </w:tc>
@@ -8456,7 +8574,7 @@
                 <w:i w:val="0"/>
                 <w:sz w:val="20"/>
               </w:rPr>
-              <w:t>Tiết 67</w:t>
+              <w:t>Tiết 67 (1 tiết)</w:t>
             </w:r>
           </w:p>
         </w:tc>
@@ -8475,7 +8593,20 @@
                 <w:i w:val="0"/>
                 <w:sz w:val="18"/>
               </w:rPr>
-              <w:t>AI-NB (Nhận biết): Cho HS xem một hình phục dựng công trình hoặc nhân vật do máy tạo, nêu rõ đó chỉ là hình dung.</w:t>
+              <w:t>Năng lực số 1.2 CB2a: HS phân biệt được hiện vật, tư liệu gốc với hình phục dựng do máy tạo</w:t>
+            </w:r>
+          </w:p>
+          <w:p>
+            <w:pPr>
+              <w:spacing w:after="0"/>
+            </w:pPr>
+            <w:r>
+              <w:rPr>
+                <w:b w:val="0"/>
+                <w:i w:val="0"/>
+                <w:sz w:val="18"/>
+              </w:rPr>
+              <w:t>QPAN: Liên hệ vai trò của mỗi vùng đối với quốc phòng, an ninh; giáo dục nhận biết chủ quyền lãnh thổ; có ý thức chấp hành pháp luật, nhất là pháp luật giao thông.</w:t>
             </w:r>
           </w:p>
         </w:tc>
@@ -8551,7 +8682,7 @@
                 <w:i w:val="0"/>
                 <w:sz w:val="20"/>
               </w:rPr>
-              <w:t>Bài 26: Địa đạo Củ Chi</w:t>
+              <w:t>Bài 27. Ôn tập (Tiết 1)</w:t>
             </w:r>
           </w:p>
         </w:tc>
@@ -8571,7 +8702,7 @@
                 <w:i w:val="0"/>
                 <w:sz w:val="20"/>
               </w:rPr>
-              <w:t>Tiết 68 (1 tiết)</w:t>
+              <w:t>Tiết 68 (2 tiết)</w:t>
             </w:r>
           </w:p>
         </w:tc>
@@ -8590,7 +8721,6 @@
                 <w:i w:val="0"/>
                 <w:sz w:val="18"/>
               </w:rPr>
-              <w:t>QPAN: Liên hệ vai trò của mỗi vùng đối với quốc phòng, an ninh; giáo dục nhận biết chủ quyền lãnh thổ; có ý thức chấp hành pháp luật, nhất là pháp luật giao thông.</w:t>
             </w:r>
           </w:p>
         </w:tc>
@@ -8649,7 +8779,7 @@
                 <w:i w:val="0"/>
                 <w:sz w:val="20"/>
               </w:rPr>
-              <w:t>Ôn tập, kiểm tra, đánh giá</w:t>
+              <w:t>Chủ đề 5: Nam Bộ</w:t>
             </w:r>
           </w:p>
         </w:tc>
@@ -8668,7 +8798,7 @@
                 <w:i w:val="0"/>
                 <w:sz w:val="20"/>
               </w:rPr>
-              <w:t>Ôn tập cuối năm</w:t>
+              <w:t>Bài 27. Ôn tập (Tiết 2)</w:t>
             </w:r>
           </w:p>
         </w:tc>
@@ -8688,7 +8818,7 @@
                 <w:i w:val="0"/>
                 <w:sz w:val="20"/>
               </w:rPr>
-              <w:t>Tiết 69 (1 tiết)</w:t>
+              <w:t>Tiết 69</w:t>
             </w:r>
           </w:p>
         </w:tc>
@@ -8764,6 +8894,7 @@
                 <w:i w:val="0"/>
                 <w:sz w:val="20"/>
               </w:rPr>
+              <w:t>Ôn tập, kiểm tra, đánh giá</w:t>
             </w:r>
           </w:p>
         </w:tc>
@@ -8782,7 +8913,7 @@
                 <w:i w:val="0"/>
                 <w:sz w:val="20"/>
               </w:rPr>
-              <w:t>Kiểm tra định kì cuối năm</w:t>
+              <w:t>Kiểm tra định kì cuối năm học</w:t>
             </w:r>
           </w:p>
         </w:tc>

--- a/assets/docs/lop4/Lich su va Dia li - Lop 4.docx
+++ b/assets/docs/lop4/Lich su va Dia li - Lop 4.docx
@@ -3550,6 +3550,7 @@
                 <w:i w:val="0"/>
                 <w:sz w:val="18"/>
               </w:rPr>
+              <w:t>Năng lực số 1.1 CB2c: HS mô tả được nét đặc sắc của lễ hội, nét văn hoá vùng miền nhờ phim tư liệu chính thống</w:t>
             </w:r>
           </w:p>
         </w:tc>
@@ -5942,6 +5943,7 @@
                 <w:i w:val="0"/>
                 <w:sz w:val="18"/>
               </w:rPr>
+              <w:t>Năng lực số 1.1 CB2c: HS mở lược đồ số của vùng trên máy chiếu, phóng to để tìm nơi phân bố các hoạt động sản xuất và điền vào bảng tổng kết</w:t>
             </w:r>
           </w:p>
         </w:tc>
@@ -6544,6 +6546,7 @@
                 <w:i w:val="0"/>
                 <w:sz w:val="18"/>
               </w:rPr>
+              <w:t>Năng lực số 1.2 CB2a: HS đối chiếu ảnh tư liệu về nhân vật, di tích đã sưu tầm với thông tin trong SGK, chọn ảnh có nguồn tin cậy và ghi rõ nguồn khi kể chuyện trước lớp</w:t>
             </w:r>
           </w:p>
         </w:tc>
@@ -7987,6 +7990,7 @@
                 <w:i w:val="0"/>
                 <w:sz w:val="18"/>
               </w:rPr>
+              <w:t>Năng lực số 1.1 CB2c: HS mở lược đồ số của vùng trên máy chiếu, phóng to để tìm nơi phân bố các hoạt động sản xuất và điền vào sơ đồ tư duy của nhóm</w:t>
             </w:r>
           </w:p>
         </w:tc>
@@ -8721,6 +8725,7 @@
                 <w:i w:val="0"/>
                 <w:sz w:val="18"/>
               </w:rPr>
+              <w:t>Năng lực số 1.1 CB2c: HS mở bản đồ số Việt Nam trên máy chiếu, phóng to để chỉ vị trí và kể tên các tỉnh, thành phố của vùng Bắc Trung Bộ và Nam Trung Bộ rồi điền vào phiếu ôn tập</w:t>
             </w:r>
           </w:p>
         </w:tc>
@@ -8837,6 +8842,7 @@
                 <w:i w:val="0"/>
                 <w:sz w:val="18"/>
               </w:rPr>
+              <w:t>Năng lực số 1.2 CB2a: HS chọn tranh ảnh về vùng Nam Bộ có nguồn tin cậy trong số tư liệu đã sưu tầm để làm bài giới thiệu và ghi rõ nguồn dưới mỗi ảnh</w:t>
             </w:r>
           </w:p>
         </w:tc>

--- a/assets/docs/lop4/Lich su va Dia li - Lop 4.docx
+++ b/assets/docs/lop4/Lich su va Dia li - Lop 4.docx
@@ -3061,7 +3061,7 @@
                 <w:i w:val="0"/>
                 <w:sz w:val="18"/>
               </w:rPr>
-              <w:t>Bổ sung bài còn thiếu theo mục lục SGK (Tổ CM đối chiếu SGK)</w:t>
+              <w:t>Bổ sung bài còn thiếu theo mục lục SGK (Tổ CM đối chiếu SGK); Năng lực số Miền 1 (Cơ bản, bậc 2): HS tra số liệu dân số, mật độ dân cư của vùng trong bài “Dân cư và hoạt động sản xuất ở vùng đồng bằng Bắc Bộ” từ nguồn chính thống; Năng lực số Miền 1 (Cơ bản, bậc 2): GV chiếu phim ngắn về hoạt động sản xuất tiêu biểu của vùng (trồng chè, khai thác khoáng sản, đánh bắt và nuôi trồng thuỷ sản, làm muối)</w:t>
             </w:r>
           </w:p>
           <w:p>
@@ -3420,7 +3420,7 @@
                 <w:i w:val="0"/>
                 <w:sz w:val="18"/>
               </w:rPr>
-              <w:t>Năng lực số 1.1 CB2c: HS mô tả được nét đặc sắc của lễ hội, nét văn hoá vùng miền nhờ phim tư liệu chính thống</w:t>
+              <w:t>Năng lực số Miền 1 (Cơ bản, bậc 2): GV chiếu phim tư liệu về “Một số nét văn hóa ở vùng đồng bằng Bắc Bộ” do đài truyền hình, cơ quan văn hoá công bố: phần lễ, phần hội, trang phục; Năng lực số Miền 3 (Cơ bản, bậc 2): HS làm một sản phẩm số nhỏ giới thiệu lễ hội hoặc nét văn hoá vừa học: trang chiếu có ảnh và chú thích, hoặc đoạn thuyết minh ghi âm</w:t>
             </w:r>
           </w:p>
           <w:p>
@@ -6188,6 +6188,20 @@
                 <w:i w:val="0"/>
                 <w:sz w:val="18"/>
               </w:rPr>
+              <w:t>Năng lực số Miền 1 (Cơ bản, bậc 2): Ở hoạt động Tìm hiểu vùng đất hội tụ nhiều di sản của bài “Một số nét văn hoá ở vùng Bắc Trung Bộ và Nam Trung Bộ”; Nơi có; Nét đặc sắc”; các nhóm lên điền rồi đọc bảng của nhau</w:t>
+            </w:r>
+          </w:p>
+          <w:p>
+            <w:pPr>
+              <w:spacing w:after="0"/>
+            </w:pPr>
+            <w:r>
+              <w:rPr>
+                <w:b w:val="0"/>
+                <w:i w:val="0"/>
+                <w:sz w:val="18"/>
+              </w:rPr>
+              <w:t>NLS: Năng lực số Miền 2 (Cơ bản, bậc 2): Ở hoạt động nhóm, GV chiếu bảng chung “Di sản</w:t>
             </w:r>
           </w:p>
         </w:tc>
@@ -6418,20 +6432,20 @@
                 <w:i w:val="0"/>
                 <w:sz w:val="18"/>
               </w:rPr>
+              <w:t>Năng lực số Miền 1 (Cơ bản, bậc 2): Ở hoạt động Mở đầu bài “Truyền thống yêu nước, cách mạng của đồng bào Bắc Trung Bộ và Nam Trung Bộ”, GV chiếu trò chơi lật mảnh ghép trên màn hình; Năng lực số Miền 2 (Cơ bản, bậc 2): Ở hoạt động nhóm, GV chiếu bảng chung “Di tích, nhân vật; Nơi có; Điều đáng nhớ”; các nhóm lên điền rồi đọc bảng của nhau</w:t>
+            </w:r>
+          </w:p>
+          <w:p>
+            <w:pPr>
+              <w:spacing w:after="0"/>
+            </w:pPr>
+            <w:r>
+              <w:rPr>
+                <w:b w:val="0"/>
+                <w:i w:val="0"/>
+                <w:sz w:val="18"/>
+              </w:rPr>
               <w:t>QPAN: Giáo dục truyền thống dựng nước và giữ nước, tinh thần chống giặc ngoại xâm của dân tộc; bồi dưỡng niềm tự hào dân tộc và lòng biết ơn các anh hùng, liệt sĩ đã hi sinh bảo vệ Tổ quốc.</w:t>
-            </w:r>
-          </w:p>
-          <w:p>
-            <w:pPr>
-              <w:spacing w:after="0"/>
-            </w:pPr>
-            <w:r>
-              <w:rPr>
-                <w:b w:val="0"/>
-                <w:i w:val="0"/>
-                <w:sz w:val="18"/>
-              </w:rPr>
-              <w:t>KNS: KN ứng phó với thiên tai thường gặp ở địa phương.</w:t>
             </w:r>
           </w:p>
         </w:tc>

--- a/assets/docs/lop4/Lich su va Dia li - Lop 4.docx
+++ b/assets/docs/lop4/Lich su va Dia li - Lop 4.docx
@@ -3189,7 +3189,6 @@
                 <w:i w:val="0"/>
                 <w:sz w:val="18"/>
               </w:rPr>
-              <w:t>NLS-KT (Cơ bản 2): Cho HS tham quan “Sông Hồng và văn minh Sông Hồng” qua bảo tàng số, ảnh 360 độ.</w:t>
             </w:r>
           </w:p>
         </w:tc>
@@ -5235,7 +5234,6 @@
                 <w:i w:val="0"/>
                 <w:sz w:val="18"/>
               </w:rPr>
-              <w:t>NLS-KT (Cơ bản 2): Ở hoạt động Khám phá bài “Dân cư và hoạt động sản xuất ở vùng Bắc Trung Bộ và Nam Trung Bộ”.</w:t>
             </w:r>
           </w:p>
         </w:tc>
@@ -5826,7 +5824,6 @@
                 <w:i w:val="0"/>
                 <w:sz w:val="18"/>
               </w:rPr>
-              <w:t>NLS-GT (Cơ bản 2): Ở hoạt động nhóm, GV chiếu bảng chung “Di sản – Nơi có – Nét đặc sắc”.</w:t>
             </w:r>
           </w:p>
         </w:tc>

--- a/assets/docs/lop4/Lich su va Dia li - Lop 4.docx
+++ b/assets/docs/lop4/Lich su va Dia li - Lop 4.docx
@@ -2081,20 +2081,7 @@
                 <w:i w:val="0"/>
                 <w:sz w:val="18"/>
               </w:rPr>
-              <w:t>GDĐP: Nội dung giáo dục địa phương</w:t>
-            </w:r>
-          </w:p>
-          <w:p>
-            <w:pPr>
-              <w:spacing w:after="0"/>
-            </w:pPr>
-            <w:r>
-              <w:rPr>
-                <w:b w:val="0"/>
-                <w:i w:val="0"/>
-                <w:sz w:val="18"/>
-              </w:rPr>
-              <w:t>GDĐP: đối chiếu tài liệu GDĐP của tỉnh</w:t>
+              <w:t>GDĐP: Nội dung giáo dục địa phương — đối chiếu tài liệu GDĐP của tỉnh</w:t>
             </w:r>
           </w:p>
           <w:p>
@@ -6185,20 +6172,7 @@
                 <w:i w:val="0"/>
                 <w:sz w:val="18"/>
               </w:rPr>
-              <w:t>Năng lực số Miền 1 (Cơ bản, bậc 2): Ở hoạt động Tìm hiểu vùng đất hội tụ nhiều di sản của bài “Một số nét văn hoá ở vùng Bắc Trung Bộ và Nam Trung Bộ”; Nơi có; Nét đặc sắc”; các nhóm lên điền rồi đọc bảng của nhau</w:t>
-            </w:r>
-          </w:p>
-          <w:p>
-            <w:pPr>
-              <w:spacing w:after="0"/>
-            </w:pPr>
-            <w:r>
-              <w:rPr>
-                <w:b w:val="0"/>
-                <w:i w:val="0"/>
-                <w:sz w:val="18"/>
-              </w:rPr>
-              <w:t>NLS: Năng lực số Miền 2 (Cơ bản, bậc 2): Ở hoạt động nhóm, GV chiếu bảng chung “Di sản</w:t>
+              <w:t>Năng lực số Miền 1 (Cơ bản, bậc 2): Ở hoạt động Tìm hiểu vùng đất hội tụ nhiều di sản của bài “Một số nét văn hoá ở vùng Bắc Trung Bộ và Nam Trung Bộ”; Năng lực số Miền 2 (Cơ bản, bậc 2): Ở hoạt động nhóm, GV chiếu bảng chung “Di sản – Nơi có – Nét đặc sắc”; các nhóm lên điền rồi đọc bảng của nhau</w:t>
             </w:r>
           </w:p>
         </w:tc>
@@ -6429,7 +6403,7 @@
                 <w:i w:val="0"/>
                 <w:sz w:val="18"/>
               </w:rPr>
-              <w:t>Năng lực số Miền 1 (Cơ bản, bậc 2): Ở hoạt động Mở đầu bài “Truyền thống yêu nước, cách mạng của đồng bào Bắc Trung Bộ và Nam Trung Bộ”, GV chiếu trò chơi lật mảnh ghép trên màn hình; Năng lực số Miền 2 (Cơ bản, bậc 2): Ở hoạt động nhóm, GV chiếu bảng chung “Di tích, nhân vật; Nơi có; Điều đáng nhớ”; các nhóm lên điền rồi đọc bảng của nhau</w:t>
+              <w:t>Năng lực số Miền 1 (Cơ bản, bậc 2): Ở hoạt động Mở đầu bài “Truyền thống yêu nước, cách mạng của đồng bào Bắc Trung Bộ và Nam Trung Bộ”, GV chiếu trò chơi lật mảnh ghép trên màn hình; Năng lực số Miền 2 (Cơ bản, bậc 2): Ở hoạt động nhóm, GV chiếu bảng chung “Di tích, nhân vật – Nơi có – Điều đáng nhớ”; các nhóm lên điền rồi đọc bảng của nhau</w:t>
             </w:r>
           </w:p>
           <w:p>
